--- a/manuscript/Adolescentes_19_julio.docx
+++ b/manuscript/Adolescentes_19_julio.docx
@@ -7,151 +7,7 @@
         <w:pStyle w:val="Title"/>
       </w:pPr>
       <w:r>
-        <w:t xml:space="preserve">Diferencias</w:t>
-      </w:r>
-      <w:r>
-        <w:t xml:space="preserve"> </w:t>
-      </w:r>
-      <w:r>
-        <w:t xml:space="preserve">sociodemográficas,</w:t>
-      </w:r>
-      <w:r>
-        <w:t xml:space="preserve"> </w:t>
-      </w:r>
-      <w:r>
-        <w:t xml:space="preserve">reproductivas</w:t>
-      </w:r>
-      <w:r>
-        <w:t xml:space="preserve"> </w:t>
-      </w:r>
-      <w:r>
-        <w:t xml:space="preserve">y</w:t>
-      </w:r>
-      <w:r>
-        <w:t xml:space="preserve"> </w:t>
-      </w:r>
-      <w:r>
-        <w:t xml:space="preserve">obstétricas</w:t>
-      </w:r>
-      <w:r>
-        <w:t xml:space="preserve"> </w:t>
-      </w:r>
-      <w:r>
-        <w:t xml:space="preserve">entre</w:t>
-      </w:r>
-      <w:r>
-        <w:t xml:space="preserve"> </w:t>
-      </w:r>
-      <w:r>
-        <w:t xml:space="preserve">adolescentes</w:t>
-      </w:r>
-      <w:r>
-        <w:t xml:space="preserve"> </w:t>
-      </w:r>
-      <w:r>
-        <w:t xml:space="preserve">de</w:t>
-      </w:r>
-      <w:r>
-        <w:t xml:space="preserve"> </w:t>
-      </w:r>
-      <w:r>
-        <w:t xml:space="preserve">10–14</w:t>
-      </w:r>
-      <w:r>
-        <w:t xml:space="preserve"> </w:t>
-      </w:r>
-      <w:r>
-        <w:t xml:space="preserve">años</w:t>
-      </w:r>
-      <w:r>
-        <w:t xml:space="preserve"> </w:t>
-      </w:r>
-      <w:r>
-        <w:t xml:space="preserve">y</w:t>
-      </w:r>
-      <w:r>
-        <w:t xml:space="preserve"> </w:t>
-      </w:r>
-      <w:r>
-        <w:t xml:space="preserve">de</w:t>
-      </w:r>
-      <w:r>
-        <w:t xml:space="preserve"> </w:t>
-      </w:r>
-      <w:r>
-        <w:t xml:space="preserve">15–19</w:t>
-      </w:r>
-      <w:r>
-        <w:t xml:space="preserve"> </w:t>
-      </w:r>
-      <w:r>
-        <w:t xml:space="preserve">años</w:t>
-      </w:r>
-      <w:r>
-        <w:t xml:space="preserve"> </w:t>
-      </w:r>
-      <w:r>
-        <w:t xml:space="preserve">en</w:t>
-      </w:r>
-      <w:r>
-        <w:t xml:space="preserve"> </w:t>
-      </w:r>
-      <w:r>
-        <w:t xml:space="preserve">una</w:t>
-      </w:r>
-      <w:r>
-        <w:t xml:space="preserve"> </w:t>
-      </w:r>
-      <w:r>
-        <w:t xml:space="preserve">población</w:t>
-      </w:r>
-      <w:r>
-        <w:t xml:space="preserve"> </w:t>
-      </w:r>
-      <w:r>
-        <w:t xml:space="preserve">hospitalaria</w:t>
-      </w:r>
-      <w:r>
-        <w:t xml:space="preserve"> </w:t>
-      </w:r>
-      <w:r>
-        <w:t xml:space="preserve">seleccionada</w:t>
-      </w:r>
-      <w:r>
-        <w:t xml:space="preserve"> </w:t>
-      </w:r>
-      <w:r>
-        <w:t xml:space="preserve">por</w:t>
-      </w:r>
-      <w:r>
-        <w:t xml:space="preserve"> </w:t>
-      </w:r>
-      <w:r>
-        <w:t xml:space="preserve">admisión</w:t>
-      </w:r>
-      <w:r>
-        <w:t xml:space="preserve"> </w:t>
-      </w:r>
-      <w:r>
-        <w:t xml:space="preserve">neonatal:</w:t>
-      </w:r>
-      <w:r>
-        <w:t xml:space="preserve"> </w:t>
-      </w:r>
-      <w:r>
-        <w:t xml:space="preserve">estudio</w:t>
-      </w:r>
-      <w:r>
-        <w:t xml:space="preserve"> </w:t>
-      </w:r>
-      <w:r>
-        <w:t xml:space="preserve">transversal</w:t>
-      </w:r>
-      <w:r>
-        <w:t xml:space="preserve"> </w:t>
-      </w:r>
-      <w:r>
-        <w:t xml:space="preserve">retrospectivo</w:t>
+        <w:t xml:space="preserve">Diferencias sociodemográficas, reproductivas y obstétricas entre adolescentes de 10–14 años y de 15–19 años en una población hospitalaria seleccionada por admisión neonatal: estudio transversal retrospectivo</w:t>
       </w:r>
     </w:p>
     <w:p>
@@ -159,25 +15,7 @@
         <w:pStyle w:val="Author"/>
       </w:pPr>
       <w:r>
-        <w:t xml:space="preserve">Santiago</w:t>
-      </w:r>
-      <w:r>
-        <w:t xml:space="preserve"> </w:t>
-      </w:r>
-      <w:r>
-        <w:t xml:space="preserve">Vasco</w:t>
-      </w:r>
-      <w:r>
-        <w:t xml:space="preserve"> </w:t>
-      </w:r>
-      <w:r>
-        <w:t xml:space="preserve">et</w:t>
-      </w:r>
-      <w:r>
-        <w:t xml:space="preserve"> </w:t>
-      </w:r>
-      <w:r>
-        <w:t xml:space="preserve">al.</w:t>
+        <w:t xml:space="preserve">Santiago Vasco et al.</w:t>
       </w:r>
     </w:p>
     <w:p>
@@ -186,8 +24,8 @@
       </w:pPr>
       <w:r>
         <w:rPr>
+          <w:b/>
           <w:bCs/>
-          <w:b/>
         </w:rPr>
         <w:t xml:space="preserve">Sociodemographic, reproductive, and obstetric differences between adolescents aged 10–14 years and those aged 15–19 years in a hospital population selected by neonatal admission: a retrospective cross-sectional study</w:t>
       </w:r>
@@ -198,8 +36,8 @@
       </w:pPr>
       <w:r>
         <w:rPr>
+          <w:b/>
           <w:bCs/>
-          <w:b/>
         </w:rPr>
         <w:t xml:space="preserve">Adolescentes de 10–14 años frente a adolescentes de 15–19 años: perfil sociodemográfico y obstétrico</w:t>
       </w:r>
@@ -212,7 +50,7 @@
         <w:t xml:space="preserve">Adolescents aged 10–14 years versus adolescents aged 15–19 years: sociodemographic and obstetric profile</w:t>
       </w:r>
     </w:p>
-    <w:bookmarkStart w:id="20" w:name="resumen"/>
+    <w:bookmarkStart w:id="9" w:name="resumen"/>
     <w:p>
       <w:pPr>
         <w:pStyle w:val="Heading2"/>
@@ -227,8 +65,8 @@
       </w:pPr>
       <w:r>
         <w:rPr>
+          <w:b/>
           <w:bCs/>
-          <w:b/>
         </w:rPr>
         <w:t xml:space="preserve">Objetivo:</w:t>
       </w:r>
@@ -245,8 +83,8 @@
       </w:pPr>
       <w:r>
         <w:rPr>
+          <w:b/>
           <w:bCs/>
-          <w:b/>
         </w:rPr>
         <w:t xml:space="preserve">Métodos:</w:t>
       </w:r>
@@ -263,8 +101,8 @@
       </w:pPr>
       <w:r>
         <w:rPr>
+          <w:b/>
           <w:bCs/>
-          <w:b/>
         </w:rPr>
         <w:t xml:space="preserve">Resultados:</w:t>
       </w:r>
@@ -281,8 +119,8 @@
       </w:pPr>
       <w:r>
         <w:rPr>
+          <w:b/>
           <w:bCs/>
-          <w:b/>
         </w:rPr>
         <w:t xml:space="preserve">Conclusiones:</w:t>
       </w:r>
@@ -299,8 +137,8 @@
       </w:pPr>
       <w:r>
         <w:rPr>
+          <w:b/>
           <w:bCs/>
-          <w:b/>
         </w:rPr>
         <w:t xml:space="preserve">Palabras clave:</w:t>
       </w:r>
@@ -311,8 +149,8 @@
         <w:t xml:space="preserve">Embarazo en Adolescencia; Salud Reproductiva; Atención Prenatal; Factores Socioeconómicos; Características de la Población</w:t>
       </w:r>
     </w:p>
-    <w:bookmarkEnd w:id="20"/>
-    <w:bookmarkStart w:id="21" w:name="abstract"/>
+    <w:bookmarkEnd w:id="9"/>
+    <w:bookmarkStart w:id="10" w:name="abstract"/>
     <w:p>
       <w:pPr>
         <w:pStyle w:val="Heading2"/>
@@ -327,8 +165,8 @@
       </w:pPr>
       <w:r>
         <w:rPr>
+          <w:b/>
           <w:bCs/>
-          <w:b/>
         </w:rPr>
         <w:t xml:space="preserve">Objective:</w:t>
       </w:r>
@@ -345,8 +183,8 @@
       </w:pPr>
       <w:r>
         <w:rPr>
+          <w:b/>
           <w:bCs/>
-          <w:b/>
         </w:rPr>
         <w:t xml:space="preserve">Methods:</w:t>
       </w:r>
@@ -363,8 +201,8 @@
       </w:pPr>
       <w:r>
         <w:rPr>
+          <w:b/>
           <w:bCs/>
-          <w:b/>
         </w:rPr>
         <w:t xml:space="preserve">Results:</w:t>
       </w:r>
@@ -381,8 +219,8 @@
       </w:pPr>
       <w:r>
         <w:rPr>
+          <w:b/>
           <w:bCs/>
-          <w:b/>
         </w:rPr>
         <w:t xml:space="preserve">Conclusions:</w:t>
       </w:r>
@@ -399,8 +237,8 @@
       </w:pPr>
       <w:r>
         <w:rPr>
+          <w:b/>
           <w:bCs/>
-          <w:b/>
         </w:rPr>
         <w:t xml:space="preserve">Keywords:</w:t>
       </w:r>
@@ -411,8 +249,8 @@
         <w:t xml:space="preserve">Pregnancy in Adolescence, Reproductive Health, Prenatal Care, Socioeconomic Factors, Population Characteristics</w:t>
       </w:r>
     </w:p>
-    <w:bookmarkEnd w:id="21"/>
-    <w:bookmarkStart w:id="32" w:name="introducción"/>
+    <w:bookmarkEnd w:id="10"/>
+    <w:bookmarkStart w:id="21" w:name="introducción"/>
     <w:p>
       <w:pPr>
         <w:pStyle w:val="Heading1"/>
@@ -459,8 +297,8 @@
       </w:pPr>
       <w:r>
         <w:rPr>
+          <w:b/>
           <w:bCs/>
-          <w:b/>
         </w:rPr>
         <w:t xml:space="preserve">Materiales y métodos</w:t>
       </w:r>
@@ -510,7 +348,31 @@
         <w:pStyle w:val="BodyText"/>
       </w:pPr>
       <w:r>
-        <w:t xml:space="preserve">Los años de escolaridad esperados se calcularon como la edad materna menos seis, con un máximo de 12 años, correspondiente al sistema educativo ecuatoriano previo a 2011: nueve años de educación general básica y tres de bachillerato. El rezago escolar se definió como la diferencia entre los años esperados y aprobados, y se clasificó como ausente (0–1 año) o presente (≥2 años). Las adolescentes de 19 años que habían completado 12 años de escolaridad no se consideraron rezagadas. Dado que la base incluyó madres escolarizadas antes y después de la reforma educativa y no permitió identificar el sistema aplicable individualmente, este límite pudo subestimar los años esperados de las adolescentes más jóvenes y, en consecuencia, sobreestimar el rezago en este grupo.(13,14)</w:t>
+        <w:t xml:space="preserve">Los años de escolaridad aprobados se reconstruyeron a partir del nivel y los años aprobados dentro de ese nivel registrados en el SIP. Los años esperados se calcularon operacionalmente como</w:t>
+      </w:r>
+      <w:r>
+        <w:t xml:space="preserve"> </w:t>
+      </w:r>
+      <w:r>
+        <w:rPr>
+          <w:rStyle w:val="VerbatimChar"/>
+        </w:rPr>
+        <w:t xml:space="preserve">min(max(edad materna − 6, 0), 12)</w:t>
+      </w:r>
+      <w:r>
+        <w:t xml:space="preserve">, aproximación de una trayectoria con ingreso regular al sistema educativo alrededor de los seis años y un máximo de 12 años bajo la estructura ecuatoriana previa a 2011: nueve años de educación general básica y tres de bachillerato. El rezago escolar se definió como años esperados menos años aprobados y se clasificó como ausente (0–1 año) o presente (≥2 años). No se conocieron la edad individual de ingreso, la repetición, las interrupciones ni la trayectoria escolar exacta; por ello, la regla no reconstruye la escolaridad individual. Como sensibilidad predefinida se aplicó</w:t>
+      </w:r>
+      <w:r>
+        <w:t xml:space="preserve"> </w:t>
+      </w:r>
+      <w:r>
+        <w:rPr>
+          <w:rStyle w:val="VerbatimChar"/>
+        </w:rPr>
+        <w:t xml:space="preserve">min(max(edad materna − 5, 0), 12)</w:t>
+      </w:r>
+      <w:r>
+        <w:t xml:space="preserve">, manteniendo el mismo tope, tratamiento de datos faltantes, cálculo de años aprobados y modelo Bernoulli-logit. Si se subestiman los años esperados, disminuye el rezago calculado y el indicador puede subestimar el verdadero rezago. Las reglas y los años esperados por edad se presentan en la Tabla S14.(13,14)</w:t>
       </w:r>
     </w:p>
     <w:p>
@@ -670,7 +532,7 @@
         <w:pStyle w:val="BodyText"/>
       </w:pPr>
       <w:r>
-        <w:t xml:space="preserve">La magnitud de la asociación disminuyó al sustituir el indicador crudo de escolaridad por el rezago escolar ajustado por edad. La RP se redujo de 4,33 a 2,07 y la diferencia de prevalencias de 0,50 a 0,18 (Tabla 2, Panel B).</w:t>
+        <w:t xml:space="preserve">La magnitud de la asociación disminuyó al sustituir el indicador crudo de escolaridad por el rezago escolar ajustado por edad. La RP se redujo de 4,33 a 2,07 y la diferencia de prevalencias de 0,50 a 0,18 (Tabla 2, Panel B). El análisis principal se reprodujo con n=7.027: el rezago estuvo presente en 34,6 % de los eventos de adolescentes de 10–14 años y 16,6 % de los de 15–19 años (RP=2,07; ICr95 %: 1,78–2,41). Con la regla alternativa edad menos cinco y el mismo tope de 12 años, las prevalencias fueron 41,6 % y 18,2 %, respectivamente (RP=2,28; ICr95 %: 1,99–2,59). La dirección se mantuvo y la magnitud relativa aumentó moderadamente, por lo que el resultado mostró sensibilidad cuantitativa a la regla de años esperados (Tabla S14).</w:t>
       </w:r>
     </w:p>
     <w:p>
@@ -822,7 +684,7 @@
         <w:pStyle w:val="BodyText"/>
       </w:pPr>
       <w:r>
-        <w:t xml:space="preserve">La clasificación cruda de escolaridad como ninguna o primaria amplificó la diferencia entre los grupos. Sin embargo, la mayor frecuencia de rezago escolar persistió después de considerar la edad, por lo que la diferencia educativa observada no se explicó únicamente por la clasificación convencional de escolaridad. En contraste, la combinación global de menor frecuencia de pareja estable y mayor frecuencia de pertenencia a grupos étnicos minoritarios no constituyó un patrón estable: la pareja estable cambió descriptivamente de dirección en 2020–junio 2024 y la diferencia de etnia se aproximó a la nulidad. Por ello, estas asociaciones deben situarse en sus respectivos períodos y no caracterizarse como atributos uniformes de las adolescentes de 10–14 años.</w:t>
+        <w:t xml:space="preserve">La clasificación cruda de escolaridad como ninguna o primaria amplificó la diferencia entre los grupos. Sin embargo, la mayor frecuencia de rezago escolar persistió después de considerar la edad, por lo que la diferencia educativa observada no se explicó únicamente por la clasificación convencional de escolaridad. La sensibilidad con edad menos cinco mantuvo la dirección, pero aumentó moderadamente la magnitud relativa, lo que muestra que la cuantificación depende de la aproximación utilizada para los años esperados. En contraste, la combinación global de menor frecuencia de pareja estable y mayor frecuencia de pertenencia a grupos étnicos minoritarios no constituyó un patrón estable: la pareja estable cambió descriptivamente de dirección en 2020–junio 2024 y la diferencia de etnia se aproximó a la nulidad. Por ello, estas asociaciones deben situarse en sus respectivos períodos y no caracterizarse como atributos uniformes de las adolescentes de 10–14 años.</w:t>
       </w:r>
     </w:p>
     <w:p>
@@ -910,7 +772,7 @@
         <w:pStyle w:val="BodyText"/>
       </w:pPr>
       <w:r>
-        <w:t xml:space="preserve">Este estudio presenta varias limitaciones. Primero, la muestra estuvo condicionada por la admisión neonatal, lo que limita la generalización a otros nacimientos de madres adolescentes. Segundo, el diseño transversal retrospectivo no permite establecer relaciones causales y limita la determinación temporal de algunas variables registradas durante la atención perinatal. Tercero, el SIP no incluyó determinantes estructurales relevantes, como nivel socioeconómico, procedencia geográfica, violencia sexual, coerción reproductiva, edad de la pareja, apoyo familiar, inicio de la atención prenatal o calidad de la atención. Cuarto, los datos faltantes fueron inferiores a 2,5 % para la mayoría de las variables, pero alcanzaron 14,5 % en lactancia exclusiva al egreso y pudieron no ocurrir de forma aleatoria. Quinto, el menor tamaño del grupo de 10–14 años redujo la precisión de estimaciones para eventos infrecuentes y subperíodos. Finalmente, el indicador de rezago escolar utilizó un máximo de 12 años basado en el sistema educativo previo a 2011; la coexistencia de adolescentes escolarizadas bajo la reforma educativa pudo introducir clasificación errónea y sobreestimar el rezago en las más jóvenes.</w:t>
+        <w:t xml:space="preserve">Este estudio presenta varias limitaciones. Primero, la muestra estuvo condicionada por la admisión neonatal, lo que limita la generalización a otros nacimientos de madres adolescentes. Segundo, el diseño transversal retrospectivo no permite establecer relaciones causales y limita la determinación temporal de algunas variables registradas durante la atención perinatal. Tercero, el SIP no incluyó determinantes estructurales relevantes, como nivel socioeconómico, procedencia geográfica, violencia sexual, coerción reproductiva, edad de la pareja, apoyo familiar, inicio de la atención prenatal o calidad de la atención. Cuarto, los datos faltantes fueron inferiores a 2,5 % para la mayoría de las variables, pero alcanzaron 14,5 % en lactancia exclusiva al egreso y pudieron no ocurrir de forma aleatoria. Quinto, el menor tamaño del grupo de 10–14 años redujo la precisión de estimaciones para eventos infrecuentes y subperíodos. Finalmente, el período 2009–2024 abarcó cambios normativos y estructurales del sistema educativo ecuatoriano que pudieron modificar la correspondencia entre edad cronológica y escolaridad esperada. La regla edad menos seis con tope de 12 años fue una aproximación operacional: no se dispuso de reconstrucción individual de la edad de ingreso, repetición, interrupciones ni trayectoria escolar. Si esta regla subestima los años esperados, disminuye el rezago calculado y puede subestimar el verdadero rezago. La escolaridad fue registrada en el momento del parto y puede reflejar tanto la trayectoria educativa previa como interrupciones o discontinuidades escolares ocurridas durante la propia gestación. Por esta razón, el rezago escolar no debe interpretarse necesariamente como una característica completamente anterior al embarazo.</w:t>
       </w:r>
     </w:p>
     <w:p>
@@ -927,8 +789,8 @@
       </w:pPr>
       <w:r>
         <w:rPr>
+          <w:b/>
           <w:bCs/>
-          <w:b/>
         </w:rPr>
         <w:t xml:space="preserve">Contribuciones de los autores</w:t>
       </w:r>
@@ -987,8 +849,8 @@
       </w:pPr>
       <w:r>
         <w:rPr>
+          <w:b/>
           <w:bCs/>
-          <w:b/>
         </w:rPr>
         <w:t xml:space="preserve">Financiamiento</w:t>
       </w:r>
@@ -1007,8 +869,8 @@
       </w:pPr>
       <w:r>
         <w:rPr>
+          <w:b/>
           <w:bCs/>
-          <w:b/>
         </w:rPr>
         <w:t xml:space="preserve">Agradecimientos</w:t>
       </w:r>
@@ -1027,8 +889,8 @@
       </w:pPr>
       <w:r>
         <w:rPr>
+          <w:b/>
           <w:bCs/>
-          <w:b/>
         </w:rPr>
         <w:t xml:space="preserve">Conflicto de intereses</w:t>
       </w:r>
@@ -1047,8 +909,8 @@
       </w:pPr>
       <w:r>
         <w:rPr>
+          <w:b/>
           <w:bCs/>
-          <w:b/>
         </w:rPr>
         <w:t xml:space="preserve">Disponibilidad de datos y código</w:t>
       </w:r>
@@ -1063,12 +925,12 @@
       <w:r>
         <w:t xml:space="preserve"> </w:t>
       </w:r>
-      <w:hyperlink r:id="rId22">
+      <w:hyperlink r:id="rId11">
         <w:r>
           <w:rPr>
             <w:rStyle w:val="Hyperlink"/>
+            <w:b/>
             <w:bCs/>
-            <w:b/>
           </w:rPr>
           <w:t xml:space="preserve">https://doi.org/10.17632/jbbp5vb6fy.1</w:t>
         </w:r>
@@ -1081,8 +943,8 @@
       </w:r>
       <w:r>
         <w:rPr>
+          <w:b/>
           <w:bCs/>
-          <w:b/>
           <w:u w:val="single"/>
         </w:rPr>
         <w:t xml:space="preserve">https://doi.org/10.5281/zenodo.21445981.</w:t>
@@ -1094,8 +956,8 @@
       </w:pPr>
       <w:r>
         <w:rPr>
+          <w:b/>
           <w:bCs/>
-          <w:b/>
         </w:rPr>
         <w:t xml:space="preserve">Declaración sobre inteligencia artificial</w:t>
       </w:r>
@@ -1114,8 +976,8 @@
       </w:pPr>
       <w:r>
         <w:rPr>
+          <w:b/>
           <w:bCs/>
-          <w:b/>
         </w:rPr>
         <w:t xml:space="preserve">Referencias</w:t>
       </w:r>
@@ -1126,8 +988,8 @@
       </w:pPr>
       <w:r>
         <w:rPr>
+          <w:b/>
           <w:bCs/>
-          <w:b/>
         </w:rPr>
         <w:t xml:space="preserve">1. Pietras J, Jarząbek-Bielecka G, Mizgier M, Markowska A. Adolescent pregnancy – medical, legal and social issues. J Matern Fetal Neonatal Med. 2024;37(1):2391490. doi: 10.1080/14767058.2024.2391490.</w:t>
       </w:r>
@@ -1138,8 +1000,8 @@
       </w:pPr>
       <w:r>
         <w:rPr>
+          <w:b/>
           <w:bCs/>
-          <w:b/>
         </w:rPr>
         <w:t xml:space="preserve">2. Marvin-Dowle K, Kilner K, Burley VJ, Soltani H. Impact of adolescent age on maternal and neonatal outcomes in the Born in Bradford cohort. BMJ Open. 2018;8(3):e016258. doi: 10.1136/bmjopen-2017-016258.</w:t>
       </w:r>
@@ -1150,8 +1012,8 @@
       </w:pPr>
       <w:r>
         <w:rPr>
+          <w:b/>
           <w:bCs/>
-          <w:b/>
         </w:rPr>
         <w:t xml:space="preserve">3. Zhang T, Wang H, Wang X, Yang Y, Zhang Y, Tang Z, et al. The adverse maternal and perinatal outcomes of adolescent pregnancy: a cross sectional study in Hebei, China. BMC Pregnancy Childbirth. 2020;20(1):339. doi: 10.1186/s12884-020-03022-7.</w:t>
       </w:r>
@@ -1162,8 +1024,8 @@
       </w:pPr>
       <w:r>
         <w:rPr>
+          <w:b/>
           <w:bCs/>
-          <w:b/>
         </w:rPr>
         <w:t xml:space="preserve">4. Mann L, Bateson D, Black KI. Teenage pregnancy. Aust J Gen Pract. 2020;49(6):310–316. doi: 10.31128/AJGP-02-20-5224.</w:t>
       </w:r>
@@ -1174,8 +1036,8 @@
       </w:pPr>
       <w:r>
         <w:rPr>
+          <w:b/>
           <w:bCs/>
-          <w:b/>
         </w:rPr>
         <w:t xml:space="preserve">5. Organización Mundial de la Salud (OMS). Aceleración mundial de las medidas para promover la salud de los adolescentes (Guía AA-HA). Washington, D.C: Organización Panamericana de la Salud; 2018.</w:t>
       </w:r>
@@ -1186,8 +1048,8 @@
       </w:pPr>
       <w:r>
         <w:rPr>
+          <w:b/>
           <w:bCs/>
-          <w:b/>
         </w:rPr>
         <w:t xml:space="preserve">6. Sanhueza A, Costa JC, Mújica OJ, Carvajal-Velez L, Caffe S, Victora C, et al. Trends and inequities in adolescent childbearing in Latin American and Caribbean countries across generations and over time: a population-based study. Lancet Child Adolesc Health. 2023;7(6):392–404. doi: 10.1016/S2352-4642(23)00077-9.</w:t>
       </w:r>
@@ -1198,8 +1060,8 @@
       </w:pPr>
       <w:r>
         <w:rPr>
+          <w:b/>
           <w:bCs/>
-          <w:b/>
         </w:rPr>
         <w:t xml:space="preserve">7. World Health Organization. Adolescent pregnancy [Internet]. Geneva: World Health Organization; 2024 [cited 2024 Aug 9]. Available from: https://www.who.int/es/news-room/fact-sheets/detail/adolescent-pregnancy.</w:t>
       </w:r>
@@ -1210,8 +1072,8 @@
       </w:pPr>
       <w:r>
         <w:rPr>
+          <w:b/>
           <w:bCs/>
-          <w:b/>
         </w:rPr>
         <w:t xml:space="preserve">8. Rodríguez Ribas C. Adolescent pregnancy, public policies, and targeted programs in Latin America and the Caribbean: a systematic review. Rev Panam Salud Publica. 2021;45:e144. doi: 10.26633/RPSP.2021.144.</w:t>
       </w:r>
@@ -1222,8 +1084,8 @@
       </w:pPr>
       <w:r>
         <w:rPr>
+          <w:b/>
           <w:bCs/>
-          <w:b/>
         </w:rPr>
         <w:t xml:space="preserve">9. UNFPA Ecuador, UNICEF Ecuador, UNFPA LAC, Ministerio de Salud Pública. Consecuencias socioeconómicas del embarazo en la adolescencia en Ecuador: implementación de la metodología para estimar el impacto socioeconómico del embarazo y la maternidad adolescentes en países de América Latina y el Caribe–Milena 1.0 [Internet]. Quito: UNFPA Ecuador; 2020 [cited 2026 Aug 7]. Available from: https://ecuador.unfpa.org/sites/default/files/pub-pdf/consecuencias_socioeconomicas_del_embarazo_adolescente_en_ecuador_1.pdf.</w:t>
       </w:r>
@@ -1234,8 +1096,8 @@
       </w:pPr>
       <w:r>
         <w:rPr>
+          <w:b/>
           <w:bCs/>
-          <w:b/>
         </w:rPr>
         <w:t xml:space="preserve">10. Hayer S, Fuentes-Rivera E, Schiavon R, Darney BG. Prenatal care utilization and perinatal outcomes among pregnant adolescents in Mexico, 2008–2019. Int J Gynaecol Obstet. 2024;165(3):1047–1055. doi: 10.1002/ijgo.15303.</w:t>
       </w:r>
@@ -1246,8 +1108,8 @@
       </w:pPr>
       <w:r>
         <w:rPr>
+          <w:b/>
           <w:bCs/>
-          <w:b/>
         </w:rPr>
         <w:t xml:space="preserve">11. Ministerio de Salud Pública del Ecuador. Salud de adolescentes: guía de supervisión. 1a ed. Quito: Dirección Nacional de Normatización, Ministerio de Salud Pública; 2014.</w:t>
       </w:r>
@@ -1258,8 +1120,8 @@
       </w:pPr>
       <w:r>
         <w:rPr>
+          <w:b/>
           <w:bCs/>
-          <w:b/>
         </w:rPr>
         <w:t xml:space="preserve">12. Peñaherrera Cepeda G. Historia e importancia de la ginecología en la infancia y adolescencia. MetroCiencia. 2022;30(4):55–59. doi: 10.47464/MetroCiencia/vol30/4/2022/55-59.</w:t>
       </w:r>
@@ -1270,8 +1132,8 @@
       </w:pPr>
       <w:r>
         <w:rPr>
+          <w:b/>
           <w:bCs/>
-          <w:b/>
         </w:rPr>
         <w:t xml:space="preserve">13. Ecuador, Presidencia de la República. Reglamento General a la Ley Orgánica de Educación Intercultural [Internet]. Quito: Presidencia de la República; 2012 [cited 2026 Aug 7]. Available from: https://www.evaluacion.gob.ec/wp-content/uploads/downloads/2016/05/Reglamento_LOEI-enero2013.pdf.</w:t>
       </w:r>
@@ -1282,8 +1144,8 @@
       </w:pPr>
       <w:r>
         <w:rPr>
+          <w:b/>
           <w:bCs/>
-          <w:b/>
         </w:rPr>
         <w:t xml:space="preserve">14. Ministerio de Educación y Cultura. Reglamento General de la Ley de Educación de la Estructura del Sistema Educativo [Internet]. Quito: Registro Oficial de la República del Ecuador; 1985 [cited 2026 Aug 7]. Available from: https://www.acnur.org/fileadmin/Documentos/BDL/2008/6625.pdf.</w:t>
       </w:r>
@@ -1294,8 +1156,8 @@
       </w:pPr>
       <w:r>
         <w:rPr>
+          <w:b/>
           <w:bCs/>
-          <w:b/>
         </w:rPr>
         <w:t xml:space="preserve">15. World Health Organization. WHO recommendations on antenatal care for a positive pregnancy experience. Geneva: World Health Organization; 2016. Available from: https://www.who.int/publications/i/item/9789241549912.</w:t>
       </w:r>
@@ -1306,8 +1168,8 @@
       </w:pPr>
       <w:r>
         <w:rPr>
+          <w:b/>
           <w:bCs/>
-          <w:b/>
         </w:rPr>
         <w:t xml:space="preserve">16. Mejia JR, Quincho-Estares ÁJ, Flores-Rondon AJ, Reyes-Beltran G, Arias-Sulca IL, Palomino-Hilario E, et al. Determinants of adolescent pregnancy in indigenous communities from the Peruvian central jungle: a case–control study. Reprod Health. 2021;18(1):203. doi: 10.1186/s12978-021-01247-z.</w:t>
       </w:r>
@@ -1318,8 +1180,8 @@
       </w:pPr>
       <w:r>
         <w:rPr>
+          <w:b/>
           <w:bCs/>
-          <w:b/>
         </w:rPr>
         <w:t xml:space="preserve">17. Caira-Chuquineyra B, Fernandez-Guzman D, Meza-Gómez A, Luque-Mamani BM, Medina-Carpio SL, Mamani-García CS, et al. Prevalence and factors associated with adolescent pregnancy among sexually active adolescent girls in Peru: evidence from Demographic and Family Health Survey, 2015–2019 [version 2; peer review: 1 approved, 2 approved with reservations]. F1000Res. 2023;11:566. doi: 10.12688/f1000research.108837.2.</w:t>
       </w:r>
@@ -1330,8 +1192,8 @@
       </w:pPr>
       <w:r>
         <w:rPr>
+          <w:b/>
           <w:bCs/>
-          <w:b/>
         </w:rPr>
         <w:t xml:space="preserve">18. United Nations, Department of Economic and Social Affairs, Population Division. Fertility among young adolescents aged 10 to 14 years [Internet]. New York: United Nations; 2020 [cited 2026 Aug 7]. Available from: https://www.un.org/en/development/desa/population/publications/pdf/fertility/Fertility-young-adolescents-2020.pdf.</w:t>
       </w:r>
@@ -1342,8 +1204,8 @@
       </w:pPr>
       <w:r>
         <w:rPr>
+          <w:b/>
           <w:bCs/>
-          <w:b/>
         </w:rPr>
         <w:t xml:space="preserve">19. Borges ALV, Chofakian CB do N, Sato APS, Fujimori E, Duarte LS, Gomes MN. Fertility rates among very young adolescent women: temporal and spatial trends in Brazil. BMC Pregnancy Childbirth. 2016;16:98. doi: 10.1186/s12884-016-0843-x.</w:t>
       </w:r>
@@ -1354,8 +1216,8 @@
       </w:pPr>
       <w:r>
         <w:rPr>
+          <w:b/>
           <w:bCs/>
-          <w:b/>
         </w:rPr>
         <w:t xml:space="preserve">20. Monteiro DLM, Monteiro IP, Machado MSC, Bruno ZV, Silveira FA da, Rehme MFB, et al. Trends in teenage pregnancy in Brazil in the last 20 years (2000–2019). Rev Assoc Med Bras. 2021;67(5):759–765. doi: 10.1590/1806-9282.20210265.</w:t>
       </w:r>
@@ -1366,8 +1228,8 @@
       </w:pPr>
       <w:r>
         <w:rPr>
+          <w:b/>
           <w:bCs/>
-          <w:b/>
         </w:rPr>
         <w:t xml:space="preserve">21. Lopes MC de L, Oliveira RR de, Silva M de AP da, Padovani C, Oliveira NLB de, Higarashi IH. Tendência temporal e fatores associados à gravidez na adolescência. Rev Esc Enferm USP. 2020;54:e03639. doi: 10.1590/S1980-220X2019020403639.</w:t>
       </w:r>
@@ -1378,8 +1240,8 @@
       </w:pPr>
       <w:r>
         <w:rPr>
+          <w:b/>
           <w:bCs/>
-          <w:b/>
         </w:rPr>
         <w:t xml:space="preserve">22. Diabelková J, Rimárová K, Dorko E, Urdzík P, Houžvičková A, Argalášová Ľ. Adolescent pregnancy outcomes and risk factors. Int J Environ Res Public Health. 2023;20(5):4113. doi: 10.3390/ijerph20054113.</w:t>
       </w:r>
@@ -1390,8 +1252,8 @@
       </w:pPr>
       <w:r>
         <w:rPr>
+          <w:b/>
           <w:bCs/>
-          <w:b/>
         </w:rPr>
         <w:t xml:space="preserve">23. Assis T de SC, Martinelli KG, Gama SGN da, Santos Neto ET dos. Reincidência de gravidez na adolescência: fatores associados e desfechos maternos e neonatais. Cien Saude Colet. 2022;27(8):3261–3271. doi: 10.1590/1413-81232022278.00292022.</w:t>
       </w:r>
@@ -1402,8 +1264,8 @@
       </w:pPr>
       <w:r>
         <w:rPr>
+          <w:b/>
           <w:bCs/>
-          <w:b/>
         </w:rPr>
         <w:t xml:space="preserve">24. Ramage K, Tough S, Scott C, McLaughlin AM, Metcalfe A. Trends in adolescent rapid repeat pregnancy in Canada. J Obstet Gynaecol Can. 2021;43(5):589–595. doi: 10.1016/j.jogc.2020.09.024.</w:t>
       </w:r>
@@ -1414,8 +1276,8 @@
       </w:pPr>
       <w:r>
         <w:rPr>
+          <w:b/>
           <w:bCs/>
-          <w:b/>
         </w:rPr>
         <w:t xml:space="preserve">25. Bennetsen AKK, Faber MT, Nygaard M, Sundström K, Hansen BT, Thomsen LT, et al. Factors associated with teenage pregnancy in the Scandinavian countries. Scand J Public Health. 2024;52(6):616–623. doi: 10.1177/14034948231172819.</w:t>
       </w:r>
@@ -1426,8 +1288,8 @@
       </w:pPr>
       <w:r>
         <w:rPr>
+          <w:b/>
           <w:bCs/>
-          <w:b/>
         </w:rPr>
         <w:t xml:space="preserve">26. Traisrisilp K, Jaiprom J, Luewan S, Tongsong T. Pregnancy outcomes among mothers aged 15 years or less. J Obstet Gynaecol Res. 2015;41(11):1726–1731. doi: 10.1111/jog.12789.</w:t>
       </w:r>
@@ -1438,8 +1300,8 @@
       </w:pPr>
       <w:r>
         <w:rPr>
+          <w:b/>
           <w:bCs/>
-          <w:b/>
         </w:rPr>
         <w:t xml:space="preserve">27. Lastinger J, Enengl S, Neururer S, Leitner H, Oppelt P, Stelzl P. Teenage pregnancies in Austria: an epidemiological study on prevalence and perinatal outcome. Geburtshilfe Frauenheilkd. 2023;83(2):212–219. doi: 10.1055/a-1911-1996.</w:t>
       </w:r>
@@ -1453,18 +1315,18 @@
           <wp:inline>
             <wp:extent cx="5334000" cy="4295018"/>
             <wp:effectExtent b="0" l="0" r="0" t="0"/>
-            <wp:docPr descr="" title="" id="24" name="Picture"/>
+            <wp:docPr descr="" title="" id="13" name="Picture"/>
             <a:graphic>
               <a:graphicData uri="http://schemas.openxmlformats.org/drawingml/2006/picture">
                 <pic:pic>
                   <pic:nvPicPr>
-                    <pic:cNvPr descr="media/media/image1.png" id="25" name="Picture"/>
+                    <pic:cNvPr descr="media/media/image1.png" id="14" name="Picture"/>
                     <pic:cNvPicPr>
                       <a:picLocks noChangeArrowheads="1" noChangeAspect="1"/>
                     </pic:cNvPicPr>
                   </pic:nvPicPr>
                   <pic:blipFill>
-                    <a:blip r:embed="rId23"/>
+                    <a:blip r:embed="rId12"/>
                     <a:stretch>
                       <a:fillRect/>
                     </a:stretch>
@@ -1497,8 +1359,8 @@
       </w:pPr>
       <w:r>
         <w:rPr>
+          <w:b/>
           <w:bCs/>
-          <w:b/>
         </w:rPr>
         <w:t xml:space="preserve">Figura 1.</w:t>
       </w:r>
@@ -1515,8 +1377,8 @@
       </w:pPr>
       <w:r>
         <w:rPr>
+          <w:b/>
           <w:bCs/>
-          <w:b/>
         </w:rPr>
         <w:t xml:space="preserve">Nota:</w:t>
       </w:r>
@@ -1536,18 +1398,18 @@
           <wp:inline>
             <wp:extent cx="5334000" cy="4234593"/>
             <wp:effectExtent b="0" l="0" r="0" t="0"/>
-            <wp:docPr descr="" title="" id="27" name="Picture"/>
+            <wp:docPr descr="" title="" id="16" name="Picture"/>
             <a:graphic>
               <a:graphicData uri="http://schemas.openxmlformats.org/drawingml/2006/picture">
                 <pic:pic>
                   <pic:nvPicPr>
-                    <pic:cNvPr descr="media/media/image2.png" id="28" name="Picture"/>
+                    <pic:cNvPr descr="media/media/image2.png" id="17" name="Picture"/>
                     <pic:cNvPicPr>
                       <a:picLocks noChangeArrowheads="1" noChangeAspect="1"/>
                     </pic:cNvPicPr>
                   </pic:nvPicPr>
                   <pic:blipFill>
-                    <a:blip r:embed="rId26"/>
+                    <a:blip r:embed="rId15"/>
                     <a:stretch>
                       <a:fillRect/>
                     </a:stretch>
@@ -1580,8 +1442,8 @@
       </w:pPr>
       <w:r>
         <w:rPr>
+          <w:b/>
           <w:bCs/>
-          <w:b/>
         </w:rPr>
         <w:t xml:space="preserve">Figura 2.</w:t>
       </w:r>
@@ -1598,8 +1460,8 @@
       </w:pPr>
       <w:r>
         <w:rPr>
+          <w:i/>
           <w:iCs/>
-          <w:i/>
         </w:rPr>
         <w:t xml:space="preserve">La población fuente estuvo constituida por registros madre–recién nacido de adolescentes de 10–19 años cuyos recién nacidos fueron admitidos en Neonatología durante enero de 2009–junio de 2024. No se identificaron registros de madres menores de 10 años. Los registros sin edad materna consignada no fueron elegibles para la clasificación etaria y no se incluyeron en la base inicial de 7.202 registros. Los óbitos fetales y las pérdidas gestacionales no formaron parte de esta población fuente.</w:t>
       </w:r>
@@ -1613,18 +1475,18 @@
           <wp:inline>
             <wp:extent cx="5334000" cy="3167063"/>
             <wp:effectExtent b="0" l="0" r="0" t="0"/>
-            <wp:docPr descr="" title="" id="30" name="Picture"/>
+            <wp:docPr descr="" title="" id="19" name="Picture"/>
             <a:graphic>
               <a:graphicData uri="http://schemas.openxmlformats.org/drawingml/2006/picture">
                 <pic:pic>
                   <pic:nvPicPr>
-                    <pic:cNvPr descr="media/media/image3.jpeg" id="31" name="Picture"/>
+                    <pic:cNvPr descr="media/media/image3.jpeg" id="20" name="Picture"/>
                     <pic:cNvPicPr>
                       <a:picLocks noChangeArrowheads="1" noChangeAspect="1"/>
                     </pic:cNvPicPr>
                   </pic:nvPicPr>
                   <pic:blipFill>
-                    <a:blip r:embed="rId29"/>
+                    <a:blip r:embed="rId18"/>
                     <a:stretch>
                       <a:fillRect/>
                     </a:stretch>
@@ -1657,8 +1519,8 @@
       </w:pPr>
       <w:r>
         <w:rPr>
+          <w:b/>
           <w:bCs/>
-          <w:b/>
         </w:rPr>
         <w:t xml:space="preserve">Figura 3.</w:t>
       </w:r>
@@ -1675,8 +1537,8 @@
       </w:pPr>
       <w:r>
         <w:rPr>
+          <w:b/>
           <w:bCs/>
-          <w:b/>
         </w:rPr>
         <w:t xml:space="preserve">Nota:</w:t>
       </w:r>
@@ -1687,8 +1549,8 @@
         <w:t xml:space="preserve">las barras muestran proporciones dentro de la base SIP ya seleccionada por admisión neonatal; el número sobre cada barra corresponde al total anual de eventos obstétricos maternos y el número dentro del segmento oscuro a los eventos de adolescentes de 10–14 años. El dato de 2024 incluye exclusivamente enero–junio, se presenta separado y rotulado como período parcial, no se anualizó ni se comparó directamente con los años completos de 2009–2023.</w:t>
       </w:r>
     </w:p>
-    <w:bookmarkEnd w:id="32"/>
-    <w:bookmarkStart w:id="33" w:name="Xe4fb4ee9967ca736f61e04e82221b7da644345e"/>
+    <w:bookmarkEnd w:id="21"/>
+    <w:bookmarkStart w:id="22" w:name="Xe4fb4ee9967ca736f61e04e82221b7da644345e"/>
     <w:p>
       <w:pPr>
         <w:pStyle w:val="Heading1"/>
@@ -1698,8 +1560,8 @@
       </w:r>
       <w:r>
         <w:rPr>
+          <w:b/>
           <w:bCs/>
-          <w:b/>
         </w:rPr>
         <w:t xml:space="preserve">Tabla 1. Características sociodemográficas, reproductivas y obstétricas</w:t>
       </w:r>
@@ -1708,9 +1570,8 @@
       <w:tblPr>
         <w:tblStyle w:val="Table"/>
         <w:tblW w:type="pct" w:w="5000"/>
+        <w:tblLayout w:type="fixed"/>
         <w:tblLook w:firstRow="0" w:lastRow="0" w:firstColumn="0" w:lastColumn="0" w:noHBand="0" w:noVBand="0" w:val="0000"/>
-        <w:jc w:val="start"/>
-        <w:tblLayout w:type="fixed"/>
       </w:tblPr>
       <w:tblGrid>
         <w:gridCol w:w="1844"/>
@@ -1729,8 +1590,8 @@
             </w:pPr>
             <w:r>
               <w:rPr>
+                <w:b/>
                 <w:bCs/>
-                <w:b/>
               </w:rPr>
               <w:t xml:space="preserve">Variable</w:t>
             </w:r>
@@ -1745,8 +1606,8 @@
             </w:pPr>
             <w:r>
               <w:rPr>
+                <w:b/>
                 <w:bCs/>
-                <w:b/>
               </w:rPr>
               <w:t xml:space="preserve">n</w:t>
             </w:r>
@@ -1761,8 +1622,8 @@
             </w:pPr>
             <w:r>
               <w:rPr>
+                <w:b/>
                 <w:bCs/>
-                <w:b/>
               </w:rPr>
               <w:t xml:space="preserve">15–19 años</w:t>
             </w:r>
@@ -1777,8 +1638,8 @@
             </w:pPr>
             <w:r>
               <w:rPr>
+                <w:b/>
                 <w:bCs/>
-                <w:b/>
               </w:rPr>
               <w:t xml:space="preserve">n</w:t>
             </w:r>
@@ -1793,8 +1654,8 @@
             </w:pPr>
             <w:r>
               <w:rPr>
+                <w:b/>
                 <w:bCs/>
-                <w:b/>
               </w:rPr>
               <w:t xml:space="preserve">10–14 años</w:t>
             </w:r>
@@ -1811,10 +1672,10 @@
             </w:pPr>
             <w:r>
               <w:rPr>
+                <w:b/>
+                <w:bCs/>
+                <w:i/>
                 <w:iCs/>
-                <w:i/>
-                <w:bCs/>
-                <w:b/>
               </w:rPr>
               <w:t xml:space="preserve">Variables sociodemográficas</w:t>
             </w:r>
@@ -2111,10 +1972,10 @@
             </w:pPr>
             <w:r>
               <w:rPr>
+                <w:b/>
+                <w:bCs/>
+                <w:i/>
                 <w:iCs/>
-                <w:i/>
-                <w:bCs/>
-                <w:b/>
               </w:rPr>
               <w:t xml:space="preserve">Antecedentes reproductivos</w:t>
             </w:r>
@@ -2411,10 +2272,10 @@
             </w:pPr>
             <w:r>
               <w:rPr>
+                <w:b/>
+                <w:bCs/>
+                <w:i/>
                 <w:iCs/>
-                <w:i/>
-                <w:bCs/>
-                <w:b/>
               </w:rPr>
               <w:t xml:space="preserve">Atención prenatal</w:t>
             </w:r>
@@ -2530,13 +2391,7 @@
               <w:t xml:space="preserve"> </w:t>
             </w:r>
             <w:r>
-              <w:t xml:space="preserve">“</w:t>
-            </w:r>
-            <w:r>
-              <w:t xml:space="preserve">adecuado</w:t>
-            </w:r>
-            <w:r>
-              <w:t xml:space="preserve">”</w:t>
+              <w:t xml:space="preserve">“adecuado”</w:t>
             </w:r>
           </w:p>
         </w:tc>
@@ -2599,10 +2454,10 @@
             </w:pPr>
             <w:r>
               <w:rPr>
+                <w:b/>
+                <w:bCs/>
+                <w:i/>
                 <w:iCs/>
-                <w:i/>
-                <w:bCs/>
-                <w:b/>
               </w:rPr>
               <w:t xml:space="preserve">Condiciones obstétricas</w:t>
             </w:r>
@@ -2899,10 +2754,10 @@
             </w:pPr>
             <w:r>
               <w:rPr>
+                <w:b/>
+                <w:bCs/>
+                <w:i/>
                 <w:iCs/>
-                <w:i/>
-                <w:bCs/>
-                <w:b/>
               </w:rPr>
               <w:t xml:space="preserve">Variables neonatales (subpoblación admitida en Neonatología) ᵇ</w:t>
             </w:r>
@@ -3602,8 +3457,8 @@
         <w:t xml:space="preserve">ᵈ Variable con la mayor proporción de datos faltantes.</w:t>
       </w:r>
     </w:p>
-    <w:bookmarkEnd w:id="33"/>
-    <w:bookmarkStart w:id="34" w:name="Xbb0e63069e68b2bd02720599e736861ff447812"/>
+    <w:bookmarkEnd w:id="22"/>
+    <w:bookmarkStart w:id="23" w:name="Xbb0e63069e68b2bd02720599e736861ff447812"/>
     <w:p>
       <w:pPr>
         <w:pStyle w:val="Heading1"/>
@@ -3613,8 +3468,8 @@
       </w:r>
       <w:r>
         <w:rPr>
+          <w:b/>
           <w:bCs/>
-          <w:b/>
         </w:rPr>
         <w:t xml:space="preserve">Tabla 2. Comparaciones bivariadas modeladas entre adolescentes de 10–14 años y adolescentes de 15–19 años</w:t>
       </w:r>
@@ -3623,9 +3478,8 @@
       <w:tblPr>
         <w:tblStyle w:val="Table"/>
         <w:tblW w:type="pct" w:w="5000"/>
+        <w:tblLayout w:type="fixed"/>
         <w:tblLook w:firstRow="1" w:lastRow="0" w:firstColumn="0" w:lastColumn="0" w:noHBand="0" w:noVBand="0" w:val="0020"/>
-        <w:jc w:val="start"/>
-        <w:tblLayout w:type="fixed"/>
       </w:tblPr>
       <w:tblGrid>
         <w:gridCol w:w="1844"/>
@@ -3636,7 +3490,7 @@
       </w:tblGrid>
       <w:tr>
         <w:trPr>
-          <w:tblHeader w:val="true"/>
+          <w:tblHeader w:val="on"/>
         </w:trPr>
         <w:tc>
           <w:tcPr/>
@@ -3647,8 +3501,8 @@
             </w:pPr>
             <w:r>
               <w:rPr>
+                <w:b/>
                 <w:bCs/>
-                <w:b/>
               </w:rPr>
               <w:t xml:space="preserve">Panel A. Características sociodemográficas, reproductivas y obstétricas</w:t>
             </w:r>
@@ -3697,8 +3551,8 @@
             </w:pPr>
             <w:r>
               <w:rPr>
+                <w:b/>
                 <w:bCs/>
-                <w:b/>
               </w:rPr>
               <w:t xml:space="preserve">Característica</w:t>
             </w:r>
@@ -3709,12 +3563,11 @@
           <w:p>
             <w:pPr>
               <w:pStyle w:val="Compact"/>
-              <w:jc w:val="left"/>
             </w:pPr>
             <w:r>
               <w:rPr>
+                <w:b/>
                 <w:bCs/>
-                <w:b/>
               </w:rPr>
               <w:t xml:space="preserve">n</w:t>
             </w:r>
@@ -3725,12 +3578,11 @@
           <w:p>
             <w:pPr>
               <w:pStyle w:val="Compact"/>
-              <w:jc w:val="left"/>
             </w:pPr>
             <w:r>
               <w:rPr>
+                <w:b/>
                 <w:bCs/>
-                <w:b/>
               </w:rPr>
               <w:t xml:space="preserve">Eventos</w:t>
             </w:r>
@@ -3741,27 +3593,26 @@
           <w:p>
             <w:pPr>
               <w:pStyle w:val="Compact"/>
-              <w:jc w:val="left"/>
             </w:pPr>
             <w:r>
               <w:rPr>
+                <w:b/>
                 <w:bCs/>
-                <w:b/>
               </w:rPr>
               <w:t xml:space="preserve">RP (ICr 95 %)</w:t>
             </w:r>
             <w:r>
               <w:rPr>
+                <w:b/>
                 <w:bCs/>
-                <w:b/>
               </w:rPr>
               <w:t xml:space="preserve"> </w:t>
             </w:r>
             <w:r>
               <w:rPr>
+                <w:b/>
+                <w:bCs/>
                 <w:vertAlign w:val="superscript"/>
-                <w:bCs/>
-                <w:b/>
               </w:rPr>
               <w:t xml:space="preserve">a</w:t>
             </w:r>
@@ -3772,12 +3623,11 @@
           <w:p>
             <w:pPr>
               <w:pStyle w:val="Compact"/>
-              <w:jc w:val="left"/>
             </w:pPr>
             <w:r>
               <w:rPr>
+                <w:b/>
                 <w:bCs/>
-                <w:b/>
               </w:rPr>
               <w:t xml:space="preserve">pd</w:t>
             </w:r>
@@ -3802,7 +3652,6 @@
           <w:p>
             <w:pPr>
               <w:pStyle w:val="Compact"/>
-              <w:jc w:val="left"/>
             </w:pPr>
             <w:r>
               <w:t xml:space="preserve">7035</w:t>
@@ -3814,7 +3663,6 @@
           <w:p>
             <w:pPr>
               <w:pStyle w:val="Compact"/>
-              <w:jc w:val="left"/>
             </w:pPr>
             <w:r>
               <w:t xml:space="preserve">3901</w:t>
@@ -3826,7 +3674,6 @@
           <w:p>
             <w:pPr>
               <w:pStyle w:val="Compact"/>
-              <w:jc w:val="left"/>
             </w:pPr>
             <w:r>
               <w:t xml:space="preserve">0,86 (0,77–0,95)</w:t>
@@ -3838,7 +3685,6 @@
           <w:p>
             <w:pPr>
               <w:pStyle w:val="Compact"/>
-              <w:jc w:val="left"/>
             </w:pPr>
             <w:r>
               <w:t xml:space="preserve">99,8 %</w:t>
@@ -3864,7 +3710,6 @@
           <w:p>
             <w:pPr>
               <w:pStyle w:val="Compact"/>
-              <w:jc w:val="left"/>
             </w:pPr>
             <w:r>
               <w:t xml:space="preserve">7035</w:t>
@@ -3876,7 +3721,6 @@
           <w:p>
             <w:pPr>
               <w:pStyle w:val="Compact"/>
-              <w:jc w:val="left"/>
             </w:pPr>
             <w:r>
               <w:t xml:space="preserve">360</w:t>
@@ -3888,7 +3732,6 @@
           <w:p>
             <w:pPr>
               <w:pStyle w:val="Compact"/>
-              <w:jc w:val="left"/>
             </w:pPr>
             <w:r>
               <w:t xml:space="preserve">1,77 (1,24–2,44)</w:t>
@@ -3900,7 +3743,6 @@
           <w:p>
             <w:pPr>
               <w:pStyle w:val="Compact"/>
-              <w:jc w:val="left"/>
             </w:pPr>
             <w:r>
               <w:t xml:space="preserve">99,9 %</w:t>
@@ -3926,7 +3768,6 @@
           <w:p>
             <w:pPr>
               <w:pStyle w:val="Compact"/>
-              <w:jc w:val="left"/>
             </w:pPr>
             <w:r>
               <w:t xml:space="preserve">7035</w:t>
@@ -3938,7 +3779,6 @@
           <w:p>
             <w:pPr>
               <w:pStyle w:val="Compact"/>
-              <w:jc w:val="left"/>
             </w:pPr>
             <w:r>
               <w:t xml:space="preserve">1225</w:t>
@@ -3950,7 +3790,6 @@
           <w:p>
             <w:pPr>
               <w:pStyle w:val="Compact"/>
-              <w:jc w:val="left"/>
             </w:pPr>
             <w:r>
               <w:t xml:space="preserve">0,17 (0,09–0,27)</w:t>
@@ -3962,7 +3801,6 @@
           <w:p>
             <w:pPr>
               <w:pStyle w:val="Compact"/>
-              <w:jc w:val="left"/>
             </w:pPr>
             <w:r>
               <w:t xml:space="preserve">&gt;99,9 %</w:t>
@@ -3988,7 +3826,6 @@
           <w:p>
             <w:pPr>
               <w:pStyle w:val="Compact"/>
-              <w:jc w:val="left"/>
             </w:pPr>
             <w:r>
               <w:t xml:space="preserve">7035</w:t>
@@ -4000,7 +3837,6 @@
           <w:p>
             <w:pPr>
               <w:pStyle w:val="Compact"/>
-              <w:jc w:val="left"/>
             </w:pPr>
             <w:r>
               <w:t xml:space="preserve">245</w:t>
@@ -4012,7 +3848,6 @@
           <w:p>
             <w:pPr>
               <w:pStyle w:val="Compact"/>
-              <w:jc w:val="left"/>
             </w:pPr>
             <w:r>
               <w:t xml:space="preserve">0,37 (0,14–0,79)</w:t>
@@ -4024,7 +3859,6 @@
           <w:p>
             <w:pPr>
               <w:pStyle w:val="Compact"/>
-              <w:jc w:val="left"/>
             </w:pPr>
             <w:r>
               <w:t xml:space="preserve">99,5 %</w:t>
@@ -4050,7 +3884,6 @@
           <w:p>
             <w:pPr>
               <w:pStyle w:val="Compact"/>
-              <w:jc w:val="left"/>
             </w:pPr>
             <w:r>
               <w:t xml:space="preserve">7035</w:t>
@@ -4062,7 +3895,6 @@
           <w:p>
             <w:pPr>
               <w:pStyle w:val="Compact"/>
-              <w:jc w:val="left"/>
             </w:pPr>
             <w:r>
               <w:t xml:space="preserve">1580</w:t>
@@ -4074,7 +3906,6 @@
           <w:p>
             <w:pPr>
               <w:pStyle w:val="Compact"/>
-              <w:jc w:val="left"/>
             </w:pPr>
             <w:r>
               <w:t xml:space="preserve">0,62 (0,48–0,79)</w:t>
@@ -4086,7 +3917,6 @@
           <w:p>
             <w:pPr>
               <w:pStyle w:val="Compact"/>
-              <w:jc w:val="left"/>
             </w:pPr>
             <w:r>
               <w:t xml:space="preserve">&gt;99,9 %</w:t>
@@ -4112,7 +3942,6 @@
           <w:p>
             <w:pPr>
               <w:pStyle w:val="Compact"/>
-              <w:jc w:val="left"/>
             </w:pPr>
             <w:r>
               <w:t xml:space="preserve">7035</w:t>
@@ -4124,7 +3953,6 @@
           <w:p>
             <w:pPr>
               <w:pStyle w:val="Compact"/>
-              <w:jc w:val="left"/>
             </w:pPr>
             <w:r>
               <w:t xml:space="preserve">1183</w:t>
@@ -4136,7 +3964,6 @@
           <w:p>
             <w:pPr>
               <w:pStyle w:val="Compact"/>
-              <w:jc w:val="left"/>
             </w:pPr>
             <w:r>
               <w:t xml:space="preserve">0,42 (0,28–0,59)</w:t>
@@ -4148,7 +3975,6 @@
           <w:p>
             <w:pPr>
               <w:pStyle w:val="Compact"/>
-              <w:jc w:val="left"/>
             </w:pPr>
             <w:r>
               <w:t xml:space="preserve">&gt;99,9 %</w:t>
@@ -4174,7 +4000,6 @@
           <w:p>
             <w:pPr>
               <w:pStyle w:val="Compact"/>
-              <w:jc w:val="left"/>
             </w:pPr>
             <w:r>
               <w:t xml:space="preserve">6939</w:t>
@@ -4186,7 +4011,6 @@
           <w:p>
             <w:pPr>
               <w:pStyle w:val="Compact"/>
-              <w:jc w:val="left"/>
             </w:pPr>
             <w:r>
               <w:t xml:space="preserve">3617</w:t>
@@ -4198,7 +4022,6 @@
           <w:p>
             <w:pPr>
               <w:pStyle w:val="Compact"/>
-              <w:jc w:val="left"/>
             </w:pPr>
             <w:r>
               <w:t xml:space="preserve">0,81 (0,71–0,91)</w:t>
@@ -4210,7 +4033,6 @@
           <w:p>
             <w:pPr>
               <w:pStyle w:val="Compact"/>
-              <w:jc w:val="left"/>
             </w:pPr>
             <w:r>
               <w:t xml:space="preserve">99,9 %</w:t>
@@ -4236,7 +4058,6 @@
           <w:p>
             <w:pPr>
               <w:pStyle w:val="Compact"/>
-              <w:jc w:val="left"/>
             </w:pPr>
             <w:r>
               <w:t xml:space="preserve">7035</w:t>
@@ -4248,7 +4069,6 @@
           <w:p>
             <w:pPr>
               <w:pStyle w:val="Compact"/>
-              <w:jc w:val="left"/>
             </w:pPr>
             <w:r>
               <w:t xml:space="preserve">708</w:t>
@@ -4260,7 +4080,6 @@
           <w:p>
             <w:pPr>
               <w:pStyle w:val="Compact"/>
-              <w:jc w:val="left"/>
             </w:pPr>
             <w:r>
               <w:t xml:space="preserve">0,58 (0,38–0,83)</w:t>
@@ -4272,7 +4091,6 @@
           <w:p>
             <w:pPr>
               <w:pStyle w:val="Compact"/>
-              <w:jc w:val="left"/>
             </w:pPr>
             <w:r>
               <w:t xml:space="preserve">99,9 %</w:t>
@@ -4298,7 +4116,6 @@
           <w:p>
             <w:pPr>
               <w:pStyle w:val="Compact"/>
-              <w:jc w:val="left"/>
             </w:pPr>
             <w:r>
               <w:t xml:space="preserve">6911</w:t>
@@ -4310,7 +4127,6 @@
           <w:p>
             <w:pPr>
               <w:pStyle w:val="Compact"/>
-              <w:jc w:val="left"/>
             </w:pPr>
             <w:r>
               <w:t xml:space="preserve">1249</w:t>
@@ -4322,7 +4138,6 @@
           <w:p>
             <w:pPr>
               <w:pStyle w:val="Compact"/>
-              <w:jc w:val="left"/>
             </w:pPr>
             <w:r>
               <w:t xml:space="preserve">0,78 (0,60–1,00)</w:t>
@@ -4334,7 +4149,6 @@
           <w:p>
             <w:pPr>
               <w:pStyle w:val="Compact"/>
-              <w:jc w:val="left"/>
             </w:pPr>
             <w:r>
               <w:t xml:space="preserve">97,7 %</w:t>
@@ -4360,7 +4174,6 @@
           <w:p>
             <w:pPr>
               <w:pStyle w:val="Compact"/>
-              <w:jc w:val="left"/>
             </w:pPr>
             <w:r>
               <w:t xml:space="preserve">7030</w:t>
@@ -4372,7 +4185,6 @@
           <w:p>
             <w:pPr>
               <w:pStyle w:val="Compact"/>
-              <w:jc w:val="left"/>
             </w:pPr>
             <w:r>
               <w:t xml:space="preserve">4243</w:t>
@@ -4384,7 +4196,6 @@
           <w:p>
             <w:pPr>
               <w:pStyle w:val="Compact"/>
-              <w:jc w:val="left"/>
             </w:pPr>
             <w:r>
               <w:t xml:space="preserve">1,17 (1,09–1,25)</w:t>
@@ -4396,7 +4207,6 @@
           <w:p>
             <w:pPr>
               <w:pStyle w:val="Compact"/>
-              <w:jc w:val="left"/>
             </w:pPr>
             <w:r>
               <w:t xml:space="preserve">&gt;99,9 %</w:t>
@@ -4422,7 +4232,6 @@
           <w:p>
             <w:pPr>
               <w:pStyle w:val="Compact"/>
-              <w:jc w:val="left"/>
             </w:pPr>
             <w:r>
               <w:t xml:space="preserve">6860</w:t>
@@ -4434,7 +4243,6 @@
           <w:p>
             <w:pPr>
               <w:pStyle w:val="Compact"/>
-              <w:jc w:val="left"/>
             </w:pPr>
             <w:r>
               <w:t xml:space="preserve">4198</w:t>
@@ -4446,7 +4254,6 @@
           <w:p>
             <w:pPr>
               <w:pStyle w:val="Compact"/>
-              <w:jc w:val="left"/>
             </w:pPr>
             <w:r>
               <w:t xml:space="preserve">0,87 (0,78–0,95)</w:t>
@@ -4458,7 +4265,6 @@
           <w:p>
             <w:pPr>
               <w:pStyle w:val="Compact"/>
-              <w:jc w:val="left"/>
             </w:pPr>
             <w:r>
               <w:t xml:space="preserve">99,9 %</w:t>
@@ -4476,8 +4282,8 @@
             </w:pPr>
             <w:r>
               <w:rPr>
+                <w:b/>
                 <w:bCs/>
-                <w:b/>
               </w:rPr>
               <w:t xml:space="preserve">Panel B. Comparación entre los indicadores educativos crudo y ajustado por edad</w:t>
             </w:r>
@@ -4526,8 +4332,8 @@
             </w:pPr>
             <w:r>
               <w:rPr>
+                <w:b/>
                 <w:bCs/>
-                <w:b/>
               </w:rPr>
               <w:t xml:space="preserve">Indicador educativo</w:t>
             </w:r>
@@ -4538,12 +4344,11 @@
           <w:p>
             <w:pPr>
               <w:pStyle w:val="Compact"/>
-              <w:jc w:val="left"/>
             </w:pPr>
             <w:r>
               <w:rPr>
+                <w:b/>
                 <w:bCs/>
-                <w:b/>
               </w:rPr>
               <w:t xml:space="preserve">n</w:t>
             </w:r>
@@ -4554,12 +4359,11 @@
           <w:p>
             <w:pPr>
               <w:pStyle w:val="Compact"/>
-              <w:jc w:val="left"/>
             </w:pPr>
             <w:r>
               <w:rPr>
+                <w:b/>
                 <w:bCs/>
-                <w:b/>
               </w:rPr>
               <w:t xml:space="preserve">Eventos</w:t>
             </w:r>
@@ -4570,12 +4374,11 @@
           <w:p>
             <w:pPr>
               <w:pStyle w:val="Compact"/>
-              <w:jc w:val="left"/>
             </w:pPr>
             <w:r>
               <w:rPr>
+                <w:b/>
                 <w:bCs/>
-                <w:b/>
               </w:rPr>
               <w:t xml:space="preserve">RP (ICr 95 %)</w:t>
             </w:r>
@@ -4586,12 +4389,11 @@
           <w:p>
             <w:pPr>
               <w:pStyle w:val="Compact"/>
-              <w:jc w:val="left"/>
             </w:pPr>
             <w:r>
               <w:rPr>
+                <w:b/>
                 <w:bCs/>
-                <w:b/>
               </w:rPr>
               <w:t xml:space="preserve">DP (ICr 95 %)</w:t>
             </w:r>
@@ -4600,8 +4402,8 @@
             </w:r>
             <w:r>
               <w:rPr>
+                <w:i/>
                 <w:iCs/>
-                <w:i/>
                 <w:vertAlign w:val="superscript"/>
               </w:rPr>
               <w:t xml:space="preserve">c</w:t>
@@ -4627,7 +4429,6 @@
           <w:p>
             <w:pPr>
               <w:pStyle w:val="Compact"/>
-              <w:jc w:val="left"/>
             </w:pPr>
             <w:r>
               <w:t xml:space="preserve">7035</w:t>
@@ -4639,7 +4440,6 @@
           <w:p>
             <w:pPr>
               <w:pStyle w:val="Compact"/>
-              <w:jc w:val="left"/>
             </w:pPr>
             <w:r>
               <w:t xml:space="preserve">1259</w:t>
@@ -4651,7 +4451,6 @@
           <w:p>
             <w:pPr>
               <w:pStyle w:val="Compact"/>
-              <w:jc w:val="left"/>
             </w:pPr>
             <w:r>
               <w:t xml:space="preserve">4,33 (3,94–4,74)</w:t>
@@ -4663,7 +4462,6 @@
           <w:p>
             <w:pPr>
               <w:pStyle w:val="Compact"/>
-              <w:jc w:val="left"/>
             </w:pPr>
             <w:r>
               <w:t xml:space="preserve">0,50 (0,46–0,55)</w:t>
@@ -4689,7 +4487,6 @@
           <w:p>
             <w:pPr>
               <w:pStyle w:val="Compact"/>
-              <w:jc w:val="left"/>
             </w:pPr>
             <w:r>
               <w:t xml:space="preserve">7027</w:t>
@@ -4701,7 +4498,6 @@
           <w:p>
             <w:pPr>
               <w:pStyle w:val="Compact"/>
-              <w:jc w:val="left"/>
             </w:pPr>
             <w:r>
               <w:t xml:space="preserve">1232</w:t>
@@ -4713,7 +4509,6 @@
           <w:p>
             <w:pPr>
               <w:pStyle w:val="Compact"/>
-              <w:jc w:val="left"/>
             </w:pPr>
             <w:r>
               <w:t xml:space="preserve">2,07 (1,78–2,41)</w:t>
@@ -4725,7 +4520,6 @@
           <w:p>
             <w:pPr>
               <w:pStyle w:val="Compact"/>
-              <w:jc w:val="left"/>
             </w:pPr>
             <w:r>
               <w:t xml:space="preserve">0,18 (0,13–0,23)</w:t>
@@ -4740,8 +4534,8 @@
       </w:pPr>
       <w:r>
         <w:rPr>
+          <w:b/>
           <w:bCs/>
-          <w:b/>
         </w:rPr>
         <w:t xml:space="preserve">Notas:</w:t>
       </w:r>
@@ -4755,13 +4549,7 @@
         <w:t xml:space="preserve"> </w:t>
       </w:r>
       <w:r>
-        <w:t xml:space="preserve">“</w:t>
-      </w:r>
-      <w:r>
-        <w:t xml:space="preserve">&gt;99,9 %</w:t>
-      </w:r>
-      <w:r>
-        <w:t xml:space="preserve">”</w:t>
+        <w:t xml:space="preserve">“&gt;99,9 %”</w:t>
       </w:r>
       <w:r>
         <w:t xml:space="preserve"> </w:t>
@@ -4792,8 +4580,8 @@
       </w:pPr>
       <w:r>
         <w:rPr>
+          <w:i/>
           <w:iCs/>
-          <w:i/>
           <w:vertAlign w:val="superscript"/>
         </w:rPr>
         <w:t xml:space="preserve">c</w:t>
@@ -4803,14 +4591,14 @@
       </w:r>
       <w:r>
         <w:rPr>
+          <w:i/>
           <w:iCs/>
-          <w:i/>
         </w:rPr>
         <w:t xml:space="preserve">DP: diferencia de prevalencia marginal estandarizada, ICr 95 %.</w:t>
       </w:r>
     </w:p>
-    <w:bookmarkEnd w:id="34"/>
-    <w:bookmarkStart w:id="48" w:name="material-suplementario"/>
+    <w:bookmarkEnd w:id="23"/>
+    <w:bookmarkStart w:id="38" w:name="material-suplementario"/>
     <w:p>
       <w:pPr>
         <w:pStyle w:val="Heading1"/>
@@ -4819,7 +4607,7 @@
         <w:t xml:space="preserve">Material Suplementario</w:t>
       </w:r>
     </w:p>
-    <w:bookmarkStart w:id="35" w:name="tabla-s13.-reconciliacion-final"/>
+    <w:bookmarkStart w:id="24" w:name="tabla-s13.-reconciliacion-final"/>
     <w:p>
       <w:pPr>
         <w:pStyle w:val="Heading2"/>
@@ -4832,9 +4620,8 @@
       <w:tblPr>
         <w:tblStyle w:val="Table"/>
         <w:tblW w:type="pct" w:w="5000"/>
+        <w:tblLayout w:type="fixed"/>
         <w:tblLook w:firstRow="1" w:lastRow="0" w:firstColumn="0" w:lastColumn="0" w:noHBand="0" w:noVBand="0" w:val="0020"/>
-        <w:jc w:val="start"/>
-        <w:tblLayout w:type="fixed"/>
       </w:tblPr>
       <w:tblGrid>
         <w:gridCol w:w="1980"/>
@@ -4844,7 +4631,7 @@
       </w:tblGrid>
       <w:tr>
         <w:trPr>
-          <w:tblHeader w:val="true"/>
+          <w:tblHeader w:val="on"/>
         </w:trPr>
         <w:tc>
           <w:tcPr/>
@@ -4855,8 +4642,8 @@
             </w:pPr>
             <w:r>
               <w:rPr>
+                <w:b/>
                 <w:bCs/>
-                <w:b/>
               </w:rPr>
               <w:t xml:space="preserve">Etapa o variable</w:t>
             </w:r>
@@ -4871,8 +4658,8 @@
             </w:pPr>
             <w:r>
               <w:rPr>
+                <w:b/>
                 <w:bCs/>
-                <w:b/>
               </w:rPr>
               <w:t xml:space="preserve">Total</w:t>
             </w:r>
@@ -4887,8 +4674,8 @@
             </w:pPr>
             <w:r>
               <w:rPr>
+                <w:b/>
                 <w:bCs/>
-                <w:b/>
               </w:rPr>
               <w:t xml:space="preserve">10–14 años</w:t>
             </w:r>
@@ -4903,8 +4690,8 @@
             </w:pPr>
             <w:r>
               <w:rPr>
+                <w:b/>
                 <w:bCs/>
-                <w:b/>
               </w:rPr>
               <w:t xml:space="preserve">15–19 años</w:t>
             </w:r>
@@ -5770,8 +5557,8 @@
         <w:t xml:space="preserve">La resta entre etapas consecutivas reconcilia 7.202 − 15 − 152 = 7.035. La submuestra neonatal excluye los 245 embarazos múltiples: 7.035 − 245 = 6.790. Los denominadores específicos reflejan análisis de casos disponibles. Sensibilidad del linkage: con umbrales de 2, 3 y 4 semanas se consolidaron 146, 152 y 152 registros y quedaron 7.041, 7.035 y 7.035 eventos, respectivamente.</w:t>
       </w:r>
     </w:p>
-    <w:bookmarkEnd w:id="35"/>
-    <w:bookmarkStart w:id="36" w:name="X83e24cace5010e1c33250ba3c85270d3e584257"/>
+    <w:bookmarkEnd w:id="24"/>
+    <w:bookmarkStart w:id="25" w:name="X83e24cace5010e1c33250ba3c85270d3e584257"/>
     <w:p>
       <w:pPr>
         <w:pStyle w:val="Heading2"/>
@@ -5784,9 +5571,8 @@
       <w:tblPr>
         <w:tblStyle w:val="Table"/>
         <w:tblW w:type="pct" w:w="5000"/>
+        <w:tblLayout w:type="fixed"/>
         <w:tblLook w:firstRow="1" w:lastRow="0" w:firstColumn="0" w:lastColumn="0" w:noHBand="0" w:noVBand="0" w:val="0020"/>
-        <w:jc w:val="start"/>
-        <w:tblLayout w:type="fixed"/>
       </w:tblPr>
       <w:tblGrid>
         <w:gridCol w:w="1320"/>
@@ -5798,7 +5584,7 @@
       </w:tblGrid>
       <w:tr>
         <w:trPr>
-          <w:tblHeader w:val="true"/>
+          <w:tblHeader w:val="on"/>
         </w:trPr>
         <w:tc>
           <w:tcPr/>
@@ -5809,8 +5595,8 @@
             </w:pPr>
             <w:r>
               <w:rPr>
+                <w:b/>
                 <w:bCs/>
-                <w:b/>
               </w:rPr>
               <w:t xml:space="preserve">Variable</w:t>
             </w:r>
@@ -5825,8 +5611,8 @@
             </w:pPr>
             <w:r>
               <w:rPr>
+                <w:b/>
                 <w:bCs/>
-                <w:b/>
               </w:rPr>
               <w:t xml:space="preserve">Categoría</w:t>
             </w:r>
@@ -5841,8 +5627,8 @@
             </w:pPr>
             <w:r>
               <w:rPr>
+                <w:b/>
                 <w:bCs/>
-                <w:b/>
               </w:rPr>
               <w:t xml:space="preserve">n 15–19 años</w:t>
             </w:r>
@@ -5857,8 +5643,8 @@
             </w:pPr>
             <w:r>
               <w:rPr>
+                <w:b/>
                 <w:bCs/>
-                <w:b/>
               </w:rPr>
               <w:t xml:space="preserve">n 10–14 años</w:t>
             </w:r>
@@ -5873,8 +5659,8 @@
             </w:pPr>
             <w:r>
               <w:rPr>
+                <w:b/>
                 <w:bCs/>
-                <w:b/>
               </w:rPr>
               <w:t xml:space="preserve">% 15–19 años</w:t>
             </w:r>
@@ -5889,8 +5675,8 @@
             </w:pPr>
             <w:r>
               <w:rPr>
+                <w:b/>
                 <w:bCs/>
-                <w:b/>
               </w:rPr>
               <w:t xml:space="preserve">% 10–14 años</w:t>
             </w:r>
@@ -6332,8 +6118,8 @@
       </w:pPr>
       <w:r>
         <w:rPr>
+          <w:i/>
           <w:iCs/>
-          <w:i/>
         </w:rPr>
         <w:t xml:space="preserve">a Columnas correspondientes a adolescentes de 15–19 años y adolescentes de 10–14 años.</w:t>
       </w:r>
@@ -6349,13 +6135,7 @@
         <w:t xml:space="preserve"> </w:t>
       </w:r>
       <w:r>
-        <w:t xml:space="preserve">“</w:t>
-      </w:r>
-      <w:r>
-        <w:t xml:space="preserve">Rezago escolar</w:t>
-      </w:r>
-      <w:r>
-        <w:t xml:space="preserve">”</w:t>
+        <w:t xml:space="preserve">“Rezago escolar”</w:t>
       </w:r>
       <w:r>
         <w:t xml:space="preserve"> </w:t>
@@ -6367,13 +6147,7 @@
         <w:t xml:space="preserve"> </w:t>
       </w:r>
       <w:r>
-        <w:t xml:space="preserve">“</w:t>
-      </w:r>
-      <w:r>
-        <w:t xml:space="preserve">Adecuación del control prenatal</w:t>
-      </w:r>
-      <w:r>
-        <w:t xml:space="preserve">”</w:t>
+        <w:t xml:space="preserve">“Adecuación del control prenatal”</w:t>
       </w:r>
       <w:r>
         <w:t xml:space="preserve"> </w:t>
@@ -6382,8 +6156,8 @@
         <w:t xml:space="preserve">en sus categorías completas.</w:t>
       </w:r>
     </w:p>
-    <w:bookmarkEnd w:id="36"/>
-    <w:bookmarkStart w:id="37" w:name="X6f45c234816292f1ceb11dcadc7fcd32460cda8"/>
+    <w:bookmarkEnd w:id="25"/>
+    <w:bookmarkStart w:id="26" w:name="X6f45c234816292f1ceb11dcadc7fcd32460cda8"/>
     <w:p>
       <w:pPr>
         <w:pStyle w:val="Heading2"/>
@@ -6396,9 +6170,8 @@
       <w:tblPr>
         <w:tblStyle w:val="Table"/>
         <w:tblW w:type="pct" w:w="5000"/>
+        <w:tblLayout w:type="fixed"/>
         <w:tblLook w:firstRow="1" w:lastRow="0" w:firstColumn="0" w:lastColumn="0" w:noHBand="0" w:noVBand="0" w:val="0020"/>
-        <w:jc w:val="start"/>
-        <w:tblLayout w:type="fixed"/>
       </w:tblPr>
       <w:tblGrid>
         <w:gridCol w:w="660"/>
@@ -6416,7 +6189,7 @@
       </w:tblGrid>
       <w:tr>
         <w:trPr>
-          <w:tblHeader w:val="true"/>
+          <w:tblHeader w:val="on"/>
         </w:trPr>
         <w:tc>
           <w:tcPr/>
@@ -6427,8 +6200,8 @@
             </w:pPr>
             <w:r>
               <w:rPr>
+                <w:b/>
                 <w:bCs/>
-                <w:b/>
               </w:rPr>
               <w:t xml:space="preserve">Subperíodo</w:t>
             </w:r>
@@ -6443,8 +6216,8 @@
             </w:pPr>
             <w:r>
               <w:rPr>
+                <w:b/>
                 <w:bCs/>
-                <w:b/>
               </w:rPr>
               <w:t xml:space="preserve">Variable</w:t>
             </w:r>
@@ -6459,8 +6232,8 @@
             </w:pPr>
             <w:r>
               <w:rPr>
+                <w:b/>
                 <w:bCs/>
-                <w:b/>
               </w:rPr>
               <w:t xml:space="preserve">n</w:t>
             </w:r>
@@ -6475,8 +6248,8 @@
             </w:pPr>
             <w:r>
               <w:rPr>
+                <w:b/>
                 <w:bCs/>
-                <w:b/>
               </w:rPr>
               <w:t xml:space="preserve">ev.</w:t>
             </w:r>
@@ -6491,8 +6264,8 @@
             </w:pPr>
             <w:r>
               <w:rPr>
+                <w:b/>
                 <w:bCs/>
-                <w:b/>
               </w:rPr>
               <w:t xml:space="preserve">RP (ICr95 %)</w:t>
             </w:r>
@@ -6507,8 +6280,8 @@
             </w:pPr>
             <w:r>
               <w:rPr>
+                <w:b/>
                 <w:bCs/>
-                <w:b/>
               </w:rPr>
               <w:t xml:space="preserve">DP (ICr95 %)</w:t>
             </w:r>
@@ -6523,8 +6296,8 @@
             </w:pPr>
             <w:r>
               <w:rPr>
+                <w:b/>
                 <w:bCs/>
-                <w:b/>
               </w:rPr>
               <w:t xml:space="preserve">pd</w:t>
             </w:r>
@@ -6539,8 +6312,8 @@
             </w:pPr>
             <w:r>
               <w:rPr>
+                <w:b/>
                 <w:bCs/>
-                <w:b/>
               </w:rPr>
               <w:t xml:space="preserve">R-hat</w:t>
             </w:r>
@@ -6555,8 +6328,8 @@
             </w:pPr>
             <w:r>
               <w:rPr>
+                <w:b/>
                 <w:bCs/>
-                <w:b/>
               </w:rPr>
               <w:t xml:space="preserve">ESSbulk</w:t>
             </w:r>
@@ -6571,8 +6344,8 @@
             </w:pPr>
             <w:r>
               <w:rPr>
+                <w:b/>
                 <w:bCs/>
-                <w:b/>
               </w:rPr>
               <w:t xml:space="preserve">ESStail</w:t>
             </w:r>
@@ -6587,8 +6360,8 @@
             </w:pPr>
             <w:r>
               <w:rPr>
+                <w:b/>
                 <w:bCs/>
-                <w:b/>
               </w:rPr>
               <w:t xml:space="preserve">E-BFMI</w:t>
             </w:r>
@@ -6603,8 +6376,8 @@
             </w:pPr>
             <w:r>
               <w:rPr>
+                <w:b/>
                 <w:bCs/>
-                <w:b/>
               </w:rPr>
               <w:t xml:space="preserve">Div.</w:t>
             </w:r>
@@ -14212,8 +13985,8 @@
         <w:t xml:space="preserve">Bernoulli-logit con estandarización posterior, un modelo independiente por característica (10–14 años vs. 15–19 años como referencia). RP: razón de prevalencia; DP: diferencia de prevalencia marginal estandarizada; ev.: eventos; Div.: divergencias. Diagnósticos de convergencia adecuados en todos los modelos (R-hat ≤1,01; cero divergencias; E-BFMI ≥0,30).</w:t>
       </w:r>
     </w:p>
-    <w:bookmarkEnd w:id="37"/>
-    <w:bookmarkStart w:id="38" w:name="X52bcd9340364808f14d6d3fe0e85ccbc6ccf1cd"/>
+    <w:bookmarkEnd w:id="26"/>
+    <w:bookmarkStart w:id="27" w:name="X52bcd9340364808f14d6d3fe0e85ccbc6ccf1cd"/>
     <w:p>
       <w:pPr>
         <w:pStyle w:val="Heading2"/>
@@ -14226,9 +13999,8 @@
       <w:tblPr>
         <w:tblStyle w:val="Table"/>
         <w:tblW w:type="pct" w:w="5000"/>
+        <w:tblLayout w:type="fixed"/>
         <w:tblLook w:firstRow="1" w:lastRow="0" w:firstColumn="0" w:lastColumn="0" w:noHBand="0" w:noVBand="0" w:val="0020"/>
-        <w:jc w:val="start"/>
-        <w:tblLayout w:type="fixed"/>
       </w:tblPr>
       <w:tblGrid>
         <w:gridCol w:w="1320"/>
@@ -14240,7 +14012,7 @@
       </w:tblGrid>
       <w:tr>
         <w:trPr>
-          <w:tblHeader w:val="true"/>
+          <w:tblHeader w:val="on"/>
         </w:trPr>
         <w:tc>
           <w:tcPr/>
@@ -14251,8 +14023,8 @@
             </w:pPr>
             <w:r>
               <w:rPr>
+                <w:b/>
                 <w:bCs/>
-                <w:b/>
               </w:rPr>
               <w:t xml:space="preserve">Análisis</w:t>
             </w:r>
@@ -14267,8 +14039,8 @@
             </w:pPr>
             <w:r>
               <w:rPr>
+                <w:b/>
                 <w:bCs/>
-                <w:b/>
               </w:rPr>
               <w:t xml:space="preserve">Estimador</w:t>
             </w:r>
@@ -14283,8 +14055,8 @@
             </w:pPr>
             <w:r>
               <w:rPr>
+                <w:b/>
                 <w:bCs/>
-                <w:b/>
               </w:rPr>
               <w:t xml:space="preserve">n</w:t>
             </w:r>
@@ -14299,8 +14071,8 @@
             </w:pPr>
             <w:r>
               <w:rPr>
+                <w:b/>
                 <w:bCs/>
-                <w:b/>
               </w:rPr>
               <w:t xml:space="preserve">Valor (ICr95 %)</w:t>
             </w:r>
@@ -14315,8 +14087,8 @@
             </w:pPr>
             <w:r>
               <w:rPr>
+                <w:b/>
                 <w:bCs/>
-                <w:b/>
               </w:rPr>
               <w:t xml:space="preserve">pd</w:t>
             </w:r>
@@ -14331,8 +14103,8 @@
             </w:pPr>
             <w:r>
               <w:rPr>
+                <w:b/>
                 <w:bCs/>
-                <w:b/>
               </w:rPr>
               <w:t xml:space="preserve">R-hat / Div.</w:t>
             </w:r>
@@ -14578,8 +14350,8 @@
         <w:t xml:space="preserve">Los estimadores comparan adolescentes de 10–14 años frente a adolescentes de 15–19 años como grupo de referencia. Los valores negativos indican un menor número medio de consultas prenatales en el grupo de 10–14 años. OR: razón de momios acumulada; ICr: intervalo de credibilidad; pd: probabilidad de dirección.</w:t>
       </w:r>
     </w:p>
-    <w:bookmarkEnd w:id="38"/>
-    <w:bookmarkStart w:id="39" w:name="X89f375b10c6f35523382f1b469af4595113004a"/>
+    <w:bookmarkEnd w:id="27"/>
+    <w:bookmarkStart w:id="28" w:name="X89f375b10c6f35523382f1b469af4595113004a"/>
     <w:p>
       <w:pPr>
         <w:pStyle w:val="Heading2"/>
@@ -14592,9 +14364,8 @@
       <w:tblPr>
         <w:tblStyle w:val="Table"/>
         <w:tblW w:type="pct" w:w="5000"/>
+        <w:tblLayout w:type="fixed"/>
         <w:tblLook w:firstRow="1" w:lastRow="0" w:firstColumn="0" w:lastColumn="0" w:noHBand="0" w:noVBand="0" w:val="0020"/>
-        <w:jc w:val="start"/>
-        <w:tblLayout w:type="fixed"/>
       </w:tblPr>
       <w:tblGrid>
         <w:gridCol w:w="2640"/>
@@ -14604,7 +14375,7 @@
       </w:tblGrid>
       <w:tr>
         <w:trPr>
-          <w:tblHeader w:val="true"/>
+          <w:tblHeader w:val="on"/>
         </w:trPr>
         <w:tc>
           <w:tcPr/>
@@ -14615,8 +14386,8 @@
             </w:pPr>
             <w:r>
               <w:rPr>
+                <w:b/>
                 <w:bCs/>
-                <w:b/>
               </w:rPr>
               <w:t xml:space="preserve">Variable</w:t>
             </w:r>
@@ -14631,8 +14402,8 @@
             </w:pPr>
             <w:r>
               <w:rPr>
+                <w:b/>
                 <w:bCs/>
-                <w:b/>
               </w:rPr>
               <w:t xml:space="preserve">n total</w:t>
             </w:r>
@@ -14647,8 +14418,8 @@
             </w:pPr>
             <w:r>
               <w:rPr>
+                <w:b/>
                 <w:bCs/>
-                <w:b/>
               </w:rPr>
               <w:t xml:space="preserve">n faltante</w:t>
             </w:r>
@@ -14663,8 +14434,8 @@
             </w:pPr>
             <w:r>
               <w:rPr>
+                <w:b/>
                 <w:bCs/>
-                <w:b/>
               </w:rPr>
               <w:t xml:space="preserve">% faltante</w:t>
             </w:r>
@@ -14736,13 +14507,7 @@
               <w:t xml:space="preserve"> </w:t>
             </w:r>
             <w:r>
-              <w:t xml:space="preserve">“</w:t>
-            </w:r>
-            <w:r>
-              <w:t xml:space="preserve">adecuada</w:t>
-            </w:r>
-            <w:r>
-              <w:t xml:space="preserve">”</w:t>
+              <w:t xml:space="preserve">“adecuada”</w:t>
             </w:r>
             <w:r>
               <w:t xml:space="preserve"> </w:t>
@@ -15990,8 +15755,8 @@
         </w:tc>
       </w:tr>
     </w:tbl>
-    <w:bookmarkEnd w:id="39"/>
-    <w:bookmarkStart w:id="40" w:name="X4497c148d95056527ed024798866b13fe0d9314"/>
+    <w:bookmarkEnd w:id="28"/>
+    <w:bookmarkStart w:id="29" w:name="X4497c148d95056527ed024798866b13fe0d9314"/>
     <w:p>
       <w:pPr>
         <w:pStyle w:val="Heading2"/>
@@ -16005,7 +15770,6 @@
         <w:tblStyle w:val="Table"/>
         <w:tblW w:type="auto" w:w="0"/>
         <w:tblLook w:firstRow="1" w:lastRow="0" w:firstColumn="0" w:lastColumn="0" w:noHBand="0" w:noVBand="0" w:val="0020"/>
-        <w:jc w:val="start"/>
       </w:tblPr>
       <w:tblGrid>
         <w:gridCol w:w="3960"/>
@@ -16013,7 +15777,7 @@
       </w:tblGrid>
       <w:tr>
         <w:trPr>
-          <w:tblHeader w:val="true"/>
+          <w:tblHeader w:val="on"/>
         </w:trPr>
         <w:tc>
           <w:tcPr/>
@@ -16024,8 +15788,8 @@
             </w:pPr>
             <w:r>
               <w:rPr>
+                <w:b/>
                 <w:bCs/>
-                <w:b/>
               </w:rPr>
               <w:t xml:space="preserve">Edad gestacional al parto</w:t>
             </w:r>
@@ -16040,8 +15804,8 @@
             </w:pPr>
             <w:r>
               <w:rPr>
+                <w:b/>
                 <w:bCs/>
-                <w:b/>
               </w:rPr>
               <w:t xml:space="preserve">Contactos esperados</w:t>
             </w:r>
@@ -16265,8 +16029,8 @@
         <w:t xml:space="preserve">Operacionalización acumulativa del esquema OMS de ocho contactos utilizada para calcular la proporción de contactos observados respecto de los esperados. Sin controles = 0; inadecuado = &gt;0 y &lt;50 %; intermedio = 50 a &lt;80 %; adecuado = ≥80 %.</w:t>
       </w:r>
     </w:p>
-    <w:bookmarkEnd w:id="40"/>
-    <w:bookmarkStart w:id="41" w:name="X4ee8c20545cfe83faa660c6369d5d4199ca145c"/>
+    <w:bookmarkEnd w:id="29"/>
+    <w:bookmarkStart w:id="30" w:name="X4ee8c20545cfe83faa660c6369d5d4199ca145c"/>
     <w:p>
       <w:pPr>
         <w:pStyle w:val="Heading2"/>
@@ -16279,9 +16043,8 @@
       <w:tblPr>
         <w:tblStyle w:val="Table"/>
         <w:tblW w:type="pct" w:w="5000"/>
+        <w:tblLayout w:type="fixed"/>
         <w:tblLook w:firstRow="1" w:lastRow="0" w:firstColumn="0" w:lastColumn="0" w:noHBand="0" w:noVBand="0" w:val="0020"/>
-        <w:jc w:val="start"/>
-        <w:tblLayout w:type="fixed"/>
       </w:tblPr>
       <w:tblGrid>
         <w:gridCol w:w="1431"/>
@@ -16293,7 +16056,7 @@
       </w:tblGrid>
       <w:tr>
         <w:trPr>
-          <w:tblHeader w:val="true"/>
+          <w:tblHeader w:val="on"/>
         </w:trPr>
         <w:tc>
           <w:tcPr/>
@@ -16304,8 +16067,8 @@
             </w:pPr>
             <w:r>
               <w:rPr>
+                <w:b/>
                 <w:bCs/>
-                <w:b/>
               </w:rPr>
               <w:t xml:space="preserve">Threshold</w:t>
             </w:r>
@@ -16320,8 +16083,8 @@
             </w:pPr>
             <w:r>
               <w:rPr>
+                <w:b/>
                 <w:bCs/>
-                <w:b/>
               </w:rPr>
               <w:t xml:space="preserve">Mediana posterior</w:t>
             </w:r>
@@ -16336,8 +16099,8 @@
             </w:pPr>
             <w:r>
               <w:rPr>
+                <w:b/>
                 <w:bCs/>
-                <w:b/>
               </w:rPr>
               <w:t xml:space="preserve">ICr95 %</w:t>
             </w:r>
@@ -16352,8 +16115,8 @@
             </w:pPr>
             <w:r>
               <w:rPr>
+                <w:b/>
                 <w:bCs/>
-                <w:b/>
               </w:rPr>
               <w:t xml:space="preserve">R-hat</w:t>
             </w:r>
@@ -16368,8 +16131,8 @@
             </w:pPr>
             <w:r>
               <w:rPr>
+                <w:b/>
                 <w:bCs/>
-                <w:b/>
               </w:rPr>
               <w:t xml:space="preserve">ESS bulk</w:t>
             </w:r>
@@ -16384,8 +16147,8 @@
             </w:pPr>
             <w:r>
               <w:rPr>
+                <w:b/>
                 <w:bCs/>
-                <w:b/>
               </w:rPr>
               <w:t xml:space="preserve">ESS tail</w:t>
             </w:r>
@@ -16623,8 +16386,8 @@
         <w:t xml:space="preserve">Diagnósticos globales del modelo cumulative-logit: R-hat máximo=1,0009; ESS bulk mínimo=4182; ESS tail mínimo=5184; cero divergencias; profundidad de árbol máxima observada=7 (máxima configurada=15), sin transiciones en la profundidad máxima; E-BFMI mínimo=0,985. Estos diagnósticos no indicaron problemas de convergencia o muestreo.</w:t>
       </w:r>
     </w:p>
-    <w:bookmarkEnd w:id="41"/>
-    <w:bookmarkStart w:id="42" w:name="Xd4b50690a2b0f3475a096daad50bc02f57ddd66"/>
+    <w:bookmarkEnd w:id="30"/>
+    <w:bookmarkStart w:id="31" w:name="Xd4b50690a2b0f3475a096daad50bc02f57ddd66"/>
     <w:p>
       <w:pPr>
         <w:pStyle w:val="Heading2"/>
@@ -16637,9 +16400,8 @@
       <w:tblPr>
         <w:tblStyle w:val="Table"/>
         <w:tblW w:type="pct" w:w="5000"/>
+        <w:tblLayout w:type="fixed"/>
         <w:tblLook w:firstRow="1" w:lastRow="0" w:firstColumn="0" w:lastColumn="0" w:noHBand="0" w:noVBand="0" w:val="0020"/>
-        <w:jc w:val="start"/>
-        <w:tblLayout w:type="fixed"/>
       </w:tblPr>
       <w:tblGrid>
         <w:gridCol w:w="2920"/>
@@ -16651,7 +16413,7 @@
       </w:tblGrid>
       <w:tr>
         <w:trPr>
-          <w:tblHeader w:val="true"/>
+          <w:tblHeader w:val="on"/>
         </w:trPr>
         <w:tc>
           <w:tcPr/>
@@ -16662,8 +16424,8 @@
             </w:pPr>
             <w:r>
               <w:rPr>
+                <w:b/>
                 <w:bCs/>
-                <w:b/>
               </w:rPr>
               <w:t xml:space="preserve">Corte acumulativo</w:t>
             </w:r>
@@ -16678,8 +16440,8 @@
             </w:pPr>
             <w:r>
               <w:rPr>
+                <w:b/>
                 <w:bCs/>
-                <w:b/>
               </w:rPr>
               <w:t xml:space="preserve">n</w:t>
             </w:r>
@@ -16694,8 +16456,8 @@
             </w:pPr>
             <w:r>
               <w:rPr>
+                <w:b/>
                 <w:bCs/>
-                <w:b/>
               </w:rPr>
               <w:t xml:space="preserve">Eventos en categorías superiores</w:t>
             </w:r>
@@ -16710,8 +16472,8 @@
             </w:pPr>
             <w:r>
               <w:rPr>
+                <w:b/>
                 <w:bCs/>
-                <w:b/>
               </w:rPr>
               <w:t xml:space="preserve">OR (ICr95 %)</w:t>
             </w:r>
@@ -16726,8 +16488,8 @@
             </w:pPr>
             <w:r>
               <w:rPr>
+                <w:b/>
                 <w:bCs/>
-                <w:b/>
               </w:rPr>
               <w:t xml:space="preserve">OR ordinal común</w:t>
             </w:r>
@@ -16742,8 +16504,8 @@
             </w:pPr>
             <w:r>
               <w:rPr>
+                <w:b/>
                 <w:bCs/>
-                <w:b/>
               </w:rPr>
               <w:t xml:space="preserve">Solapamiento de ICr</w:t>
             </w:r>
@@ -16981,8 +16743,8 @@
         <w:t xml:space="preserve">Modelos Bernoulli-logit separados para cada punto de corte, con adolescentes de 15–19 años como referencia. Los tres OR fueron de magnitud cercana al OR común y sus ICr95 % se solaparon con el ICr95 % del modelo ordinal, resultado compatible con el supuesto de odds proporcionales.</w:t>
       </w:r>
     </w:p>
-    <w:bookmarkEnd w:id="42"/>
-    <w:bookmarkStart w:id="43" w:name="Xe5e3cc41ca40210cf1bb7737727c84a938a4f04"/>
+    <w:bookmarkEnd w:id="31"/>
+    <w:bookmarkStart w:id="32" w:name="Xe5e3cc41ca40210cf1bb7737727c84a938a4f04"/>
     <w:p>
       <w:pPr>
         <w:pStyle w:val="Heading2"/>
@@ -16995,9 +16757,8 @@
       <w:tblPr>
         <w:tblStyle w:val="Table"/>
         <w:tblW w:type="pct" w:w="5000"/>
+        <w:tblLayout w:type="fixed"/>
         <w:tblLook w:firstRow="1" w:lastRow="0" w:firstColumn="0" w:lastColumn="0" w:noHBand="0" w:noVBand="0" w:val="0020"/>
-        <w:jc w:val="start"/>
-        <w:tblLayout w:type="fixed"/>
       </w:tblPr>
       <w:tblGrid>
         <w:gridCol w:w="990"/>
@@ -17010,7 +16771,7 @@
       </w:tblGrid>
       <w:tr>
         <w:trPr>
-          <w:tblHeader w:val="true"/>
+          <w:tblHeader w:val="on"/>
         </w:trPr>
         <w:tc>
           <w:tcPr/>
@@ -17021,8 +16782,8 @@
             </w:pPr>
             <w:r>
               <w:rPr>
+                <w:b/>
                 <w:bCs/>
-                <w:b/>
               </w:rPr>
               <w:t xml:space="preserve">Modelo</w:t>
             </w:r>
@@ -17037,8 +16798,8 @@
             </w:pPr>
             <w:r>
               <w:rPr>
+                <w:b/>
                 <w:bCs/>
-                <w:b/>
               </w:rPr>
               <w:t xml:space="preserve">Ajuste por edad gestacional</w:t>
             </w:r>
@@ -17053,8 +16814,8 @@
             </w:pPr>
             <w:r>
               <w:rPr>
+                <w:b/>
                 <w:bCs/>
-                <w:b/>
               </w:rPr>
               <w:t xml:space="preserve">Estimador (ICr95 %)</w:t>
             </w:r>
@@ -17069,8 +16830,8 @@
             </w:pPr>
             <w:r>
               <w:rPr>
+                <w:b/>
                 <w:bCs/>
-                <w:b/>
               </w:rPr>
               <w:t xml:space="preserve">ELPD-LOO</w:t>
             </w:r>
@@ -17085,8 +16846,8 @@
             </w:pPr>
             <w:r>
               <w:rPr>
+                <w:b/>
                 <w:bCs/>
-                <w:b/>
               </w:rPr>
               <w:t xml:space="preserve">Delta ELPD</w:t>
             </w:r>
@@ -17101,8 +16862,8 @@
             </w:pPr>
             <w:r>
               <w:rPr>
+                <w:b/>
                 <w:bCs/>
-                <w:b/>
               </w:rPr>
               <w:t xml:space="preserve">PPC fuera del ICr95 %</w:t>
             </w:r>
@@ -17117,8 +16878,8 @@
             </w:pPr>
             <w:r>
               <w:rPr>
+                <w:b/>
                 <w:bCs/>
-                <w:b/>
               </w:rPr>
               <w:t xml:space="preserve">R-hat máx. / Div.</w:t>
             </w:r>
@@ -17650,8 +17411,8 @@
         <w:t xml:space="preserve">La edad gestacional se incluyó como ajuste por la oportunidad acumulada de recibir consultas prenatales, no como control causal de confusión. RM: razón de medias; DM: diferencia de medias; ELPD-LOO: densidad predictiva esperada estimada mediante validación cruzada leave-one-out; delta ELPD: diferencia respecto del mejor modelo dentro de cada conjunto comparable; PPC: número de 16 estadísticos predictivos observados fuera del ICr95 %; Div.: divergencias. La binomial negativa se adoptó como análisis principal por la naturaleza de conteo del desenlace y su mejor desempeño predictivo; Poisson y gaussiano se conservaron como análisis de sensibilidad.</w:t>
       </w:r>
     </w:p>
-    <w:bookmarkEnd w:id="43"/>
-    <w:bookmarkStart w:id="44" w:name="Xa7d41c0d4a7f467176caad3b0362d80f97d8dd4"/>
+    <w:bookmarkEnd w:id="32"/>
+    <w:bookmarkStart w:id="33" w:name="Xa7d41c0d4a7f467176caad3b0362d80f97d8dd4"/>
     <w:p>
       <w:pPr>
         <w:pStyle w:val="Heading2"/>
@@ -17664,9 +17425,8 @@
       <w:tblPr>
         <w:tblStyle w:val="Table"/>
         <w:tblW w:type="pct" w:w="5000"/>
+        <w:tblLayout w:type="fixed"/>
         <w:tblLook w:firstRow="1" w:lastRow="0" w:firstColumn="0" w:lastColumn="0" w:noHBand="0" w:noVBand="0" w:val="0020"/>
-        <w:jc w:val="start"/>
-        <w:tblLayout w:type="fixed"/>
       </w:tblPr>
       <w:tblGrid>
         <w:gridCol w:w="879"/>
@@ -17681,7 +17441,7 @@
       </w:tblGrid>
       <w:tr>
         <w:trPr>
-          <w:tblHeader w:val="true"/>
+          <w:tblHeader w:val="on"/>
         </w:trPr>
         <w:tc>
           <w:tcPr/>
@@ -17692,8 +17452,8 @@
             </w:pPr>
             <w:r>
               <w:rPr>
+                <w:b/>
                 <w:bCs/>
-                <w:b/>
               </w:rPr>
               <w:t xml:space="preserve">Modelo</w:t>
             </w:r>
@@ -17708,8 +17468,8 @@
             </w:pPr>
             <w:r>
               <w:rPr>
+                <w:b/>
                 <w:bCs/>
-                <w:b/>
               </w:rPr>
               <w:t xml:space="preserve">Familia</w:t>
             </w:r>
@@ -17724,8 +17484,8 @@
             </w:pPr>
             <w:r>
               <w:rPr>
+                <w:b/>
                 <w:bCs/>
-                <w:b/>
               </w:rPr>
               <w:t xml:space="preserve">R-hat máx.</w:t>
             </w:r>
@@ -17740,8 +17500,8 @@
             </w:pPr>
             <w:r>
               <w:rPr>
+                <w:b/>
                 <w:bCs/>
-                <w:b/>
               </w:rPr>
               <w:t xml:space="preserve">ESS bulk mín.</w:t>
             </w:r>
@@ -17756,8 +17516,8 @@
             </w:pPr>
             <w:r>
               <w:rPr>
+                <w:b/>
                 <w:bCs/>
-                <w:b/>
               </w:rPr>
               <w:t xml:space="preserve">ESS tail mín.</w:t>
             </w:r>
@@ -17772,8 +17532,8 @@
             </w:pPr>
             <w:r>
               <w:rPr>
+                <w:b/>
                 <w:bCs/>
-                <w:b/>
               </w:rPr>
               <w:t xml:space="preserve">Div.</w:t>
             </w:r>
@@ -17788,8 +17548,8 @@
             </w:pPr>
             <w:r>
               <w:rPr>
+                <w:b/>
                 <w:bCs/>
-                <w:b/>
               </w:rPr>
               <w:t xml:space="preserve">Treedepth observado/configurado; en máx.</w:t>
             </w:r>
@@ -17804,8 +17564,8 @@
             </w:pPr>
             <w:r>
               <w:rPr>
+                <w:b/>
                 <w:bCs/>
-                <w:b/>
               </w:rPr>
               <w:t xml:space="preserve">E-BFMI mín.</w:t>
             </w:r>
@@ -17820,8 +17580,8 @@
             </w:pPr>
             <w:r>
               <w:rPr>
+                <w:b/>
                 <w:bCs/>
-                <w:b/>
               </w:rPr>
               <w:t xml:space="preserve">Resumen PPC</w:t>
             </w:r>
@@ -20037,8 +19797,8 @@
         <w:t xml:space="preserve">ESS: tamaño efectivo de muestra; Div.: divergencias. Treedepth muestra la profundidad máxima observada/configurada y el número de iteraciones que alcanzaron el máximo configurado. Los PPC Bernoulli compararon prevalencias globales y por grupo y varianza; el ordinal comparó las cuatro proporciones; los modelos de consultas compararon 16 características distributivas. Estos resultados describen desempeño predictivo, no ajuste perfecto.</w:t>
       </w:r>
     </w:p>
-    <w:bookmarkEnd w:id="44"/>
-    <w:bookmarkStart w:id="45" w:name="Xfbae34eff119e577b3c8ccb65ca3f0889396c32"/>
+    <w:bookmarkEnd w:id="33"/>
+    <w:bookmarkStart w:id="34" w:name="Xfbae34eff119e577b3c8ccb65ca3f0889396c32"/>
     <w:p>
       <w:pPr>
         <w:pStyle w:val="Heading2"/>
@@ -20051,9 +19811,8 @@
       <w:tblPr>
         <w:tblStyle w:val="Table"/>
         <w:tblW w:type="pct" w:w="5000"/>
+        <w:tblLayout w:type="fixed"/>
         <w:tblLook w:firstRow="1" w:lastRow="0" w:firstColumn="0" w:lastColumn="0" w:noHBand="0" w:noVBand="0" w:val="0020"/>
-        <w:jc w:val="start"/>
-        <w:tblLayout w:type="fixed"/>
       </w:tblPr>
       <w:tblGrid>
         <w:gridCol w:w="1320"/>
@@ -20065,7 +19824,7 @@
       </w:tblGrid>
       <w:tr>
         <w:trPr>
-          <w:tblHeader w:val="true"/>
+          <w:tblHeader w:val="on"/>
         </w:trPr>
         <w:tc>
           <w:tcPr/>
@@ -20076,8 +19835,8 @@
             </w:pPr>
             <w:r>
               <w:rPr>
+                <w:b/>
                 <w:bCs/>
-                <w:b/>
               </w:rPr>
               <w:t xml:space="preserve">Modelo</w:t>
             </w:r>
@@ -20092,8 +19851,8 @@
             </w:pPr>
             <w:r>
               <w:rPr>
+                <w:b/>
                 <w:bCs/>
-                <w:b/>
               </w:rPr>
               <w:t xml:space="preserve">Parámetro</w:t>
             </w:r>
@@ -20108,8 +19867,8 @@
             </w:pPr>
             <w:r>
               <w:rPr>
+                <w:b/>
                 <w:bCs/>
-                <w:b/>
               </w:rPr>
               <w:t xml:space="preserve">Estimación (ICr95 %)</w:t>
             </w:r>
@@ -20124,8 +19883,8 @@
             </w:pPr>
             <w:r>
               <w:rPr>
+                <w:b/>
                 <w:bCs/>
-                <w:b/>
               </w:rPr>
               <w:t xml:space="preserve">R-hat</w:t>
             </w:r>
@@ -20140,8 +19899,8 @@
             </w:pPr>
             <w:r>
               <w:rPr>
+                <w:b/>
                 <w:bCs/>
-                <w:b/>
               </w:rPr>
               <w:t xml:space="preserve">ESS bulk</w:t>
             </w:r>
@@ -20156,8 +19915,8 @@
             </w:pPr>
             <w:r>
               <w:rPr>
+                <w:b/>
                 <w:bCs/>
-                <w:b/>
               </w:rPr>
               <w:t xml:space="preserve">ESS tail</w:t>
             </w:r>
@@ -23799,8 +23558,8 @@
         <w:t xml:space="preserve">Los interceptos, coeficientes y parámetros auxiliares se presentan en la escala del predictor lineal de cada familia. ICr: intervalo de credibilidad; ESS: tamaño efectivo de muestra.</w:t>
       </w:r>
     </w:p>
-    <w:bookmarkEnd w:id="45"/>
-    <w:bookmarkStart w:id="46" w:name="X7108c76d484c28e4f0e35ab3be0ece31995c664"/>
+    <w:bookmarkEnd w:id="34"/>
+    <w:bookmarkStart w:id="35" w:name="X7108c76d484c28e4f0e35ab3be0ece31995c664"/>
     <w:p>
       <w:pPr>
         <w:pStyle w:val="Heading2"/>
@@ -23813,9 +23572,8 @@
       <w:tblPr>
         <w:tblStyle w:val="Table"/>
         <w:tblW w:type="pct" w:w="5000"/>
+        <w:tblLayout w:type="fixed"/>
         <w:tblLook w:firstRow="1" w:lastRow="0" w:firstColumn="0" w:lastColumn="0" w:noHBand="0" w:noVBand="0" w:val="0020"/>
-        <w:jc w:val="start"/>
-        <w:tblLayout w:type="fixed"/>
       </w:tblPr>
       <w:tblGrid>
         <w:gridCol w:w="1827"/>
@@ -23825,7 +23583,7 @@
       </w:tblGrid>
       <w:tr>
         <w:trPr>
-          <w:tblHeader w:val="true"/>
+          <w:tblHeader w:val="on"/>
         </w:trPr>
         <w:tc>
           <w:tcPr/>
@@ -23836,8 +23594,8 @@
             </w:pPr>
             <w:r>
               <w:rPr>
+                <w:b/>
                 <w:bCs/>
-                <w:b/>
               </w:rPr>
               <w:t xml:space="preserve">Modelo</w:t>
             </w:r>
@@ -23852,8 +23610,8 @@
             </w:pPr>
             <w:r>
               <w:rPr>
+                <w:b/>
                 <w:bCs/>
-                <w:b/>
               </w:rPr>
               <w:t xml:space="preserve">Prior principal: estimación (ICr95 %)</w:t>
             </w:r>
@@ -23868,8 +23626,8 @@
             </w:pPr>
             <w:r>
               <w:rPr>
+                <w:b/>
                 <w:bCs/>
-                <w:b/>
               </w:rPr>
               <w:t xml:space="preserve">Prior alternativo: estimación (ICr95 %)</w:t>
             </w:r>
@@ -23884,8 +23642,8 @@
             </w:pPr>
             <w:r>
               <w:rPr>
+                <w:b/>
                 <w:bCs/>
-                <w:b/>
               </w:rPr>
               <w:t xml:space="preserve">Cambio de dirección</w:t>
             </w:r>
@@ -24901,8 +24659,8 @@
         <w:t xml:space="preserve">Se muestran las medianas posteriores del coeficiente del grupo de 10–14 años en la escala del predictor lineal. Los priors alternativos fueron moderadamente más amplios y específicos de cada familia, según se describe en Métodos. La máxima diferencia absoluta fue 0,0113 y no hubo cambios de dirección.</w:t>
       </w:r>
     </w:p>
-    <w:bookmarkEnd w:id="46"/>
-    <w:bookmarkStart w:id="47" w:name="tabla-s12.-heterogeneidad-temporal"/>
+    <w:bookmarkEnd w:id="35"/>
+    <w:bookmarkStart w:id="36" w:name="tabla-s12.-heterogeneidad-temporal"/>
     <w:p>
       <w:pPr>
         <w:pStyle w:val="Heading2"/>
@@ -24915,9 +24673,8 @@
       <w:tblPr>
         <w:tblStyle w:val="Table"/>
         <w:tblW w:type="pct" w:w="5000"/>
+        <w:tblLayout w:type="fixed"/>
         <w:tblLook w:firstRow="1" w:lastRow="0" w:firstColumn="0" w:lastColumn="0" w:noHBand="0" w:noVBand="0" w:val="0020"/>
-        <w:jc w:val="start"/>
-        <w:tblLayout w:type="fixed"/>
       </w:tblPr>
       <w:tblGrid>
         <w:gridCol w:w="990"/>
@@ -24931,7 +24688,7 @@
       </w:tblGrid>
       <w:tr>
         <w:trPr>
-          <w:tblHeader w:val="true"/>
+          <w:tblHeader w:val="on"/>
         </w:trPr>
         <w:tc>
           <w:tcPr/>
@@ -24942,8 +24699,8 @@
             </w:pPr>
             <w:r>
               <w:rPr>
+                <w:b/>
                 <w:bCs/>
-                <w:b/>
               </w:rPr>
               <w:t xml:space="preserve">Variable</w:t>
             </w:r>
@@ -24958,8 +24715,8 @@
             </w:pPr>
             <w:r>
               <w:rPr>
+                <w:b/>
                 <w:bCs/>
-                <w:b/>
               </w:rPr>
               <w:t xml:space="preserve">Período</w:t>
             </w:r>
@@ -24974,8 +24731,8 @@
             </w:pPr>
             <w:r>
               <w:rPr>
+                <w:b/>
                 <w:bCs/>
-                <w:b/>
               </w:rPr>
               <w:t xml:space="preserve">Prevalencia 10–14</w:t>
             </w:r>
@@ -24990,8 +24747,8 @@
             </w:pPr>
             <w:r>
               <w:rPr>
+                <w:b/>
                 <w:bCs/>
-                <w:b/>
               </w:rPr>
               <w:t xml:space="preserve">Prevalencia 15–19</w:t>
             </w:r>
@@ -25006,8 +24763,8 @@
             </w:pPr>
             <w:r>
               <w:rPr>
+                <w:b/>
                 <w:bCs/>
-                <w:b/>
               </w:rPr>
               <w:t xml:space="preserve">DP (ICr95 %)</w:t>
             </w:r>
@@ -25022,8 +24779,8 @@
             </w:pPr>
             <w:r>
               <w:rPr>
+                <w:b/>
                 <w:bCs/>
-                <w:b/>
               </w:rPr>
               <w:t xml:space="preserve">RP (ICr95 %)</w:t>
             </w:r>
@@ -25038,8 +24795,8 @@
             </w:pPr>
             <w:r>
               <w:rPr>
+                <w:b/>
                 <w:bCs/>
-                <w:b/>
               </w:rPr>
               <w:t xml:space="preserve">Razón de OR de interacción (ICr95 %)</w:t>
             </w:r>
@@ -25054,8 +24811,8 @@
             </w:pPr>
             <w:r>
               <w:rPr>
+                <w:b/>
                 <w:bCs/>
-                <w:b/>
               </w:rPr>
               <w:t xml:space="preserve">ΔELPD (EE), interacción vs. aditivo</w:t>
             </w:r>
@@ -25953,9 +25710,998 @@
         <w:t xml:space="preserve">Prevalencias marginales posteriores y contrastes de adolescentes de 10–14 frente a 15–19 años obtenidos del modelo conjunto con interacción; pueden diferir mínimamente de los modelos independientes por subperíodo de la Tabla S2. DP: diferencia marginal de prevalencias; RP: razón marginal de prevalencias; razón de OR: exponencial del término grupo × período respecto de 2009–2014; ELPD: densidad predictiva esperada estimada mediante LOO; EE: error estándar de la diferencia. Para pareja estable, la ventaja predictiva del modelo con interacción fue pequeña e incierta; para etnia minoritaria y control prenatal adecuado, la interacción no mejoró la predicción. La sensibilidad ordinal de adecuación prenatal produjo OR de 0,57, 0,76 y 0,86 en los tres períodos y ΔELPD=-0,31 (EE=1,79).</w:t>
       </w:r>
     </w:p>
-    <w:bookmarkEnd w:id="47"/>
-    <w:bookmarkEnd w:id="48"/>
-    <w:sectPr/>
+    <w:bookmarkEnd w:id="36"/>
+    <w:bookmarkStart w:id="37" w:name="tabla-s14.-sensibilidad-rezago-escolar"/>
+    <w:p>
+      <w:pPr>
+        <w:pStyle w:val="Heading2"/>
+      </w:pPr>
+      <w:r>
+        <w:t xml:space="preserve">Tabla S14. Regla de años esperados y sensibilidad del indicador de rezago escolar</w:t>
+      </w:r>
+    </w:p>
+    <w:p>
+      <w:pPr>
+        <w:pStyle w:val="FirstParagraph"/>
+      </w:pPr>
+      <w:r>
+        <w:rPr>
+          <w:b/>
+          <w:bCs/>
+        </w:rPr>
+        <w:t xml:space="preserve">Panel A. Años esperados según edad</w:t>
+      </w:r>
+    </w:p>
+    <w:tbl>
+      <w:tblPr>
+        <w:tblStyle w:val="Table"/>
+        <w:tblW w:type="pct" w:w="5000"/>
+        <w:tblLayout w:type="fixed"/>
+        <w:tblLook w:firstRow="1" w:lastRow="0" w:firstColumn="0" w:lastColumn="0" w:noHBand="0" w:noVBand="0" w:val="0020"/>
+      </w:tblPr>
+      <w:tblGrid>
+        <w:gridCol w:w="2640"/>
+        <w:gridCol w:w="2640"/>
+        <w:gridCol w:w="2640"/>
+      </w:tblGrid>
+      <w:tr>
+        <w:trPr>
+          <w:tblHeader w:val="on"/>
+        </w:trPr>
+        <w:tc>
+          <w:tcPr/>
+          <w:p>
+            <w:pPr>
+              <w:pStyle w:val="Compact"/>
+              <w:jc w:val="right"/>
+            </w:pPr>
+            <w:r>
+              <w:rPr>
+                <w:b/>
+                <w:bCs/>
+              </w:rPr>
+              <w:t xml:space="preserve">Edad (años)</w:t>
+            </w:r>
+          </w:p>
+        </w:tc>
+        <w:tc>
+          <w:tcPr/>
+          <w:p>
+            <w:pPr>
+              <w:pStyle w:val="Compact"/>
+              <w:jc w:val="right"/>
+            </w:pPr>
+            <w:r>
+              <w:rPr>
+                <w:b/>
+                <w:bCs/>
+              </w:rPr>
+              <w:t xml:space="preserve">Regla principal: edad − 6, tope 12</w:t>
+            </w:r>
+          </w:p>
+        </w:tc>
+        <w:tc>
+          <w:tcPr/>
+          <w:p>
+            <w:pPr>
+              <w:pStyle w:val="Compact"/>
+              <w:jc w:val="right"/>
+            </w:pPr>
+            <w:r>
+              <w:rPr>
+                <w:b/>
+                <w:bCs/>
+              </w:rPr>
+              <w:t xml:space="preserve">Regla alternativa: edad − 5, tope 12</w:t>
+            </w:r>
+          </w:p>
+        </w:tc>
+      </w:tr>
+      <w:tr>
+        <w:tc>
+          <w:tcPr/>
+          <w:p>
+            <w:pPr>
+              <w:pStyle w:val="Compact"/>
+              <w:jc w:val="right"/>
+            </w:pPr>
+            <w:r>
+              <w:t xml:space="preserve">10</w:t>
+            </w:r>
+          </w:p>
+        </w:tc>
+        <w:tc>
+          <w:tcPr/>
+          <w:p>
+            <w:pPr>
+              <w:pStyle w:val="Compact"/>
+              <w:jc w:val="right"/>
+            </w:pPr>
+            <w:r>
+              <w:t xml:space="preserve">4</w:t>
+            </w:r>
+          </w:p>
+        </w:tc>
+        <w:tc>
+          <w:tcPr/>
+          <w:p>
+            <w:pPr>
+              <w:pStyle w:val="Compact"/>
+              <w:jc w:val="right"/>
+            </w:pPr>
+            <w:r>
+              <w:t xml:space="preserve">5</w:t>
+            </w:r>
+          </w:p>
+        </w:tc>
+      </w:tr>
+      <w:tr>
+        <w:tc>
+          <w:tcPr/>
+          <w:p>
+            <w:pPr>
+              <w:pStyle w:val="Compact"/>
+              <w:jc w:val="right"/>
+            </w:pPr>
+            <w:r>
+              <w:t xml:space="preserve">11</w:t>
+            </w:r>
+          </w:p>
+        </w:tc>
+        <w:tc>
+          <w:tcPr/>
+          <w:p>
+            <w:pPr>
+              <w:pStyle w:val="Compact"/>
+              <w:jc w:val="right"/>
+            </w:pPr>
+            <w:r>
+              <w:t xml:space="preserve">5</w:t>
+            </w:r>
+          </w:p>
+        </w:tc>
+        <w:tc>
+          <w:tcPr/>
+          <w:p>
+            <w:pPr>
+              <w:pStyle w:val="Compact"/>
+              <w:jc w:val="right"/>
+            </w:pPr>
+            <w:r>
+              <w:t xml:space="preserve">6</w:t>
+            </w:r>
+          </w:p>
+        </w:tc>
+      </w:tr>
+      <w:tr>
+        <w:tc>
+          <w:tcPr/>
+          <w:p>
+            <w:pPr>
+              <w:pStyle w:val="Compact"/>
+              <w:jc w:val="right"/>
+            </w:pPr>
+            <w:r>
+              <w:t xml:space="preserve">12</w:t>
+            </w:r>
+          </w:p>
+        </w:tc>
+        <w:tc>
+          <w:tcPr/>
+          <w:p>
+            <w:pPr>
+              <w:pStyle w:val="Compact"/>
+              <w:jc w:val="right"/>
+            </w:pPr>
+            <w:r>
+              <w:t xml:space="preserve">6</w:t>
+            </w:r>
+          </w:p>
+        </w:tc>
+        <w:tc>
+          <w:tcPr/>
+          <w:p>
+            <w:pPr>
+              <w:pStyle w:val="Compact"/>
+              <w:jc w:val="right"/>
+            </w:pPr>
+            <w:r>
+              <w:t xml:space="preserve">7</w:t>
+            </w:r>
+          </w:p>
+        </w:tc>
+      </w:tr>
+      <w:tr>
+        <w:tc>
+          <w:tcPr/>
+          <w:p>
+            <w:pPr>
+              <w:pStyle w:val="Compact"/>
+              <w:jc w:val="right"/>
+            </w:pPr>
+            <w:r>
+              <w:t xml:space="preserve">13</w:t>
+            </w:r>
+          </w:p>
+        </w:tc>
+        <w:tc>
+          <w:tcPr/>
+          <w:p>
+            <w:pPr>
+              <w:pStyle w:val="Compact"/>
+              <w:jc w:val="right"/>
+            </w:pPr>
+            <w:r>
+              <w:t xml:space="preserve">7</w:t>
+            </w:r>
+          </w:p>
+        </w:tc>
+        <w:tc>
+          <w:tcPr/>
+          <w:p>
+            <w:pPr>
+              <w:pStyle w:val="Compact"/>
+              <w:jc w:val="right"/>
+            </w:pPr>
+            <w:r>
+              <w:t xml:space="preserve">8</w:t>
+            </w:r>
+          </w:p>
+        </w:tc>
+      </w:tr>
+      <w:tr>
+        <w:tc>
+          <w:tcPr/>
+          <w:p>
+            <w:pPr>
+              <w:pStyle w:val="Compact"/>
+              <w:jc w:val="right"/>
+            </w:pPr>
+            <w:r>
+              <w:t xml:space="preserve">14</w:t>
+            </w:r>
+          </w:p>
+        </w:tc>
+        <w:tc>
+          <w:tcPr/>
+          <w:p>
+            <w:pPr>
+              <w:pStyle w:val="Compact"/>
+              <w:jc w:val="right"/>
+            </w:pPr>
+            <w:r>
+              <w:t xml:space="preserve">8</w:t>
+            </w:r>
+          </w:p>
+        </w:tc>
+        <w:tc>
+          <w:tcPr/>
+          <w:p>
+            <w:pPr>
+              <w:pStyle w:val="Compact"/>
+              <w:jc w:val="right"/>
+            </w:pPr>
+            <w:r>
+              <w:t xml:space="preserve">9</w:t>
+            </w:r>
+          </w:p>
+        </w:tc>
+      </w:tr>
+      <w:tr>
+        <w:tc>
+          <w:tcPr/>
+          <w:p>
+            <w:pPr>
+              <w:pStyle w:val="Compact"/>
+              <w:jc w:val="right"/>
+            </w:pPr>
+            <w:r>
+              <w:t xml:space="preserve">15</w:t>
+            </w:r>
+          </w:p>
+        </w:tc>
+        <w:tc>
+          <w:tcPr/>
+          <w:p>
+            <w:pPr>
+              <w:pStyle w:val="Compact"/>
+              <w:jc w:val="right"/>
+            </w:pPr>
+            <w:r>
+              <w:t xml:space="preserve">9</w:t>
+            </w:r>
+          </w:p>
+        </w:tc>
+        <w:tc>
+          <w:tcPr/>
+          <w:p>
+            <w:pPr>
+              <w:pStyle w:val="Compact"/>
+              <w:jc w:val="right"/>
+            </w:pPr>
+            <w:r>
+              <w:t xml:space="preserve">10</w:t>
+            </w:r>
+          </w:p>
+        </w:tc>
+      </w:tr>
+      <w:tr>
+        <w:tc>
+          <w:tcPr/>
+          <w:p>
+            <w:pPr>
+              <w:pStyle w:val="Compact"/>
+              <w:jc w:val="right"/>
+            </w:pPr>
+            <w:r>
+              <w:t xml:space="preserve">16</w:t>
+            </w:r>
+          </w:p>
+        </w:tc>
+        <w:tc>
+          <w:tcPr/>
+          <w:p>
+            <w:pPr>
+              <w:pStyle w:val="Compact"/>
+              <w:jc w:val="right"/>
+            </w:pPr>
+            <w:r>
+              <w:t xml:space="preserve">10</w:t>
+            </w:r>
+          </w:p>
+        </w:tc>
+        <w:tc>
+          <w:tcPr/>
+          <w:p>
+            <w:pPr>
+              <w:pStyle w:val="Compact"/>
+              <w:jc w:val="right"/>
+            </w:pPr>
+            <w:r>
+              <w:t xml:space="preserve">11</w:t>
+            </w:r>
+          </w:p>
+        </w:tc>
+      </w:tr>
+      <w:tr>
+        <w:tc>
+          <w:tcPr/>
+          <w:p>
+            <w:pPr>
+              <w:pStyle w:val="Compact"/>
+              <w:jc w:val="right"/>
+            </w:pPr>
+            <w:r>
+              <w:t xml:space="preserve">17</w:t>
+            </w:r>
+          </w:p>
+        </w:tc>
+        <w:tc>
+          <w:tcPr/>
+          <w:p>
+            <w:pPr>
+              <w:pStyle w:val="Compact"/>
+              <w:jc w:val="right"/>
+            </w:pPr>
+            <w:r>
+              <w:t xml:space="preserve">11</w:t>
+            </w:r>
+          </w:p>
+        </w:tc>
+        <w:tc>
+          <w:tcPr/>
+          <w:p>
+            <w:pPr>
+              <w:pStyle w:val="Compact"/>
+              <w:jc w:val="right"/>
+            </w:pPr>
+            <w:r>
+              <w:t xml:space="preserve">12</w:t>
+            </w:r>
+          </w:p>
+        </w:tc>
+      </w:tr>
+      <w:tr>
+        <w:tc>
+          <w:tcPr/>
+          <w:p>
+            <w:pPr>
+              <w:pStyle w:val="Compact"/>
+              <w:jc w:val="right"/>
+            </w:pPr>
+            <w:r>
+              <w:t xml:space="preserve">18</w:t>
+            </w:r>
+          </w:p>
+        </w:tc>
+        <w:tc>
+          <w:tcPr/>
+          <w:p>
+            <w:pPr>
+              <w:pStyle w:val="Compact"/>
+              <w:jc w:val="right"/>
+            </w:pPr>
+            <w:r>
+              <w:t xml:space="preserve">12</w:t>
+            </w:r>
+          </w:p>
+        </w:tc>
+        <w:tc>
+          <w:tcPr/>
+          <w:p>
+            <w:pPr>
+              <w:pStyle w:val="Compact"/>
+              <w:jc w:val="right"/>
+            </w:pPr>
+            <w:r>
+              <w:t xml:space="preserve">12</w:t>
+            </w:r>
+          </w:p>
+        </w:tc>
+      </w:tr>
+      <w:tr>
+        <w:tc>
+          <w:tcPr/>
+          <w:p>
+            <w:pPr>
+              <w:pStyle w:val="Compact"/>
+              <w:jc w:val="right"/>
+            </w:pPr>
+            <w:r>
+              <w:t xml:space="preserve">19</w:t>
+            </w:r>
+          </w:p>
+        </w:tc>
+        <w:tc>
+          <w:tcPr/>
+          <w:p>
+            <w:pPr>
+              <w:pStyle w:val="Compact"/>
+              <w:jc w:val="right"/>
+            </w:pPr>
+            <w:r>
+              <w:t xml:space="preserve">12</w:t>
+            </w:r>
+          </w:p>
+        </w:tc>
+        <w:tc>
+          <w:tcPr/>
+          <w:p>
+            <w:pPr>
+              <w:pStyle w:val="Compact"/>
+              <w:jc w:val="right"/>
+            </w:pPr>
+            <w:r>
+              <w:t xml:space="preserve">12</w:t>
+            </w:r>
+          </w:p>
+        </w:tc>
+      </w:tr>
+    </w:tbl>
+    <w:p>
+      <w:pPr>
+        <w:pStyle w:val="BodyText"/>
+      </w:pPr>
+      <w:r>
+        <w:rPr>
+          <w:b/>
+          <w:bCs/>
+        </w:rPr>
+        <w:t xml:space="preserve">Panel B. Comparación del indicador binario de rezago ≥2 años</w:t>
+      </w:r>
+    </w:p>
+    <w:tbl>
+      <w:tblPr>
+        <w:tblStyle w:val="Table"/>
+        <w:tblW w:type="pct" w:w="5000"/>
+        <w:tblLayout w:type="fixed"/>
+        <w:tblLook w:firstRow="1" w:lastRow="0" w:firstColumn="0" w:lastColumn="0" w:noHBand="0" w:noVBand="0" w:val="0020"/>
+      </w:tblPr>
+      <w:tblGrid>
+        <w:gridCol w:w="719"/>
+        <w:gridCol w:w="719"/>
+        <w:gridCol w:w="719"/>
+        <w:gridCol w:w="719"/>
+        <w:gridCol w:w="719"/>
+        <w:gridCol w:w="719"/>
+        <w:gridCol w:w="719"/>
+        <w:gridCol w:w="719"/>
+        <w:gridCol w:w="719"/>
+        <w:gridCol w:w="719"/>
+        <w:gridCol w:w="719"/>
+      </w:tblGrid>
+      <w:tr>
+        <w:trPr>
+          <w:tblHeader w:val="on"/>
+        </w:trPr>
+        <w:tc>
+          <w:tcPr/>
+          <w:p>
+            <w:pPr>
+              <w:pStyle w:val="Compact"/>
+              <w:jc w:val="left"/>
+            </w:pPr>
+            <w:r>
+              <w:rPr>
+                <w:b/>
+                <w:bCs/>
+              </w:rPr>
+              <w:t xml:space="preserve">Regla</w:t>
+            </w:r>
+          </w:p>
+        </w:tc>
+        <w:tc>
+          <w:tcPr/>
+          <w:p>
+            <w:pPr>
+              <w:pStyle w:val="Compact"/>
+              <w:jc w:val="right"/>
+            </w:pPr>
+            <w:r>
+              <w:rPr>
+                <w:b/>
+                <w:bCs/>
+              </w:rPr>
+              <w:t xml:space="preserve">n total</w:t>
+            </w:r>
+          </w:p>
+        </w:tc>
+        <w:tc>
+          <w:tcPr/>
+          <w:p>
+            <w:pPr>
+              <w:pStyle w:val="Compact"/>
+              <w:jc w:val="right"/>
+            </w:pPr>
+            <w:r>
+              <w:rPr>
+                <w:b/>
+                <w:bCs/>
+              </w:rPr>
+              <w:t xml:space="preserve">Prevalencia 10–14</w:t>
+            </w:r>
+          </w:p>
+        </w:tc>
+        <w:tc>
+          <w:tcPr/>
+          <w:p>
+            <w:pPr>
+              <w:pStyle w:val="Compact"/>
+              <w:jc w:val="right"/>
+            </w:pPr>
+            <w:r>
+              <w:rPr>
+                <w:b/>
+                <w:bCs/>
+              </w:rPr>
+              <w:t xml:space="preserve">Prevalencia 15–19</w:t>
+            </w:r>
+          </w:p>
+        </w:tc>
+        <w:tc>
+          <w:tcPr/>
+          <w:p>
+            <w:pPr>
+              <w:pStyle w:val="Compact"/>
+              <w:jc w:val="left"/>
+            </w:pPr>
+            <w:r>
+              <w:rPr>
+                <w:b/>
+                <w:bCs/>
+              </w:rPr>
+              <w:t xml:space="preserve">RP (ICr95 %)</w:t>
+            </w:r>
+          </w:p>
+        </w:tc>
+        <w:tc>
+          <w:tcPr/>
+          <w:p>
+            <w:pPr>
+              <w:pStyle w:val="Compact"/>
+              <w:jc w:val="right"/>
+            </w:pPr>
+            <w:r>
+              <w:rPr>
+                <w:b/>
+                <w:bCs/>
+              </w:rPr>
+              <w:t xml:space="preserve">R-hat máx.</w:t>
+            </w:r>
+          </w:p>
+        </w:tc>
+        <w:tc>
+          <w:tcPr/>
+          <w:p>
+            <w:pPr>
+              <w:pStyle w:val="Compact"/>
+              <w:jc w:val="right"/>
+            </w:pPr>
+            <w:r>
+              <w:rPr>
+                <w:b/>
+                <w:bCs/>
+              </w:rPr>
+              <w:t xml:space="preserve">ESS bulk mín.</w:t>
+            </w:r>
+          </w:p>
+        </w:tc>
+        <w:tc>
+          <w:tcPr/>
+          <w:p>
+            <w:pPr>
+              <w:pStyle w:val="Compact"/>
+              <w:jc w:val="right"/>
+            </w:pPr>
+            <w:r>
+              <w:rPr>
+                <w:b/>
+                <w:bCs/>
+              </w:rPr>
+              <w:t xml:space="preserve">ESS tail mín.</w:t>
+            </w:r>
+          </w:p>
+        </w:tc>
+        <w:tc>
+          <w:tcPr/>
+          <w:p>
+            <w:pPr>
+              <w:pStyle w:val="Compact"/>
+              <w:jc w:val="right"/>
+            </w:pPr>
+            <w:r>
+              <w:rPr>
+                <w:b/>
+                <w:bCs/>
+              </w:rPr>
+              <w:t xml:space="preserve">Divergencias</w:t>
+            </w:r>
+          </w:p>
+        </w:tc>
+        <w:tc>
+          <w:tcPr/>
+          <w:p>
+            <w:pPr>
+              <w:pStyle w:val="Compact"/>
+              <w:jc w:val="right"/>
+            </w:pPr>
+            <w:r>
+              <w:rPr>
+                <w:b/>
+                <w:bCs/>
+              </w:rPr>
+              <w:t xml:space="preserve">E-BFMI mín.</w:t>
+            </w:r>
+          </w:p>
+        </w:tc>
+        <w:tc>
+          <w:tcPr/>
+          <w:p>
+            <w:pPr>
+              <w:pStyle w:val="Compact"/>
+              <w:jc w:val="right"/>
+            </w:pPr>
+            <w:r>
+              <w:rPr>
+                <w:b/>
+                <w:bCs/>
+              </w:rPr>
+              <w:t xml:space="preserve">PPC fuera del ICr95 %</w:t>
+            </w:r>
+          </w:p>
+        </w:tc>
+      </w:tr>
+      <w:tr>
+        <w:tc>
+          <w:tcPr/>
+          <w:p>
+            <w:pPr>
+              <w:pStyle w:val="Compact"/>
+              <w:jc w:val="left"/>
+            </w:pPr>
+            <w:r>
+              <w:t xml:space="preserve">Principal: edad − 6; tope 12</w:t>
+            </w:r>
+          </w:p>
+        </w:tc>
+        <w:tc>
+          <w:tcPr/>
+          <w:p>
+            <w:pPr>
+              <w:pStyle w:val="Compact"/>
+              <w:jc w:val="right"/>
+            </w:pPr>
+            <w:r>
+              <w:t xml:space="preserve">7.027</w:t>
+            </w:r>
+          </w:p>
+        </w:tc>
+        <w:tc>
+          <w:tcPr/>
+          <w:p>
+            <w:pPr>
+              <w:pStyle w:val="Compact"/>
+              <w:jc w:val="right"/>
+            </w:pPr>
+            <w:r>
+              <w:t xml:space="preserve">34,6 %</w:t>
+            </w:r>
+          </w:p>
+        </w:tc>
+        <w:tc>
+          <w:tcPr/>
+          <w:p>
+            <w:pPr>
+              <w:pStyle w:val="Compact"/>
+              <w:jc w:val="right"/>
+            </w:pPr>
+            <w:r>
+              <w:t xml:space="preserve">16,6 %</w:t>
+            </w:r>
+          </w:p>
+        </w:tc>
+        <w:tc>
+          <w:tcPr/>
+          <w:p>
+            <w:pPr>
+              <w:pStyle w:val="Compact"/>
+              <w:jc w:val="left"/>
+            </w:pPr>
+            <w:r>
+              <w:t xml:space="preserve">2,07 (1,78–2,41)</w:t>
+            </w:r>
+          </w:p>
+        </w:tc>
+        <w:tc>
+          <w:tcPr/>
+          <w:p>
+            <w:pPr>
+              <w:pStyle w:val="Compact"/>
+              <w:jc w:val="right"/>
+            </w:pPr>
+            <w:r>
+              <w:t xml:space="preserve">1,0002</w:t>
+            </w:r>
+          </w:p>
+        </w:tc>
+        <w:tc>
+          <w:tcPr/>
+          <w:p>
+            <w:pPr>
+              <w:pStyle w:val="Compact"/>
+              <w:jc w:val="right"/>
+            </w:pPr>
+            <w:r>
+              <w:t xml:space="preserve">6.150</w:t>
+            </w:r>
+          </w:p>
+        </w:tc>
+        <w:tc>
+          <w:tcPr/>
+          <w:p>
+            <w:pPr>
+              <w:pStyle w:val="Compact"/>
+              <w:jc w:val="right"/>
+            </w:pPr>
+            <w:r>
+              <w:t xml:space="preserve">5.698</w:t>
+            </w:r>
+          </w:p>
+        </w:tc>
+        <w:tc>
+          <w:tcPr/>
+          <w:p>
+            <w:pPr>
+              <w:pStyle w:val="Compact"/>
+              <w:jc w:val="right"/>
+            </w:pPr>
+            <w:r>
+              <w:t xml:space="preserve">0</w:t>
+            </w:r>
+          </w:p>
+        </w:tc>
+        <w:tc>
+          <w:tcPr/>
+          <w:p>
+            <w:pPr>
+              <w:pStyle w:val="Compact"/>
+              <w:jc w:val="right"/>
+            </w:pPr>
+            <w:r>
+              <w:t xml:space="preserve">0,961</w:t>
+            </w:r>
+          </w:p>
+        </w:tc>
+        <w:tc>
+          <w:tcPr/>
+          <w:p>
+            <w:pPr>
+              <w:pStyle w:val="Compact"/>
+              <w:jc w:val="right"/>
+            </w:pPr>
+            <w:r>
+              <w:t xml:space="preserve">0/3</w:t>
+            </w:r>
+          </w:p>
+        </w:tc>
+      </w:tr>
+      <w:tr>
+        <w:tc>
+          <w:tcPr/>
+          <w:p>
+            <w:pPr>
+              <w:pStyle w:val="Compact"/>
+              <w:jc w:val="left"/>
+            </w:pPr>
+            <w:r>
+              <w:t xml:space="preserve">Sensibilidad: edad − 5; tope 12</w:t>
+            </w:r>
+          </w:p>
+        </w:tc>
+        <w:tc>
+          <w:tcPr/>
+          <w:p>
+            <w:pPr>
+              <w:pStyle w:val="Compact"/>
+              <w:jc w:val="right"/>
+            </w:pPr>
+            <w:r>
+              <w:t xml:space="preserve">7.027</w:t>
+            </w:r>
+          </w:p>
+        </w:tc>
+        <w:tc>
+          <w:tcPr/>
+          <w:p>
+            <w:pPr>
+              <w:pStyle w:val="Compact"/>
+              <w:jc w:val="right"/>
+            </w:pPr>
+            <w:r>
+              <w:t xml:space="preserve">41,6 %</w:t>
+            </w:r>
+          </w:p>
+        </w:tc>
+        <w:tc>
+          <w:tcPr/>
+          <w:p>
+            <w:pPr>
+              <w:pStyle w:val="Compact"/>
+              <w:jc w:val="right"/>
+            </w:pPr>
+            <w:r>
+              <w:t xml:space="preserve">18,2 %</w:t>
+            </w:r>
+          </w:p>
+        </w:tc>
+        <w:tc>
+          <w:tcPr/>
+          <w:p>
+            <w:pPr>
+              <w:pStyle w:val="Compact"/>
+              <w:jc w:val="left"/>
+            </w:pPr>
+            <w:r>
+              <w:t xml:space="preserve">2,28 (1,99–2,59)</w:t>
+            </w:r>
+          </w:p>
+        </w:tc>
+        <w:tc>
+          <w:tcPr/>
+          <w:p>
+            <w:pPr>
+              <w:pStyle w:val="Compact"/>
+              <w:jc w:val="right"/>
+            </w:pPr>
+            <w:r>
+              <w:t xml:space="preserve">1,0008</w:t>
+            </w:r>
+          </w:p>
+        </w:tc>
+        <w:tc>
+          <w:tcPr/>
+          <w:p>
+            <w:pPr>
+              <w:pStyle w:val="Compact"/>
+              <w:jc w:val="right"/>
+            </w:pPr>
+            <w:r>
+              <w:t xml:space="preserve">5.791</w:t>
+            </w:r>
+          </w:p>
+        </w:tc>
+        <w:tc>
+          <w:tcPr/>
+          <w:p>
+            <w:pPr>
+              <w:pStyle w:val="Compact"/>
+              <w:jc w:val="right"/>
+            </w:pPr>
+            <w:r>
+              <w:t xml:space="preserve">5.665</w:t>
+            </w:r>
+          </w:p>
+        </w:tc>
+        <w:tc>
+          <w:tcPr/>
+          <w:p>
+            <w:pPr>
+              <w:pStyle w:val="Compact"/>
+              <w:jc w:val="right"/>
+            </w:pPr>
+            <w:r>
+              <w:t xml:space="preserve">0</w:t>
+            </w:r>
+          </w:p>
+        </w:tc>
+        <w:tc>
+          <w:tcPr/>
+          <w:p>
+            <w:pPr>
+              <w:pStyle w:val="Compact"/>
+              <w:jc w:val="right"/>
+            </w:pPr>
+            <w:r>
+              <w:t xml:space="preserve">0,947</w:t>
+            </w:r>
+          </w:p>
+        </w:tc>
+        <w:tc>
+          <w:tcPr/>
+          <w:p>
+            <w:pPr>
+              <w:pStyle w:val="Compact"/>
+              <w:jc w:val="right"/>
+            </w:pPr>
+            <w:r>
+              <w:t xml:space="preserve">0/3</w:t>
+            </w:r>
+          </w:p>
+        </w:tc>
+      </w:tr>
+    </w:tbl>
+    <w:p>
+      <w:pPr>
+        <w:pStyle w:val="BodyText"/>
+      </w:pPr>
+      <w:r>
+        <w:t xml:space="preserve">Ambas reglas utilizaron el mismo cálculo de años aprobados, tope de 12 años, tratamiento de datos faltantes, definición binaria (rezago ≥2 años) y modelo bayesiano Bernoulli-logit con estandarización posterior. En ambos ajustes la profundidad máxima observada fue 4, ninguna iteración alcanzó el máximo configurado de 15 y los PPC de las prevalencias global y por grupo quedaron dentro del ICr95 % predictivo. Fuente reproducible:</w:t>
+      </w:r>
+      <w:r>
+        <w:t xml:space="preserve"> </w:t>
+      </w:r>
+      <w:r>
+        <w:rPr>
+          <w:rStyle w:val="VerbatimChar"/>
+        </w:rPr>
+        <w:t xml:space="preserve">R/08_punto4_sensibilidad_rezago_escolar.R</w:t>
+      </w:r>
+      <w:r>
+        <w:t xml:space="preserve"> </w:t>
+      </w:r>
+      <w:r>
+        <w:t xml:space="preserve">y</w:t>
+      </w:r>
+      <w:r>
+        <w:t xml:space="preserve"> </w:t>
+      </w:r>
+      <w:r>
+        <w:rPr>
+          <w:rStyle w:val="VerbatimChar"/>
+        </w:rPr>
+        <w:t xml:space="preserve">output/rezago_escolar/</w:t>
+      </w:r>
+      <w:r>
+        <w:t xml:space="preserve">.</w:t>
+      </w:r>
+    </w:p>
+    <w:bookmarkEnd w:id="37"/>
+    <w:bookmarkEnd w:id="38"/>
+    <w:sectPr>
+      <w:footnotePr>
+        <w:numRestart w:val="eachSect"/>
+      </w:footnotePr>
+    </w:sectPr>
   </w:body>
 </w:document>
 </file>
@@ -25986,14 +26732,14 @@
 <file path=word/numbering.xml><?xml version="1.0" encoding="utf-8"?>
 <w:numbering xmlns:w="http://schemas.openxmlformats.org/wordprocessingml/2006/main">
   <w:abstractNum w:abstractNumId="990">
-    <w:nsid w:val="A990"/>
+    <w:nsid w:val="0000A990"/>
     <w:multiLevelType w:val="multilevel"/>
     <w:lvl w:ilvl="0">
       <w:numFmt w:val="bullet"/>
       <w:lvlText w:val=" "/>
       <w:lvlJc w:val="left"/>
       <w:pPr>
-        <w:ind w:left="720" w:hanging="480"/>
+        <w:ind w:left="720" w:hanging="360"/>
       </w:pPr>
     </w:lvl>
     <w:lvl w:ilvl="1">
@@ -26001,7 +26747,7 @@
       <w:lvlText w:val=" "/>
       <w:lvlJc w:val="left"/>
       <w:pPr>
-        <w:ind w:left="1440" w:hanging="480"/>
+        <w:ind w:left="1440" w:hanging="360"/>
       </w:pPr>
     </w:lvl>
     <w:lvl w:ilvl="2">
@@ -26009,7 +26755,7 @@
       <w:lvlText w:val=" "/>
       <w:lvlJc w:val="left"/>
       <w:pPr>
-        <w:ind w:left="2160" w:hanging="480"/>
+        <w:ind w:left="2160" w:hanging="360"/>
       </w:pPr>
     </w:lvl>
     <w:lvl w:ilvl="3">
@@ -26017,7 +26763,7 @@
       <w:lvlText w:val=" "/>
       <w:lvlJc w:val="left"/>
       <w:pPr>
-        <w:ind w:left="2880" w:hanging="480"/>
+        <w:ind w:left="2880" w:hanging="360"/>
       </w:pPr>
     </w:lvl>
     <w:lvl w:ilvl="4">
@@ -26025,7 +26771,7 @@
       <w:lvlText w:val=" "/>
       <w:lvlJc w:val="left"/>
       <w:pPr>
-        <w:ind w:left="3600" w:hanging="480"/>
+        <w:ind w:left="3600" w:hanging="360"/>
       </w:pPr>
     </w:lvl>
     <w:lvl w:ilvl="5">
@@ -26033,7 +26779,7 @@
       <w:lvlText w:val=" "/>
       <w:lvlJc w:val="left"/>
       <w:pPr>
-        <w:ind w:left="4320" w:hanging="480"/>
+        <w:ind w:left="4320" w:hanging="360"/>
       </w:pPr>
     </w:lvl>
     <w:lvl w:ilvl="6">
@@ -26041,7 +26787,7 @@
       <w:lvlText w:val=" "/>
       <w:lvlJc w:val="left"/>
       <w:pPr>
-        <w:ind w:left="5040" w:hanging="480"/>
+        <w:ind w:left="5040" w:hanging="360"/>
       </w:pPr>
     </w:lvl>
     <w:lvl w:ilvl="7">
@@ -26049,7 +26795,7 @@
       <w:lvlText w:val=" "/>
       <w:lvlJc w:val="left"/>
       <w:pPr>
-        <w:ind w:left="5760" w:hanging="480"/>
+        <w:ind w:left="5760" w:hanging="360"/>
       </w:pPr>
     </w:lvl>
     <w:lvl w:ilvl="8">
@@ -26057,7 +26803,7 @@
       <w:lvlText w:val=" "/>
       <w:lvlJc w:val="left"/>
       <w:pPr>
-        <w:ind w:left="6480" w:hanging="480"/>
+        <w:ind w:left="6480" w:hanging="360"/>
       </w:pPr>
     </w:lvl>
   </w:abstractNum>
@@ -26072,10 +26818,10 @@
   <w:docDefaults>
     <w:rPrDefault>
       <w:rPr>
-        <w:rFonts w:asciiTheme="minorHAnsi" w:cstheme="minorBidi" w:eastAsiaTheme="minorHAnsi" w:hAnsiTheme="minorHAnsi"/>
+        <w:rFonts w:asciiTheme="minorHAnsi" w:cstheme="minorBidi" w:eastAsiaTheme="minorEastAsia" w:hAnsiTheme="minorHAnsi"/>
         <w:sz w:val="24"/>
         <w:szCs w:val="24"/>
-        <w:lang w:bidi="ar-SA" w:eastAsia="en-US" w:val="en-US"/>
+        <w:lang w:bidi="ar-SA" w:eastAsia="zh-CN" w:val="en-US"/>
       </w:rPr>
     </w:rPrDefault>
     <w:pPrDefault>
@@ -26093,10 +26839,10 @@
     <w:name w:val="Body Text"/>
     <w:basedOn w:val="Normal"/>
     <w:link w:val="BodyTextChar"/>
+    <w:qFormat/>
     <w:pPr>
       <w:spacing w:after="180" w:before="180"/>
     </w:pPr>
-    <w:qFormat/>
   </w:style>
   <w:style w:customStyle="1" w:styleId="FirstParagraph" w:type="paragraph">
     <w:name w:val="First Paragraph"/>
@@ -26116,57 +26862,94 @@
     <w:name w:val="Title"/>
     <w:basedOn w:val="Normal"/>
     <w:next w:val="BodyText"/>
+    <w:link w:val="TitleChar"/>
+    <w:uiPriority w:val="10"/>
     <w:qFormat/>
+    <w:rsid w:val="00A10FD9"/>
     <w:pPr>
-      <w:keepNext/>
-      <w:keepLines/>
-      <w:spacing w:after="240" w:before="480"/>
+      <w:spacing w:after="80" w:line="240" w:lineRule="auto"/>
+      <w:contextualSpacing/>
       <w:jc w:val="center"/>
     </w:pPr>
     <w:rPr>
       <w:rFonts w:asciiTheme="majorHAnsi" w:cstheme="majorBidi" w:eastAsiaTheme="majorEastAsia" w:hAnsiTheme="majorHAnsi"/>
-      <w:b/>
-      <w:bCs/>
-      <w:color w:themeColor="accent1" w:themeShade="B5" w:val="345A8A"/>
-      <w:sz w:val="36"/>
-      <w:szCs w:val="36"/>
+      <w:sz w:val="56"/>
+      <w:szCs w:val="56"/>
+    </w:rPr>
+  </w:style>
+  <w:style w:customStyle="1" w:styleId="TitleChar" w:type="character">
+    <w:name w:val="Title Char"/>
+    <w:basedOn w:val="DefaultParagraphFont"/>
+    <w:link w:val="Title"/>
+    <w:uiPriority w:val="10"/>
+    <w:rsid w:val="00A10FD9"/>
+    <w:rPr>
+      <w:rFonts w:asciiTheme="majorHAnsi" w:cstheme="majorBidi" w:eastAsiaTheme="majorEastAsia" w:hAnsiTheme="majorHAnsi"/>
+      <w:sz w:val="56"/>
+      <w:szCs w:val="56"/>
     </w:rPr>
   </w:style>
   <w:style w:styleId="Subtitle" w:type="paragraph">
     <w:name w:val="Subtitle"/>
     <w:basedOn w:val="Title"/>
     <w:next w:val="BodyText"/>
+    <w:link w:val="SubtitleChar"/>
+    <w:uiPriority w:val="11"/>
     <w:qFormat/>
+    <w:rsid w:val="00A10FD9"/>
     <w:pPr>
-      <w:keepNext/>
-      <w:keepLines/>
-      <w:spacing w:after="240" w:before="240"/>
-      <w:jc w:val="center"/>
+      <w:numPr>
+        <w:ilvl w:val="1"/>
+      </w:numPr>
     </w:pPr>
     <w:rPr>
-      <w:sz w:val="30"/>
-      <w:szCs w:val="30"/>
+      <w:rFonts w:cstheme="majorBidi" w:eastAsiaTheme="majorEastAsia"/>
+      <w:spacing w:val="15"/>
+      <w:sz w:val="28"/>
+      <w:szCs w:val="28"/>
+    </w:rPr>
+  </w:style>
+  <w:style w:customStyle="1" w:styleId="SubtitleChar" w:type="character">
+    <w:name w:val="Subtitle Char"/>
+    <w:basedOn w:val="DefaultParagraphFont"/>
+    <w:link w:val="Subtitle"/>
+    <w:uiPriority w:val="11"/>
+    <w:rsid w:val="00A10FD9"/>
+    <w:rPr>
+      <w:rFonts w:cstheme="majorBidi" w:eastAsiaTheme="majorEastAsia"/>
+      <w:color w:themeColor="text1" w:themeTint="A6" w:val="595959"/>
+      <w:spacing w:val="15"/>
+      <w:sz w:val="28"/>
+      <w:szCs w:val="28"/>
     </w:rPr>
   </w:style>
   <w:style w:customStyle="1" w:styleId="Author" w:type="paragraph">
     <w:name w:val="Author"/>
+    <w:basedOn w:val="Title"/>
     <w:next w:val="BodyText"/>
     <w:qFormat/>
     <w:pPr>
       <w:keepNext/>
       <w:keepLines/>
-      <w:jc w:val="center"/>
     </w:pPr>
+    <w:rPr>
+      <w:sz w:val="24"/>
+      <w:szCs w:val="24"/>
+    </w:rPr>
   </w:style>
   <w:style w:styleId="Date" w:type="paragraph">
     <w:name w:val="Date"/>
+    <w:basedOn w:val="Title"/>
     <w:next w:val="BodyText"/>
     <w:qFormat/>
     <w:pPr>
       <w:keepNext/>
       <w:keepLines/>
-      <w:jc w:val="center"/>
     </w:pPr>
+    <w:rPr>
+      <w:sz w:val="24"/>
+      <w:szCs w:val="24"/>
+    </w:rPr>
   </w:style>
   <w:style w:customStyle="1" w:styleId="AbstractTitle" w:type="paragraph">
     <w:name w:val="Abstract Title"/>
@@ -26176,15 +26959,13 @@
     <w:pPr>
       <w:keepNext/>
       <w:keepLines/>
+      <w:spacing w:after="0" w:before="300"/>
       <w:jc w:val="center"/>
-      <w:spacing w:after="0" w:before="300"/>
     </w:pPr>
     <w:rPr>
+      <w:b/>
       <w:sz w:val="20"/>
       <w:szCs w:val="20"/>
-      <w:b/>
-      <w:color w:val="345A8A"/>
-      &gt;
     </w:rPr>
   </w:style>
   <w:style w:customStyle="1" w:styleId="Abstract" w:type="paragraph">
@@ -26211,191 +26992,321 @@
     <w:rPr/>
   </w:style>
   <w:style w:styleId="Heading1" w:type="paragraph">
-    <w:name w:val="Heading 1"/>
+    <w:name w:val="heading 1"/>
     <w:basedOn w:val="Normal"/>
     <w:next w:val="BodyText"/>
+    <w:link w:val="Heading1Char"/>
     <w:uiPriority w:val="9"/>
     <w:qFormat/>
+    <w:rsid w:val="00A10FD9"/>
     <w:pPr>
       <w:keepNext/>
       <w:keepLines/>
-      <w:spacing w:after="0" w:before="480"/>
+      <w:spacing w:after="80" w:before="360"/>
       <w:outlineLvl w:val="0"/>
     </w:pPr>
     <w:rPr>
       <w:rFonts w:asciiTheme="majorHAnsi" w:cstheme="majorBidi" w:eastAsiaTheme="majorEastAsia" w:hAnsiTheme="majorHAnsi"/>
-      <w:b/>
-      <w:bCs/>
-      <w:color w:themeColor="accent1" w:val="4F81BD"/>
+      <w:color w:themeColor="accent1" w:themeShade="BF" w:val="0F4761"/>
+      <w:sz w:val="40"/>
+      <w:szCs w:val="40"/>
+    </w:rPr>
+  </w:style>
+  <w:style w:styleId="Heading2" w:type="paragraph">
+    <w:name w:val="heading 2"/>
+    <w:basedOn w:val="Normal"/>
+    <w:next w:val="BodyText"/>
+    <w:link w:val="Heading2Char"/>
+    <w:uiPriority w:val="9"/>
+    <w:semiHidden/>
+    <w:unhideWhenUsed/>
+    <w:qFormat/>
+    <w:rsid w:val="00A10FD9"/>
+    <w:pPr>
+      <w:keepNext/>
+      <w:keepLines/>
+      <w:spacing w:after="80" w:before="160"/>
+      <w:outlineLvl w:val="1"/>
+    </w:pPr>
+    <w:rPr>
+      <w:rFonts w:asciiTheme="majorHAnsi" w:cstheme="majorBidi" w:eastAsiaTheme="majorEastAsia" w:hAnsiTheme="majorHAnsi"/>
+      <w:color w:themeColor="accent1" w:themeShade="BF" w:val="0F4761"/>
       <w:sz w:val="32"/>
       <w:szCs w:val="32"/>
     </w:rPr>
   </w:style>
-  <w:style w:styleId="Heading2" w:type="paragraph">
-    <w:name w:val="Heading 2"/>
+  <w:style w:styleId="Heading3" w:type="paragraph">
+    <w:name w:val="heading 3"/>
     <w:basedOn w:val="Normal"/>
     <w:next w:val="BodyText"/>
+    <w:link w:val="Heading3Char"/>
     <w:uiPriority w:val="9"/>
+    <w:semiHidden/>
     <w:unhideWhenUsed/>
     <w:qFormat/>
+    <w:rsid w:val="00A10FD9"/>
     <w:pPr>
       <w:keepNext/>
       <w:keepLines/>
-      <w:spacing w:after="0" w:before="200"/>
-      <w:outlineLvl w:val="1"/>
+      <w:spacing w:after="80" w:before="160"/>
+      <w:outlineLvl w:val="2"/>
     </w:pPr>
     <w:rPr>
-      <w:rFonts w:asciiTheme="majorHAnsi" w:cstheme="majorBidi" w:eastAsiaTheme="majorEastAsia" w:hAnsiTheme="majorHAnsi"/>
-      <w:b/>
-      <w:bCs/>
-      <w:color w:themeColor="accent1" w:val="4F81BD"/>
+      <w:rFonts w:cstheme="majorBidi" w:eastAsiaTheme="majorEastAsia"/>
+      <w:color w:themeColor="accent1" w:themeShade="BF" w:val="0F4761"/>
       <w:sz w:val="28"/>
       <w:szCs w:val="28"/>
     </w:rPr>
   </w:style>
-  <w:style w:styleId="Heading3" w:type="paragraph">
-    <w:name w:val="Heading 3"/>
+  <w:style w:styleId="Heading4" w:type="paragraph">
+    <w:name w:val="heading 4"/>
     <w:basedOn w:val="Normal"/>
     <w:next w:val="BodyText"/>
+    <w:link w:val="Heading4Char"/>
     <w:uiPriority w:val="9"/>
+    <w:semiHidden/>
     <w:unhideWhenUsed/>
     <w:qFormat/>
+    <w:rsid w:val="00A10FD9"/>
     <w:pPr>
       <w:keepNext/>
       <w:keepLines/>
-      <w:spacing w:after="0" w:before="200"/>
-      <w:outlineLvl w:val="2"/>
+      <w:spacing w:after="40" w:before="80"/>
+      <w:outlineLvl w:val="3"/>
     </w:pPr>
     <w:rPr>
-      <w:rFonts w:asciiTheme="majorHAnsi" w:cstheme="majorBidi" w:eastAsiaTheme="majorEastAsia" w:hAnsiTheme="majorHAnsi"/>
-      <w:b/>
-      <w:bCs/>
-      <w:color w:themeColor="accent1" w:val="4F81BD"/>
-      <w:sz w:val="24"/>
-      <w:szCs w:val="24"/>
+      <w:rFonts w:cstheme="majorBidi" w:eastAsiaTheme="majorEastAsia"/>
+      <w:i/>
+      <w:iCs/>
+      <w:color w:themeColor="accent1" w:themeShade="BF" w:val="0F4761"/>
     </w:rPr>
   </w:style>
-  <w:style w:styleId="Heading4" w:type="paragraph">
-    <w:name w:val="Heading 4"/>
+  <w:style w:styleId="Heading5" w:type="paragraph">
+    <w:name w:val="heading 5"/>
     <w:basedOn w:val="Normal"/>
     <w:next w:val="BodyText"/>
+    <w:link w:val="Heading5Char"/>
     <w:uiPriority w:val="9"/>
+    <w:semiHidden/>
     <w:unhideWhenUsed/>
     <w:qFormat/>
+    <w:rsid w:val="00A10FD9"/>
     <w:pPr>
       <w:keepNext/>
       <w:keepLines/>
-      <w:spacing w:after="0" w:before="200"/>
-      <w:outlineLvl w:val="3"/>
+      <w:spacing w:after="40" w:before="80"/>
+      <w:outlineLvl w:val="4"/>
     </w:pPr>
     <w:rPr>
-      <w:rFonts w:asciiTheme="majorHAnsi" w:cstheme="majorBidi" w:eastAsiaTheme="majorEastAsia" w:hAnsiTheme="majorHAnsi"/>
-      <w:i/>
-      <w:bCs/>
-      <w:color w:themeColor="accent1" w:val="4F81BD"/>
-      <w:sz w:val="24"/>
-      <w:szCs w:val="24"/>
+      <w:rFonts w:cstheme="majorBidi" w:eastAsiaTheme="majorEastAsia"/>
+      <w:color w:themeColor="accent1" w:themeShade="BF" w:val="0F4761"/>
     </w:rPr>
   </w:style>
-  <w:style w:styleId="Heading5" w:type="paragraph">
-    <w:name w:val="Heading 5"/>
+  <w:style w:styleId="Heading6" w:type="paragraph">
+    <w:name w:val="heading 6"/>
     <w:basedOn w:val="Normal"/>
     <w:next w:val="BodyText"/>
+    <w:link w:val="Heading6Char"/>
     <w:uiPriority w:val="9"/>
+    <w:semiHidden/>
     <w:unhideWhenUsed/>
     <w:qFormat/>
+    <w:rsid w:val="00A10FD9"/>
     <w:pPr>
       <w:keepNext/>
       <w:keepLines/>
-      <w:spacing w:after="0" w:before="200"/>
-      <w:outlineLvl w:val="4"/>
+      <w:spacing w:after="0" w:before="40"/>
+      <w:outlineLvl w:val="5"/>
     </w:pPr>
     <w:rPr>
-      <w:rFonts w:asciiTheme="majorHAnsi" w:cstheme="majorBidi" w:eastAsiaTheme="majorEastAsia" w:hAnsiTheme="majorHAnsi"/>
+      <w:rFonts w:cstheme="majorBidi" w:eastAsiaTheme="majorEastAsia"/>
+      <w:i/>
       <w:iCs/>
-      <w:color w:themeColor="accent1" w:val="4F81BD"/>
-      <w:sz w:val="24"/>
-      <w:szCs w:val="24"/>
+      <w:color w:themeColor="text1" w:themeTint="A6" w:val="595959"/>
     </w:rPr>
   </w:style>
-  <w:style w:styleId="Heading6" w:type="paragraph">
-    <w:name w:val="Heading 6"/>
+  <w:style w:styleId="Heading7" w:type="paragraph">
+    <w:name w:val="heading 7"/>
     <w:basedOn w:val="Normal"/>
     <w:next w:val="BodyText"/>
+    <w:link w:val="Heading7Char"/>
     <w:uiPriority w:val="9"/>
+    <w:semiHidden/>
     <w:unhideWhenUsed/>
     <w:qFormat/>
+    <w:rsid w:val="00A10FD9"/>
     <w:pPr>
       <w:keepNext/>
       <w:keepLines/>
-      <w:spacing w:after="0" w:before="200"/>
-      <w:outlineLvl w:val="5"/>
+      <w:spacing w:after="0" w:before="40"/>
+      <w:outlineLvl w:val="6"/>
     </w:pPr>
     <w:rPr>
-      <w:rFonts w:asciiTheme="majorHAnsi" w:cstheme="majorBidi" w:eastAsiaTheme="majorEastAsia" w:hAnsiTheme="majorHAnsi"/>
-      <w:color w:themeColor="accent1" w:val="4F81BD"/>
-      <w:sz w:val="24"/>
-      <w:szCs w:val="24"/>
+      <w:rFonts w:cstheme="majorBidi" w:eastAsiaTheme="majorEastAsia"/>
+      <w:color w:themeColor="text1" w:themeTint="A6" w:val="595959"/>
     </w:rPr>
   </w:style>
-  <w:style w:styleId="Heading7" w:type="paragraph">
-    <w:name w:val="Heading 7"/>
+  <w:style w:styleId="Heading8" w:type="paragraph">
+    <w:name w:val="heading 8"/>
     <w:basedOn w:val="Normal"/>
     <w:next w:val="BodyText"/>
+    <w:link w:val="Heading8Char"/>
     <w:uiPriority w:val="9"/>
+    <w:semiHidden/>
     <w:unhideWhenUsed/>
     <w:qFormat/>
+    <w:rsid w:val="00A10FD9"/>
     <w:pPr>
       <w:keepNext/>
       <w:keepLines/>
-      <w:spacing w:after="0" w:before="200"/>
-      <w:outlineLvl w:val="6"/>
+      <w:spacing w:after="0"/>
+      <w:outlineLvl w:val="7"/>
     </w:pPr>
     <w:rPr>
-      <w:rFonts w:asciiTheme="majorHAnsi" w:cstheme="majorBidi" w:eastAsiaTheme="majorEastAsia" w:hAnsiTheme="majorHAnsi"/>
-      <w:color w:themeColor="accent1" w:val="4F81BD"/>
-      <w:sz w:val="24"/>
-      <w:szCs w:val="24"/>
+      <w:rFonts w:cstheme="majorBidi" w:eastAsiaTheme="majorEastAsia"/>
+      <w:i/>
+      <w:iCs/>
+      <w:color w:themeColor="text1" w:themeTint="D8" w:val="272727"/>
     </w:rPr>
   </w:style>
-  <w:style w:styleId="Heading8" w:type="paragraph">
-    <w:name w:val="Heading 8"/>
+  <w:style w:styleId="Heading9" w:type="paragraph">
+    <w:name w:val="heading 9"/>
     <w:basedOn w:val="Normal"/>
     <w:next w:val="BodyText"/>
+    <w:link w:val="Heading9Char"/>
     <w:uiPriority w:val="9"/>
+    <w:semiHidden/>
     <w:unhideWhenUsed/>
     <w:qFormat/>
+    <w:rsid w:val="00A10FD9"/>
     <w:pPr>
       <w:keepNext/>
       <w:keepLines/>
-      <w:spacing w:after="0" w:before="200"/>
-      <w:outlineLvl w:val="7"/>
-    </w:pPr>
-    <w:rPr>
-      <w:rFonts w:asciiTheme="majorHAnsi" w:cstheme="majorBidi" w:eastAsiaTheme="majorEastAsia" w:hAnsiTheme="majorHAnsi"/>
-      <w:color w:themeColor="accent1" w:val="4F81BD"/>
-      <w:sz w:val="24"/>
-      <w:szCs w:val="24"/>
-    </w:rPr>
-  </w:style>
-  <w:style w:styleId="Heading9" w:type="paragraph">
-    <w:name w:val="Heading 9"/>
-    <w:basedOn w:val="Normal"/>
-    <w:next w:val="BodyText"/>
-    <w:uiPriority w:val="9"/>
-    <w:unhideWhenUsed/>
-    <w:qFormat/>
-    <w:pPr>
-      <w:keepNext/>
-      <w:keepLines/>
-      <w:spacing w:after="0" w:before="200"/>
+      <w:spacing w:after="0"/>
       <w:outlineLvl w:val="8"/>
     </w:pPr>
     <w:rPr>
+      <w:rFonts w:cstheme="majorBidi" w:eastAsiaTheme="majorEastAsia"/>
+      <w:color w:themeColor="text1" w:themeTint="D8" w:val="272727"/>
+    </w:rPr>
+  </w:style>
+  <w:style w:customStyle="1" w:styleId="Heading1Char" w:type="character">
+    <w:name w:val="Heading 1 Char"/>
+    <w:basedOn w:val="DefaultParagraphFont"/>
+    <w:link w:val="Heading1"/>
+    <w:uiPriority w:val="9"/>
+    <w:rsid w:val="00A10FD9"/>
+    <w:rPr>
       <w:rFonts w:asciiTheme="majorHAnsi" w:cstheme="majorBidi" w:eastAsiaTheme="majorEastAsia" w:hAnsiTheme="majorHAnsi"/>
-      <w:color w:themeColor="accent1" w:val="4F81BD"/>
-      <w:sz w:val="24"/>
-      <w:szCs w:val="24"/>
+      <w:color w:themeColor="accent1" w:themeShade="BF" w:val="0F4761"/>
+      <w:sz w:val="40"/>
+      <w:szCs w:val="40"/>
+    </w:rPr>
+  </w:style>
+  <w:style w:customStyle="1" w:styleId="Heading2Char" w:type="character">
+    <w:name w:val="Heading 2 Char"/>
+    <w:basedOn w:val="DefaultParagraphFont"/>
+    <w:link w:val="Heading2"/>
+    <w:uiPriority w:val="9"/>
+    <w:semiHidden/>
+    <w:rsid w:val="00A10FD9"/>
+    <w:rPr>
+      <w:rFonts w:asciiTheme="majorHAnsi" w:cstheme="majorBidi" w:eastAsiaTheme="majorEastAsia" w:hAnsiTheme="majorHAnsi"/>
+      <w:color w:themeColor="accent1" w:themeShade="BF" w:val="0F4761"/>
+      <w:sz w:val="32"/>
+      <w:szCs w:val="32"/>
+    </w:rPr>
+  </w:style>
+  <w:style w:customStyle="1" w:styleId="Heading3Char" w:type="character">
+    <w:name w:val="Heading 3 Char"/>
+    <w:basedOn w:val="DefaultParagraphFont"/>
+    <w:link w:val="Heading3"/>
+    <w:uiPriority w:val="9"/>
+    <w:semiHidden/>
+    <w:rsid w:val="00A10FD9"/>
+    <w:rPr>
+      <w:rFonts w:cstheme="majorBidi" w:eastAsiaTheme="majorEastAsia"/>
+      <w:color w:themeColor="accent1" w:themeShade="BF" w:val="0F4761"/>
+      <w:sz w:val="28"/>
+      <w:szCs w:val="28"/>
+    </w:rPr>
+  </w:style>
+  <w:style w:customStyle="1" w:styleId="Heading4Char" w:type="character">
+    <w:name w:val="Heading 4 Char"/>
+    <w:basedOn w:val="DefaultParagraphFont"/>
+    <w:link w:val="Heading4"/>
+    <w:uiPriority w:val="9"/>
+    <w:semiHidden/>
+    <w:rsid w:val="00A10FD9"/>
+    <w:rPr>
+      <w:rFonts w:cstheme="majorBidi" w:eastAsiaTheme="majorEastAsia"/>
+      <w:i/>
+      <w:iCs/>
+      <w:color w:themeColor="accent1" w:themeShade="BF" w:val="0F4761"/>
+    </w:rPr>
+  </w:style>
+  <w:style w:customStyle="1" w:styleId="Heading5Char" w:type="character">
+    <w:name w:val="Heading 5 Char"/>
+    <w:basedOn w:val="DefaultParagraphFont"/>
+    <w:link w:val="Heading5"/>
+    <w:uiPriority w:val="9"/>
+    <w:semiHidden/>
+    <w:rsid w:val="00A10FD9"/>
+    <w:rPr>
+      <w:rFonts w:cstheme="majorBidi" w:eastAsiaTheme="majorEastAsia"/>
+      <w:color w:themeColor="accent1" w:themeShade="BF" w:val="0F4761"/>
+    </w:rPr>
+  </w:style>
+  <w:style w:customStyle="1" w:styleId="Heading6Char" w:type="character">
+    <w:name w:val="Heading 6 Char"/>
+    <w:basedOn w:val="DefaultParagraphFont"/>
+    <w:link w:val="Heading6"/>
+    <w:uiPriority w:val="9"/>
+    <w:semiHidden/>
+    <w:rsid w:val="00A10FD9"/>
+    <w:rPr>
+      <w:rFonts w:cstheme="majorBidi" w:eastAsiaTheme="majorEastAsia"/>
+      <w:i/>
+      <w:iCs/>
+      <w:color w:themeColor="text1" w:themeTint="A6" w:val="595959"/>
+    </w:rPr>
+  </w:style>
+  <w:style w:customStyle="1" w:styleId="Heading7Char" w:type="character">
+    <w:name w:val="Heading 7 Char"/>
+    <w:basedOn w:val="DefaultParagraphFont"/>
+    <w:link w:val="Heading7"/>
+    <w:uiPriority w:val="9"/>
+    <w:semiHidden/>
+    <w:rsid w:val="00A10FD9"/>
+    <w:rPr>
+      <w:rFonts w:cstheme="majorBidi" w:eastAsiaTheme="majorEastAsia"/>
+      <w:color w:themeColor="text1" w:themeTint="A6" w:val="595959"/>
+    </w:rPr>
+  </w:style>
+  <w:style w:customStyle="1" w:styleId="Heading8Char" w:type="character">
+    <w:name w:val="Heading 8 Char"/>
+    <w:basedOn w:val="DefaultParagraphFont"/>
+    <w:link w:val="Heading8"/>
+    <w:uiPriority w:val="9"/>
+    <w:semiHidden/>
+    <w:rsid w:val="00A10FD9"/>
+    <w:rPr>
+      <w:rFonts w:cstheme="majorBidi" w:eastAsiaTheme="majorEastAsia"/>
+      <w:i/>
+      <w:iCs/>
+      <w:color w:themeColor="text1" w:themeTint="D8" w:val="272727"/>
+    </w:rPr>
+  </w:style>
+  <w:style w:customStyle="1" w:styleId="Heading9Char" w:type="character">
+    <w:name w:val="Heading 9 Char"/>
+    <w:basedOn w:val="DefaultParagraphFont"/>
+    <w:link w:val="Heading9"/>
+    <w:uiPriority w:val="9"/>
+    <w:semiHidden/>
+    <w:rsid w:val="00A10FD9"/>
+    <w:rPr>
+      <w:rFonts w:cstheme="majorBidi" w:eastAsiaTheme="majorEastAsia"/>
+      <w:color w:themeColor="text1" w:themeTint="D8" w:val="272727"/>
     </w:rPr>
   </w:style>
   <w:style w:styleId="BlockText" w:type="paragraph">
@@ -26420,8 +27331,8 @@
   </w:style>
   <w:style w:styleId="FootnoteBlockText" w:type="paragraph">
     <w:name w:val="Footnote Block Text"/>
-    <w:basedOn w:val="Footnote Text"/>
-    <w:next w:val="Footnote Text"/>
+    <w:basedOn w:val="FootnoteText"/>
+    <w:next w:val="FootnoteText"/>
     <w:uiPriority w:val="9"/>
     <w:unhideWhenUsed/>
     <w:qFormat/>
@@ -26451,18 +27362,11 @@
       </w:tblCellMar>
     </w:tblPr>
     <w:tblStylePr w:type="firstRow">
-      <w:tblPr>
-        <w:jc w:val="left"/>
-        <w:tblInd w:type="dxa" w:w="0"/>
-      </w:tblPr>
-      <w:trPr>
-        <w:jc w:val="left"/>
-      </w:trPr>
       <w:tcPr>
-        <w:vAlign w:val="bottom"/>
         <w:tcBorders>
           <w:bottom w:val="single"/>
         </w:tcBorders>
+        <w:vAlign w:val="bottom"/>
       </w:tcPr>
     </w:tblStylePr>
   </w:style>
@@ -26578,6 +27482,7 @@
     <w:name w:val="KeywordTok"/>
     <w:basedOn w:val="VerbatimChar"/>
     <w:rPr>
+      <w:b/>
       <w:color w:val="003b4f"/>
       <w:shd w:val="clear" w:fill="f1f3f5"/>
     </w:rPr>
@@ -26682,9 +27587,9 @@
     <w:name w:val="DocumentationTok"/>
     <w:basedOn w:val="VerbatimChar"/>
     <w:rPr>
+      <w:i/>
       <w:color w:val="5e5e5e"/>
       <w:shd w:val="clear" w:fill="f1f3f5"/>
-      <w:i/>
     </w:rPr>
   </w:style>
   <w:style w:type="character" w:customStyle="1" w:styleId="AnnotationTok">
@@ -26699,9 +27604,9 @@
     <w:name w:val="CommentVarTok"/>
     <w:basedOn w:val="VerbatimChar"/>
     <w:rPr>
+      <w:i/>
       <w:color w:val="5e5e5e"/>
       <w:shd w:val="clear" w:fill="f1f3f5"/>
-      <w:i/>
     </w:rPr>
   </w:style>
   <w:style w:type="character" w:customStyle="1" w:styleId="OtherTok">
@@ -26732,6 +27637,7 @@
     <w:name w:val="ControlFlowTok"/>
     <w:basedOn w:val="VerbatimChar"/>
     <w:rPr>
+      <w:b/>
       <w:color w:val="003b4f"/>
       <w:shd w:val="clear" w:fill="f1f3f5"/>
     </w:rPr>
@@ -26796,9 +27702,9 @@
     <w:name w:val="WarningTok"/>
     <w:basedOn w:val="VerbatimChar"/>
     <w:rPr>
+      <w:i/>
       <w:color w:val="5e5e5e"/>
       <w:shd w:val="clear" w:fill="f1f3f5"/>
-      <w:i/>
     </w:rPr>
   </w:style>
   <w:style w:type="character" w:customStyle="1" w:styleId="AlertTok">
@@ -26839,44 +27745,44 @@
         <a:sysClr val="window" lastClr="FFFFFF"/>
       </a:lt1>
       <a:dk2>
-        <a:srgbClr val="1F497D"/>
+        <a:srgbClr val="0E2841"/>
       </a:dk2>
       <a:lt2>
-        <a:srgbClr val="EEECE1"/>
+        <a:srgbClr val="E8E8E8"/>
       </a:lt2>
       <a:accent1>
-        <a:srgbClr val="4F81BD"/>
+        <a:srgbClr val="156082"/>
       </a:accent1>
       <a:accent2>
-        <a:srgbClr val="C0504D"/>
+        <a:srgbClr val="E97132"/>
       </a:accent2>
       <a:accent3>
-        <a:srgbClr val="9BBB59"/>
+        <a:srgbClr val="196B24"/>
       </a:accent3>
       <a:accent4>
-        <a:srgbClr val="8064A2"/>
+        <a:srgbClr val="0F9ED5"/>
       </a:accent4>
       <a:accent5>
-        <a:srgbClr val="4BACC6"/>
+        <a:srgbClr val="A02B93"/>
       </a:accent5>
       <a:accent6>
-        <a:srgbClr val="F79646"/>
+        <a:srgbClr val="4EA72E"/>
       </a:accent6>
       <a:hlink>
-        <a:srgbClr val="0000FF"/>
+        <a:srgbClr val="467886"/>
       </a:hlink>
       <a:folHlink>
-        <a:srgbClr val="800080"/>
+        <a:srgbClr val="96607D"/>
       </a:folHlink>
     </a:clrScheme>
     <a:fontScheme name="Office">
       <a:majorFont>
-        <a:latin typeface="Calibri"/>
+        <a:latin typeface="Aptos Display" panose="02110004020202020204"/>
         <a:ea typeface=""/>
         <a:cs typeface=""/>
-        <a:font script="Jpan" typeface="ＭＳ ゴシック"/>
+        <a:font script="Jpan" typeface="游ゴシック Light"/>
         <a:font script="Hang" typeface="맑은 고딕"/>
-        <a:font script="Hans" typeface="宋体"/>
+        <a:font script="Hans" typeface="等线 Light"/>
         <a:font script="Hant" typeface="新細明體"/>
         <a:font script="Arab" typeface="Times New Roman"/>
         <a:font script="Hebr" typeface="Times New Roman"/>
@@ -26903,14 +27809,32 @@
         <a:font script="Mong" typeface="Mongolian Baiti"/>
         <a:font script="Viet" typeface="Times New Roman"/>
         <a:font script="Uigh" typeface="Microsoft Uighur"/>
+        <a:font script="Geor" typeface="Sylfaen"/>
+        <a:font script="Armn" typeface="Arial"/>
+        <a:font script="Bugi" typeface="Leelawadee UI"/>
+        <a:font script="Bopo" typeface="Microsoft JhengHei"/>
+        <a:font script="Java" typeface="Javanese Text"/>
+        <a:font script="Lisu" typeface="Segoe UI"/>
+        <a:font script="Mymr" typeface="Myanmar Text"/>
+        <a:font script="Nkoo" typeface="Ebrima"/>
+        <a:font script="Olck" typeface="Nirmala UI"/>
+        <a:font script="Osma" typeface="Ebrima"/>
+        <a:font script="Phag" typeface="Phagspa"/>
+        <a:font script="Syrn" typeface="Estrangelo Edessa"/>
+        <a:font script="Syrj" typeface="Estrangelo Edessa"/>
+        <a:font script="Syre" typeface="Estrangelo Edessa"/>
+        <a:font script="Sora" typeface="Nirmala UI"/>
+        <a:font script="Tale" typeface="Microsoft Tai Le"/>
+        <a:font script="Talu" typeface="Microsoft New Tai Lue"/>
+        <a:font script="Tfng" typeface="Ebrima"/>
       </a:majorFont>
       <a:minorFont>
-        <a:latin typeface="Cambria"/>
+        <a:latin typeface="Aptos" panose="02110004020202020204"/>
         <a:ea typeface=""/>
         <a:cs typeface=""/>
-        <a:font script="Jpan" typeface="ＭＳ 明朝"/>
+        <a:font script="Jpan" typeface="游明朝"/>
         <a:font script="Hang" typeface="맑은 고딕"/>
-        <a:font script="Hans" typeface="宋体"/>
+        <a:font script="Hans" typeface="等线"/>
         <a:font script="Hant" typeface="新細明體"/>
         <a:font script="Arab" typeface="Arial"/>
         <a:font script="Hebr" typeface="Arial"/>
@@ -26937,6 +27861,24 @@
         <a:font script="Mong" typeface="Mongolian Baiti"/>
         <a:font script="Viet" typeface="Arial"/>
         <a:font script="Uigh" typeface="Microsoft Uighur"/>
+        <a:font script="Geor" typeface="Sylfaen"/>
+        <a:font script="Armn" typeface="Arial"/>
+        <a:font script="Bugi" typeface="Leelawadee UI"/>
+        <a:font script="Bopo" typeface="Microsoft JhengHei"/>
+        <a:font script="Java" typeface="Javanese Text"/>
+        <a:font script="Lisu" typeface="Segoe UI"/>
+        <a:font script="Mymr" typeface="Myanmar Text"/>
+        <a:font script="Nkoo" typeface="Ebrima"/>
+        <a:font script="Olck" typeface="Nirmala UI"/>
+        <a:font script="Osma" typeface="Ebrima"/>
+        <a:font script="Phag" typeface="Phagspa"/>
+        <a:font script="Syrn" typeface="Estrangelo Edessa"/>
+        <a:font script="Syrj" typeface="Estrangelo Edessa"/>
+        <a:font script="Syre" typeface="Estrangelo Edessa"/>
+        <a:font script="Sora" typeface="Nirmala UI"/>
+        <a:font script="Tale" typeface="Microsoft Tai Le"/>
+        <a:font script="Talu" typeface="Microsoft New Tai Lue"/>
+        <a:font script="Tfng" typeface="Ebrima"/>
       </a:minorFont>
     </a:fontScheme>
     <a:fmtScheme name="Office">
@@ -26948,200 +27890,141 @@
           <a:gsLst>
             <a:gs pos="0">
               <a:schemeClr val="phClr">
-                <a:tint val="50000"/>
-                <a:satMod val="300000"/>
+                <a:lumMod val="110000"/>
+                <a:satMod val="105000"/>
+                <a:tint val="67000"/>
               </a:schemeClr>
             </a:gs>
-            <a:gs pos="35000">
+            <a:gs pos="50000">
               <a:schemeClr val="phClr">
-                <a:tint val="37000"/>
-                <a:satMod val="300000"/>
+                <a:lumMod val="105000"/>
+                <a:satMod val="103000"/>
+                <a:tint val="73000"/>
               </a:schemeClr>
             </a:gs>
             <a:gs pos="100000">
               <a:schemeClr val="phClr">
-                <a:tint val="15000"/>
-                <a:satMod val="350000"/>
+                <a:lumMod val="105000"/>
+                <a:satMod val="109000"/>
+                <a:tint val="81000"/>
               </a:schemeClr>
             </a:gs>
           </a:gsLst>
-          <a:lin ang="16200000" scaled="1"/>
+          <a:lin ang="5400000" scaled="0"/>
         </a:gradFill>
         <a:gradFill rotWithShape="1">
           <a:gsLst>
             <a:gs pos="0">
               <a:schemeClr val="phClr">
-                <a:tint val="100000"/>
+                <a:satMod val="103000"/>
+                <a:lumMod val="102000"/>
+                <a:tint val="94000"/>
+              </a:schemeClr>
+            </a:gs>
+            <a:gs pos="50000">
+              <a:schemeClr val="phClr">
+                <a:satMod val="110000"/>
+                <a:lumMod val="100000"/>
                 <a:shade val="100000"/>
-                <a:satMod val="130000"/>
               </a:schemeClr>
             </a:gs>
             <a:gs pos="100000">
               <a:schemeClr val="phClr">
-                <a:tint val="50000"/>
-                <a:shade val="100000"/>
-                <a:satMod val="350000"/>
+                <a:lumMod val="99000"/>
+                <a:satMod val="120000"/>
+                <a:shade val="78000"/>
               </a:schemeClr>
             </a:gs>
           </a:gsLst>
-          <a:lin ang="16200000" scaled="0"/>
+          <a:lin ang="5400000" scaled="0"/>
         </a:gradFill>
       </a:fillStyleLst>
       <a:lnStyleLst>
-        <a:ln w="9525" cap="flat" cmpd="sng" algn="ctr">
-          <a:solidFill>
-            <a:schemeClr val="phClr">
-              <a:shade val="95000"/>
-              <a:satMod val="105000"/>
-            </a:schemeClr>
-          </a:solidFill>
-          <a:prstDash val="solid"/>
-        </a:ln>
-        <a:ln w="25400" cap="flat" cmpd="sng" algn="ctr">
+        <a:ln w="6350" cap="flat" cmpd="sng" algn="ctr">
           <a:solidFill>
             <a:schemeClr val="phClr"/>
           </a:solidFill>
           <a:prstDash val="solid"/>
+          <a:miter lim="800000"/>
         </a:ln>
-        <a:ln w="38100" cap="flat" cmpd="sng" algn="ctr">
+        <a:ln w="12700" cap="flat" cmpd="sng" algn="ctr">
           <a:solidFill>
             <a:schemeClr val="phClr"/>
           </a:solidFill>
           <a:prstDash val="solid"/>
+          <a:miter lim="800000"/>
+        </a:ln>
+        <a:ln w="19050" cap="flat" cmpd="sng" algn="ctr">
+          <a:solidFill>
+            <a:schemeClr val="phClr"/>
+          </a:solidFill>
+          <a:prstDash val="solid"/>
+          <a:miter lim="800000"/>
         </a:ln>
       </a:lnStyleLst>
       <a:effectStyleLst>
         <a:effectStyle>
+          <a:effectLst/>
+        </a:effectStyle>
+        <a:effectStyle>
+          <a:effectLst/>
+        </a:effectStyle>
+        <a:effectStyle>
           <a:effectLst>
-            <a:outerShdw blurRad="40000" dist="20000" dir="5400000" rotWithShape="0">
+            <a:outerShdw blurRad="57150" dist="19050" dir="5400000" algn="ctr" rotWithShape="0">
               <a:srgbClr val="000000">
-                <a:alpha val="38000"/>
+                <a:alpha val="63000"/>
               </a:srgbClr>
             </a:outerShdw>
           </a:effectLst>
-        </a:effectStyle>
-        <a:effectStyle>
-          <a:effectLst>
-            <a:outerShdw blurRad="40000" dist="23000" dir="5400000" rotWithShape="0">
-              <a:srgbClr val="000000">
-                <a:alpha val="35000"/>
-              </a:srgbClr>
-            </a:outerShdw>
-          </a:effectLst>
-        </a:effectStyle>
-        <a:effectStyle>
-          <a:effectLst>
-            <a:outerShdw blurRad="40000" dist="23000" dir="5400000" rotWithShape="0">
-              <a:srgbClr val="000000">
-                <a:alpha val="35000"/>
-              </a:srgbClr>
-            </a:outerShdw>
-          </a:effectLst>
-          <a:scene3d>
-            <a:camera prst="orthographicFront">
-              <a:rot lat="0" lon="0" rev="0"/>
-            </a:camera>
-            <a:lightRig rig="threePt" dir="t">
-              <a:rot lat="0" lon="0" rev="1200000"/>
-            </a:lightRig>
-          </a:scene3d>
-          <a:sp3d>
-            <a:bevelT w="63500" h="25400"/>
-          </a:sp3d>
         </a:effectStyle>
       </a:effectStyleLst>
       <a:bgFillStyleLst>
         <a:solidFill>
           <a:schemeClr val="phClr"/>
         </a:solidFill>
+        <a:solidFill>
+          <a:schemeClr val="phClr">
+            <a:tint val="95000"/>
+            <a:satMod val="170000"/>
+          </a:schemeClr>
+        </a:solidFill>
         <a:gradFill rotWithShape="1">
           <a:gsLst>
             <a:gs pos="0">
               <a:schemeClr val="phClr">
-                <a:tint val="40000"/>
-                <a:satMod val="350000"/>
+                <a:tint val="93000"/>
+                <a:satMod val="150000"/>
+                <a:shade val="98000"/>
+                <a:lumMod val="102000"/>
               </a:schemeClr>
             </a:gs>
-            <a:gs pos="40000">
+            <a:gs pos="50000">
               <a:schemeClr val="phClr">
-                <a:tint val="45000"/>
-                <a:shade val="99000"/>
-                <a:satMod val="350000"/>
+                <a:tint val="98000"/>
+                <a:satMod val="130000"/>
+                <a:shade val="90000"/>
+                <a:lumMod val="103000"/>
               </a:schemeClr>
             </a:gs>
             <a:gs pos="100000">
               <a:schemeClr val="phClr">
-                <a:shade val="20000"/>
-                <a:satMod val="255000"/>
+                <a:shade val="63000"/>
+                <a:satMod val="120000"/>
               </a:schemeClr>
             </a:gs>
           </a:gsLst>
-          <a:path path="circle">
-            <a:fillToRect l="50000" t="-80000" r="50000" b="180000"/>
-          </a:path>
-        </a:gradFill>
-        <a:gradFill rotWithShape="1">
-          <a:gsLst>
-            <a:gs pos="0">
-              <a:schemeClr val="phClr">
-                <a:tint val="80000"/>
-                <a:satMod val="300000"/>
-              </a:schemeClr>
-            </a:gs>
-            <a:gs pos="100000">
-              <a:schemeClr val="phClr">
-                <a:shade val="30000"/>
-                <a:satMod val="200000"/>
-              </a:schemeClr>
-            </a:gs>
-          </a:gsLst>
-          <a:path path="circle">
-            <a:fillToRect l="50000" t="50000" r="50000" b="50000"/>
-          </a:path>
+          <a:lin ang="5400000" scaled="0"/>
         </a:gradFill>
       </a:bgFillStyleLst>
     </a:fmtScheme>
   </a:themeElements>
-  <a:objectDefaults>
-    <a:spDef>
-      <a:spPr/>
-      <a:bodyPr/>
-      <a:lstStyle/>
-      <a:style>
-        <a:lnRef idx="1">
-          <a:schemeClr val="accent1"/>
-        </a:lnRef>
-        <a:fillRef idx="3">
-          <a:schemeClr val="accent1"/>
-        </a:fillRef>
-        <a:effectRef idx="2">
-          <a:schemeClr val="accent1"/>
-        </a:effectRef>
-        <a:fontRef idx="minor">
-          <a:schemeClr val="lt1"/>
-        </a:fontRef>
-      </a:style>
-    </a:spDef>
-    <a:lnDef>
-      <a:spPr/>
-      <a:bodyPr/>
-      <a:lstStyle/>
-      <a:style>
-        <a:lnRef idx="2">
-          <a:schemeClr val="accent1"/>
-        </a:lnRef>
-        <a:fillRef idx="0">
-          <a:schemeClr val="accent1"/>
-        </a:fillRef>
-        <a:effectRef idx="1">
-          <a:schemeClr val="accent1"/>
-        </a:effectRef>
-        <a:fontRef idx="minor">
-          <a:schemeClr val="tx1"/>
-        </a:fontRef>
-      </a:style>
-    </a:lnDef>
-  </a:objectDefaults>
+  <a:objectDefaults/>
   <a:extraClrSchemeLst/>
+  <a:extLst>
+    <a:ext uri="{05A4C25C-085E-4340-85A3-A5531E510DB2}">
+      <thm15:themeFamily xmlns:thm15="http://schemas.microsoft.com/office/thememl/2012/main" name="Office Theme" id="{2E142A2C-CD16-42D6-873A-C26D2A0506FA}" vid="{1BDDFF52-6CD6-40A5-AB3C-68EB2F1E4D0A}"/>
+    </a:ext>
+  </a:extLst>
 </a:theme>
 </file>
--- a/manuscript/Adolescentes_19_julio.docx
+++ b/manuscript/Adolescentes_19_julio.docx
@@ -332,7 +332,7 @@
         <w:pStyle w:val="BodyText"/>
       </w:pPr>
       <w:r>
-        <w:t xml:space="preserve">La llave compuesta se utilizó porque la base no contenía un identificador único de parto o admisión; exigió concordancia en atributos maternos, antecedentes y características de la atención para considerar dos filas como el mismo evento. El umbral de tres semanas toleró pequeñas diferencias de medición o digitación de la edad gestacional entre registros de hermanos, pero separó discrepancias incompatibles con una misma gestación. En el análisis de sensibilidad, los umbrales de 2, 3 y 4 semanas consolidaron 146, 152 y 152 registros, respectivamente, y produjeron 7.041, 7.035 y 7.035 eventos finales (Tabla S13).</w:t>
+        <w:t xml:space="preserve">La llave compuesta se utilizó porque la base no contenía un identificador único de parto o admisión; exigió concordancia en atributos maternos, antecedentes y características de la atención para considerar dos filas como el mismo evento. El umbral de tres semanas toleró pequeñas diferencias de medición o digitación de la edad gestacional entre registros de hermanos, pero separó discrepancias incompatibles con una misma gestación. En el análisis de sensibilidad, la llave exacta y las tolerancias de 1, 2 y 3 semanas consolidaron 139, 140, 146 y 152 registros, respectivamente, y produjeron 7.048, 7.047, 7.041 y 7.035 eventos obstétricos finales. El escenario principal de tres semanas conservó 245 eventos clasificados como embarazos múltiples (Tabla S13).</w:t>
       </w:r>
     </w:p>
     <w:p>
@@ -5554,7 +5554,314 @@
         <w:pStyle w:val="BodyText"/>
       </w:pPr>
       <w:r>
-        <w:t xml:space="preserve">La resta entre etapas consecutivas reconcilia 7.202 − 15 − 152 = 7.035. La submuestra neonatal excluye los 245 embarazos múltiples: 7.035 − 245 = 6.790. Los denominadores específicos reflejan análisis de casos disponibles. Sensibilidad del linkage: con umbrales de 2, 3 y 4 semanas se consolidaron 146, 152 y 152 registros y quedaron 7.041, 7.035 y 7.035 eventos, respectivamente.</w:t>
+        <w:rPr>
+          <w:b/>
+          <w:bCs/>
+        </w:rPr>
+        <w:t xml:space="preserve">Sensibilidad del linkage</w:t>
+      </w:r>
+    </w:p>
+    <w:tbl>
+      <w:tblPr>
+        <w:tblStyle w:val="Table"/>
+        <w:tblW w:type="pct" w:w="5000"/>
+        <w:tblLayout w:type="fixed"/>
+        <w:tblLook w:firstRow="1" w:lastRow="0" w:firstColumn="0" w:lastColumn="0" w:noHBand="0" w:noVBand="0" w:val="0020"/>
+      </w:tblPr>
+      <w:tblGrid>
+        <w:gridCol w:w="1980"/>
+        <w:gridCol w:w="1980"/>
+        <w:gridCol w:w="1980"/>
+        <w:gridCol w:w="1980"/>
+      </w:tblGrid>
+      <w:tr>
+        <w:trPr>
+          <w:tblHeader w:val="on"/>
+        </w:trPr>
+        <w:tc>
+          <w:tcPr/>
+          <w:p>
+            <w:pPr>
+              <w:pStyle w:val="Compact"/>
+              <w:jc w:val="left"/>
+            </w:pPr>
+            <w:r>
+              <w:rPr>
+                <w:b/>
+                <w:bCs/>
+              </w:rPr>
+              <w:t xml:space="preserve">Escenario</w:t>
+            </w:r>
+          </w:p>
+        </w:tc>
+        <w:tc>
+          <w:tcPr/>
+          <w:p>
+            <w:pPr>
+              <w:pStyle w:val="Compact"/>
+              <w:jc w:val="right"/>
+            </w:pPr>
+            <w:r>
+              <w:rPr>
+                <w:b/>
+                <w:bCs/>
+              </w:rPr>
+              <w:t xml:space="preserve">Registros consolidados</w:t>
+            </w:r>
+          </w:p>
+        </w:tc>
+        <w:tc>
+          <w:tcPr/>
+          <w:p>
+            <w:pPr>
+              <w:pStyle w:val="Compact"/>
+              <w:jc w:val="right"/>
+            </w:pPr>
+            <w:r>
+              <w:rPr>
+                <w:b/>
+                <w:bCs/>
+              </w:rPr>
+              <w:t xml:space="preserve">Eventos obstétricos finales</w:t>
+            </w:r>
+          </w:p>
+        </w:tc>
+        <w:tc>
+          <w:tcPr/>
+          <w:p>
+            <w:pPr>
+              <w:pStyle w:val="Compact"/>
+              <w:jc w:val="right"/>
+            </w:pPr>
+            <w:r>
+              <w:rPr>
+                <w:b/>
+                <w:bCs/>
+              </w:rPr>
+              <w:t xml:space="preserve">Embarazos múltiples</w:t>
+            </w:r>
+          </w:p>
+        </w:tc>
+      </w:tr>
+      <w:tr>
+        <w:tc>
+          <w:tcPr/>
+          <w:p>
+            <w:pPr>
+              <w:pStyle w:val="Compact"/>
+              <w:jc w:val="left"/>
+            </w:pPr>
+            <w:r>
+              <w:t xml:space="preserve">Llave exacta</w:t>
+            </w:r>
+          </w:p>
+        </w:tc>
+        <w:tc>
+          <w:tcPr/>
+          <w:p>
+            <w:pPr>
+              <w:pStyle w:val="Compact"/>
+              <w:jc w:val="right"/>
+            </w:pPr>
+            <w:r>
+              <w:t xml:space="preserve">139</w:t>
+            </w:r>
+          </w:p>
+        </w:tc>
+        <w:tc>
+          <w:tcPr/>
+          <w:p>
+            <w:pPr>
+              <w:pStyle w:val="Compact"/>
+              <w:jc w:val="right"/>
+            </w:pPr>
+            <w:r>
+              <w:t xml:space="preserve">7.048</w:t>
+            </w:r>
+          </w:p>
+        </w:tc>
+        <w:tc>
+          <w:tcPr/>
+          <w:p>
+            <w:pPr>
+              <w:pStyle w:val="Compact"/>
+              <w:jc w:val="right"/>
+            </w:pPr>
+            <w:r>
+              <w:t xml:space="preserve">258</w:t>
+            </w:r>
+          </w:p>
+        </w:tc>
+      </w:tr>
+      <w:tr>
+        <w:tc>
+          <w:tcPr/>
+          <w:p>
+            <w:pPr>
+              <w:pStyle w:val="Compact"/>
+              <w:jc w:val="left"/>
+            </w:pPr>
+            <w:r>
+              <w:t xml:space="preserve">Tolerancia 1 semana</w:t>
+            </w:r>
+          </w:p>
+        </w:tc>
+        <w:tc>
+          <w:tcPr/>
+          <w:p>
+            <w:pPr>
+              <w:pStyle w:val="Compact"/>
+              <w:jc w:val="right"/>
+            </w:pPr>
+            <w:r>
+              <w:t xml:space="preserve">140</w:t>
+            </w:r>
+          </w:p>
+        </w:tc>
+        <w:tc>
+          <w:tcPr/>
+          <w:p>
+            <w:pPr>
+              <w:pStyle w:val="Compact"/>
+              <w:jc w:val="right"/>
+            </w:pPr>
+            <w:r>
+              <w:t xml:space="preserve">7.047</w:t>
+            </w:r>
+          </w:p>
+        </w:tc>
+        <w:tc>
+          <w:tcPr/>
+          <w:p>
+            <w:pPr>
+              <w:pStyle w:val="Compact"/>
+              <w:jc w:val="right"/>
+            </w:pPr>
+            <w:r>
+              <w:t xml:space="preserve">257</w:t>
+            </w:r>
+          </w:p>
+        </w:tc>
+      </w:tr>
+      <w:tr>
+        <w:tc>
+          <w:tcPr/>
+          <w:p>
+            <w:pPr>
+              <w:pStyle w:val="Compact"/>
+              <w:jc w:val="left"/>
+            </w:pPr>
+            <w:r>
+              <w:t xml:space="preserve">Tolerancia 2 semanas</w:t>
+            </w:r>
+          </w:p>
+        </w:tc>
+        <w:tc>
+          <w:tcPr/>
+          <w:p>
+            <w:pPr>
+              <w:pStyle w:val="Compact"/>
+              <w:jc w:val="right"/>
+            </w:pPr>
+            <w:r>
+              <w:t xml:space="preserve">146</w:t>
+            </w:r>
+          </w:p>
+        </w:tc>
+        <w:tc>
+          <w:tcPr/>
+          <w:p>
+            <w:pPr>
+              <w:pStyle w:val="Compact"/>
+              <w:jc w:val="right"/>
+            </w:pPr>
+            <w:r>
+              <w:t xml:space="preserve">7.041</w:t>
+            </w:r>
+          </w:p>
+        </w:tc>
+        <w:tc>
+          <w:tcPr/>
+          <w:p>
+            <w:pPr>
+              <w:pStyle w:val="Compact"/>
+              <w:jc w:val="right"/>
+            </w:pPr>
+            <w:r>
+              <w:t xml:space="preserve">251</w:t>
+            </w:r>
+          </w:p>
+        </w:tc>
+      </w:tr>
+      <w:tr>
+        <w:tc>
+          <w:tcPr/>
+          <w:p>
+            <w:pPr>
+              <w:pStyle w:val="Compact"/>
+              <w:jc w:val="left"/>
+            </w:pPr>
+            <w:r>
+              <w:t xml:space="preserve">Tolerancia 3 semanas — análisis principal</w:t>
+            </w:r>
+          </w:p>
+        </w:tc>
+        <w:tc>
+          <w:tcPr/>
+          <w:p>
+            <w:pPr>
+              <w:pStyle w:val="Compact"/>
+              <w:jc w:val="right"/>
+            </w:pPr>
+            <w:r>
+              <w:t xml:space="preserve">152</w:t>
+            </w:r>
+          </w:p>
+        </w:tc>
+        <w:tc>
+          <w:tcPr/>
+          <w:p>
+            <w:pPr>
+              <w:pStyle w:val="Compact"/>
+              <w:jc w:val="right"/>
+            </w:pPr>
+            <w:r>
+              <w:t xml:space="preserve">7.035</w:t>
+            </w:r>
+          </w:p>
+        </w:tc>
+        <w:tc>
+          <w:tcPr/>
+          <w:p>
+            <w:pPr>
+              <w:pStyle w:val="Compact"/>
+              <w:jc w:val="right"/>
+            </w:pPr>
+            <w:r>
+              <w:t xml:space="preserve">245</w:t>
+            </w:r>
+          </w:p>
+        </w:tc>
+      </w:tr>
+    </w:tbl>
+    <w:p>
+      <w:pPr>
+        <w:pStyle w:val="BodyText"/>
+      </w:pPr>
+      <w:r>
+        <w:t xml:space="preserve">La resta entre etapas consecutivas reconcilia 7.202 − 15 − 152 = 7.035. Los 152 registros consolidados representan la reducción de filas mediante linkage, mientras que los 245 embarazos múltiples son eventos obstétricos clasificados como múltiples que permanecen en la muestra materna final; no son la misma cantidad ni la misma unidad. La submuestra neonatal excluye esos 245 eventos: 7.035 − 245 = 6.790. Los denominadores específicos reflejan análisis de casos disponibles. Los cuatro escenarios se conservan en</w:t>
+      </w:r>
+      <w:r>
+        <w:t xml:space="preserve"> </w:t>
+      </w:r>
+      <w:r>
+        <w:rPr>
+          <w:rStyle w:val="VerbatimChar"/>
+        </w:rPr>
+        <w:t xml:space="preserve">output/reconciliation/sensibilidad_linkage_CORREGIDA.csv</w:t>
+      </w:r>
+      <w:r>
+        <w:t xml:space="preserve">.</w:t>
       </w:r>
     </w:p>
     <w:bookmarkEnd w:id="24"/>
@@ -14463,6 +14770,68 @@
               <w:jc w:val="left"/>
             </w:pPr>
             <w:r>
+              <w:t xml:space="preserve">6790</w:t>
+            </w:r>
+          </w:p>
+        </w:tc>
+        <w:tc>
+          <w:tcPr/>
+          <w:p>
+            <w:pPr>
+              <w:pStyle w:val="Compact"/>
+              <w:jc w:val="left"/>
+            </w:pPr>
+            <w:r>
+              <w:t xml:space="preserve">981</w:t>
+            </w:r>
+          </w:p>
+        </w:tc>
+        <w:tc>
+          <w:tcPr/>
+          <w:p>
+            <w:pPr>
+              <w:pStyle w:val="Compact"/>
+              <w:jc w:val="left"/>
+            </w:pPr>
+            <w:r>
+              <w:t xml:space="preserve">14,45 %</w:t>
+            </w:r>
+          </w:p>
+        </w:tc>
+      </w:tr>
+      <w:tr>
+        <w:tc>
+          <w:tcPr/>
+          <w:p>
+            <w:pPr>
+              <w:pStyle w:val="Compact"/>
+              <w:jc w:val="left"/>
+            </w:pPr>
+            <w:r>
+              <w:t xml:space="preserve">Adecuación</w:t>
+            </w:r>
+            <w:r>
+              <w:t xml:space="preserve"> </w:t>
+            </w:r>
+            <w:r>
+              <w:t xml:space="preserve">“adecuada”</w:t>
+            </w:r>
+            <w:r>
+              <w:t xml:space="preserve"> </w:t>
+            </w:r>
+            <w:r>
+              <w:t xml:space="preserve">del control prenatal</w:t>
+            </w:r>
+          </w:p>
+        </w:tc>
+        <w:tc>
+          <w:tcPr/>
+          <w:p>
+            <w:pPr>
+              <w:pStyle w:val="Compact"/>
+              <w:jc w:val="left"/>
+            </w:pPr>
+            <w:r>
               <w:t xml:space="preserve">7035</w:t>
             </w:r>
           </w:p>
@@ -14475,45 +14844,33 @@
               <w:jc w:val="left"/>
             </w:pPr>
             <w:r>
-              <w:t xml:space="preserve">1023</w:t>
-            </w:r>
-          </w:p>
-        </w:tc>
-        <w:tc>
-          <w:tcPr/>
-          <w:p>
-            <w:pPr>
-              <w:pStyle w:val="Compact"/>
-              <w:jc w:val="left"/>
-            </w:pPr>
-            <w:r>
-              <w:t xml:space="preserve">14,54 %</w:t>
-            </w:r>
-          </w:p>
-        </w:tc>
-      </w:tr>
-      <w:tr>
-        <w:tc>
-          <w:tcPr/>
-          <w:p>
-            <w:pPr>
-              <w:pStyle w:val="Compact"/>
-              <w:jc w:val="left"/>
-            </w:pPr>
-            <w:r>
-              <w:t xml:space="preserve">Adecuación</w:t>
-            </w:r>
-            <w:r>
-              <w:t xml:space="preserve"> </w:t>
-            </w:r>
-            <w:r>
-              <w:t xml:space="preserve">“adecuada”</w:t>
-            </w:r>
-            <w:r>
-              <w:t xml:space="preserve"> </w:t>
-            </w:r>
-            <w:r>
-              <w:t xml:space="preserve">del control prenatal</w:t>
+              <w:t xml:space="preserve">175</w:t>
+            </w:r>
+          </w:p>
+        </w:tc>
+        <w:tc>
+          <w:tcPr/>
+          <w:p>
+            <w:pPr>
+              <w:pStyle w:val="Compact"/>
+              <w:jc w:val="left"/>
+            </w:pPr>
+            <w:r>
+              <w:t xml:space="preserve">2,49 %</w:t>
+            </w:r>
+          </w:p>
+        </w:tc>
+      </w:tr>
+      <w:tr>
+        <w:tc>
+          <w:tcPr/>
+          <w:p>
+            <w:pPr>
+              <w:pStyle w:val="Compact"/>
+              <w:jc w:val="left"/>
+            </w:pPr>
+            <w:r>
+              <w:t xml:space="preserve">Adecuación del control prenatal (categórica)</w:t>
             </w:r>
           </w:p>
         </w:tc>
@@ -14563,7 +14920,7 @@
               <w:jc w:val="left"/>
             </w:pPr>
             <w:r>
-              <w:t xml:space="preserve">Adecuación del control prenatal (categórica)</w:t>
+              <w:t xml:space="preserve">N.º de consultas prenatales</w:t>
             </w:r>
           </w:p>
         </w:tc>
@@ -14587,33 +14944,83 @@
               <w:jc w:val="left"/>
             </w:pPr>
             <w:r>
-              <w:t xml:space="preserve">175</w:t>
-            </w:r>
-          </w:p>
-        </w:tc>
-        <w:tc>
-          <w:tcPr/>
-          <w:p>
-            <w:pPr>
-              <w:pStyle w:val="Compact"/>
-              <w:jc w:val="left"/>
-            </w:pPr>
-            <w:r>
-              <w:t xml:space="preserve">2,49 %</w:t>
-            </w:r>
-          </w:p>
-        </w:tc>
-      </w:tr>
-      <w:tr>
-        <w:tc>
-          <w:tcPr/>
-          <w:p>
-            <w:pPr>
-              <w:pStyle w:val="Compact"/>
-              <w:jc w:val="left"/>
-            </w:pPr>
-            <w:r>
-              <w:t xml:space="preserve">N.º de consultas prenatales</w:t>
+              <w:t xml:space="preserve">151</w:t>
+            </w:r>
+          </w:p>
+        </w:tc>
+        <w:tc>
+          <w:tcPr/>
+          <w:p>
+            <w:pPr>
+              <w:pStyle w:val="Compact"/>
+              <w:jc w:val="left"/>
+            </w:pPr>
+            <w:r>
+              <w:t xml:space="preserve">2,15 %</w:t>
+            </w:r>
+          </w:p>
+        </w:tc>
+      </w:tr>
+      <w:tr>
+        <w:tc>
+          <w:tcPr/>
+          <w:p>
+            <w:pPr>
+              <w:pStyle w:val="Compact"/>
+              <w:jc w:val="left"/>
+            </w:pPr>
+            <w:r>
+              <w:t xml:space="preserve">Apgar 1 min bajo</w:t>
+            </w:r>
+          </w:p>
+        </w:tc>
+        <w:tc>
+          <w:tcPr/>
+          <w:p>
+            <w:pPr>
+              <w:pStyle w:val="Compact"/>
+              <w:jc w:val="left"/>
+            </w:pPr>
+            <w:r>
+              <w:t xml:space="preserve">6790</w:t>
+            </w:r>
+          </w:p>
+        </w:tc>
+        <w:tc>
+          <w:tcPr/>
+          <w:p>
+            <w:pPr>
+              <w:pStyle w:val="Compact"/>
+              <w:jc w:val="left"/>
+            </w:pPr>
+            <w:r>
+              <w:t xml:space="preserve">125</w:t>
+            </w:r>
+          </w:p>
+        </w:tc>
+        <w:tc>
+          <w:tcPr/>
+          <w:p>
+            <w:pPr>
+              <w:pStyle w:val="Compact"/>
+              <w:jc w:val="left"/>
+            </w:pPr>
+            <w:r>
+              <w:t xml:space="preserve">1,84 %</w:t>
+            </w:r>
+          </w:p>
+        </w:tc>
+      </w:tr>
+      <w:tr>
+        <w:tc>
+          <w:tcPr/>
+          <w:p>
+            <w:pPr>
+              <w:pStyle w:val="Compact"/>
+              <w:jc w:val="left"/>
+            </w:pPr>
+            <w:r>
+              <w:t xml:space="preserve">Trastorno hipertensivo del embarazo</w:t>
             </w:r>
           </w:p>
         </w:tc>
@@ -14637,33 +15044,133 @@
               <w:jc w:val="left"/>
             </w:pPr>
             <w:r>
-              <w:t xml:space="preserve">151</w:t>
-            </w:r>
-          </w:p>
-        </w:tc>
-        <w:tc>
-          <w:tcPr/>
-          <w:p>
-            <w:pPr>
-              <w:pStyle w:val="Compact"/>
-              <w:jc w:val="left"/>
-            </w:pPr>
-            <w:r>
-              <w:t xml:space="preserve">2,15 %</w:t>
-            </w:r>
-          </w:p>
-        </w:tc>
-      </w:tr>
-      <w:tr>
-        <w:tc>
-          <w:tcPr/>
-          <w:p>
-            <w:pPr>
-              <w:pStyle w:val="Compact"/>
-              <w:jc w:val="left"/>
-            </w:pPr>
-            <w:r>
-              <w:t xml:space="preserve">Apgar 1 min bajo</w:t>
+              <w:t xml:space="preserve">124</w:t>
+            </w:r>
+          </w:p>
+        </w:tc>
+        <w:tc>
+          <w:tcPr/>
+          <w:p>
+            <w:pPr>
+              <w:pStyle w:val="Compact"/>
+              <w:jc w:val="left"/>
+            </w:pPr>
+            <w:r>
+              <w:t xml:space="preserve">1,76 %</w:t>
+            </w:r>
+          </w:p>
+        </w:tc>
+      </w:tr>
+      <w:tr>
+        <w:tc>
+          <w:tcPr/>
+          <w:p>
+            <w:pPr>
+              <w:pStyle w:val="Compact"/>
+              <w:jc w:val="left"/>
+            </w:pPr>
+            <w:r>
+              <w:t xml:space="preserve">Apgar 5 min bajo</w:t>
+            </w:r>
+          </w:p>
+        </w:tc>
+        <w:tc>
+          <w:tcPr/>
+          <w:p>
+            <w:pPr>
+              <w:pStyle w:val="Compact"/>
+              <w:jc w:val="left"/>
+            </w:pPr>
+            <w:r>
+              <w:t xml:space="preserve">6790</w:t>
+            </w:r>
+          </w:p>
+        </w:tc>
+        <w:tc>
+          <w:tcPr/>
+          <w:p>
+            <w:pPr>
+              <w:pStyle w:val="Compact"/>
+              <w:jc w:val="left"/>
+            </w:pPr>
+            <w:r>
+              <w:t xml:space="preserve">117</w:t>
+            </w:r>
+          </w:p>
+        </w:tc>
+        <w:tc>
+          <w:tcPr/>
+          <w:p>
+            <w:pPr>
+              <w:pStyle w:val="Compact"/>
+              <w:jc w:val="left"/>
+            </w:pPr>
+            <w:r>
+              <w:t xml:space="preserve">1,72 %</w:t>
+            </w:r>
+          </w:p>
+        </w:tc>
+      </w:tr>
+      <w:tr>
+        <w:tc>
+          <w:tcPr/>
+          <w:p>
+            <w:pPr>
+              <w:pStyle w:val="Compact"/>
+              <w:jc w:val="left"/>
+            </w:pPr>
+            <w:r>
+              <w:t xml:space="preserve">Recién nacido vivo</w:t>
+            </w:r>
+          </w:p>
+        </w:tc>
+        <w:tc>
+          <w:tcPr/>
+          <w:p>
+            <w:pPr>
+              <w:pStyle w:val="Compact"/>
+              <w:jc w:val="left"/>
+            </w:pPr>
+            <w:r>
+              <w:t xml:space="preserve">6790</w:t>
+            </w:r>
+          </w:p>
+        </w:tc>
+        <w:tc>
+          <w:tcPr/>
+          <w:p>
+            <w:pPr>
+              <w:pStyle w:val="Compact"/>
+              <w:jc w:val="left"/>
+            </w:pPr>
+            <w:r>
+              <w:t xml:space="preserve">12</w:t>
+            </w:r>
+          </w:p>
+        </w:tc>
+        <w:tc>
+          <w:tcPr/>
+          <w:p>
+            <w:pPr>
+              <w:pStyle w:val="Compact"/>
+              <w:jc w:val="left"/>
+            </w:pPr>
+            <w:r>
+              <w:t xml:space="preserve">0,18 %</w:t>
+            </w:r>
+          </w:p>
+        </w:tc>
+      </w:tr>
+      <w:tr>
+        <w:tc>
+          <w:tcPr/>
+          <w:p>
+            <w:pPr>
+              <w:pStyle w:val="Compact"/>
+              <w:jc w:val="left"/>
+            </w:pPr>
+            <w:r>
+              <w:t xml:space="preserve">Infección urinaria</w:t>
             </w:r>
           </w:p>
         </w:tc>
@@ -14687,33 +15194,133 @@
               <w:jc w:val="left"/>
             </w:pPr>
             <w:r>
-              <w:t xml:space="preserve">126</w:t>
-            </w:r>
-          </w:p>
-        </w:tc>
-        <w:tc>
-          <w:tcPr/>
-          <w:p>
-            <w:pPr>
-              <w:pStyle w:val="Compact"/>
-              <w:jc w:val="left"/>
-            </w:pPr>
-            <w:r>
-              <w:t xml:space="preserve">1,79 %</w:t>
-            </w:r>
-          </w:p>
-        </w:tc>
-      </w:tr>
-      <w:tr>
-        <w:tc>
-          <w:tcPr/>
-          <w:p>
-            <w:pPr>
-              <w:pStyle w:val="Compact"/>
-              <w:jc w:val="left"/>
-            </w:pPr>
-            <w:r>
-              <w:t xml:space="preserve">Trastorno hipertensivo del embarazo</w:t>
+              <w:t xml:space="preserve">96</w:t>
+            </w:r>
+          </w:p>
+        </w:tc>
+        <w:tc>
+          <w:tcPr/>
+          <w:p>
+            <w:pPr>
+              <w:pStyle w:val="Compact"/>
+              <w:jc w:val="left"/>
+            </w:pPr>
+            <w:r>
+              <w:t xml:space="preserve">1,36 %</w:t>
+            </w:r>
+          </w:p>
+        </w:tc>
+      </w:tr>
+      <w:tr>
+        <w:tc>
+          <w:tcPr/>
+          <w:p>
+            <w:pPr>
+              <w:pStyle w:val="Compact"/>
+              <w:jc w:val="left"/>
+            </w:pPr>
+            <w:r>
+              <w:t xml:space="preserve">Prematuro</w:t>
+            </w:r>
+          </w:p>
+        </w:tc>
+        <w:tc>
+          <w:tcPr/>
+          <w:p>
+            <w:pPr>
+              <w:pStyle w:val="Compact"/>
+              <w:jc w:val="left"/>
+            </w:pPr>
+            <w:r>
+              <w:t xml:space="preserve">6790</w:t>
+            </w:r>
+          </w:p>
+        </w:tc>
+        <w:tc>
+          <w:tcPr/>
+          <w:p>
+            <w:pPr>
+              <w:pStyle w:val="Compact"/>
+              <w:jc w:val="left"/>
+            </w:pPr>
+            <w:r>
+              <w:t xml:space="preserve">43</w:t>
+            </w:r>
+          </w:p>
+        </w:tc>
+        <w:tc>
+          <w:tcPr/>
+          <w:p>
+            <w:pPr>
+              <w:pStyle w:val="Compact"/>
+              <w:jc w:val="left"/>
+            </w:pPr>
+            <w:r>
+              <w:t xml:space="preserve">0,63 %</w:t>
+            </w:r>
+          </w:p>
+        </w:tc>
+      </w:tr>
+      <w:tr>
+        <w:tc>
+          <w:tcPr/>
+          <w:p>
+            <w:pPr>
+              <w:pStyle w:val="Compact"/>
+              <w:jc w:val="left"/>
+            </w:pPr>
+            <w:r>
+              <w:t xml:space="preserve">Edad gestacional al parto</w:t>
+            </w:r>
+          </w:p>
+        </w:tc>
+        <w:tc>
+          <w:tcPr/>
+          <w:p>
+            <w:pPr>
+              <w:pStyle w:val="Compact"/>
+              <w:jc w:val="left"/>
+            </w:pPr>
+            <w:r>
+              <w:t xml:space="preserve">6790</w:t>
+            </w:r>
+          </w:p>
+        </w:tc>
+        <w:tc>
+          <w:tcPr/>
+          <w:p>
+            <w:pPr>
+              <w:pStyle w:val="Compact"/>
+              <w:jc w:val="left"/>
+            </w:pPr>
+            <w:r>
+              <w:t xml:space="preserve">25</w:t>
+            </w:r>
+          </w:p>
+        </w:tc>
+        <w:tc>
+          <w:tcPr/>
+          <w:p>
+            <w:pPr>
+              <w:pStyle w:val="Compact"/>
+              <w:jc w:val="left"/>
+            </w:pPr>
+            <w:r>
+              <w:t xml:space="preserve">0,37 %</w:t>
+            </w:r>
+          </w:p>
+        </w:tc>
+      </w:tr>
+      <w:tr>
+        <w:tc>
+          <w:tcPr/>
+          <w:p>
+            <w:pPr>
+              <w:pStyle w:val="Compact"/>
+              <w:jc w:val="left"/>
+            </w:pPr>
+            <w:r>
+              <w:t xml:space="preserve">Rezago escolar (binario)</w:t>
             </w:r>
           </w:p>
         </w:tc>
@@ -14737,33 +15344,33 @@
               <w:jc w:val="left"/>
             </w:pPr>
             <w:r>
-              <w:t xml:space="preserve">124</w:t>
-            </w:r>
-          </w:p>
-        </w:tc>
-        <w:tc>
-          <w:tcPr/>
-          <w:p>
-            <w:pPr>
-              <w:pStyle w:val="Compact"/>
-              <w:jc w:val="left"/>
-            </w:pPr>
-            <w:r>
-              <w:t xml:space="preserve">1,76 %</w:t>
-            </w:r>
-          </w:p>
-        </w:tc>
-      </w:tr>
-      <w:tr>
-        <w:tc>
-          <w:tcPr/>
-          <w:p>
-            <w:pPr>
-              <w:pStyle w:val="Compact"/>
-              <w:jc w:val="left"/>
-            </w:pPr>
-            <w:r>
-              <w:t xml:space="preserve">Apgar 5 min bajo</w:t>
+              <w:t xml:space="preserve">8</w:t>
+            </w:r>
+          </w:p>
+        </w:tc>
+        <w:tc>
+          <w:tcPr/>
+          <w:p>
+            <w:pPr>
+              <w:pStyle w:val="Compact"/>
+              <w:jc w:val="left"/>
+            </w:pPr>
+            <w:r>
+              <w:t xml:space="preserve">0,11 %</w:t>
+            </w:r>
+          </w:p>
+        </w:tc>
+      </w:tr>
+      <w:tr>
+        <w:tc>
+          <w:tcPr/>
+          <w:p>
+            <w:pPr>
+              <w:pStyle w:val="Compact"/>
+              <w:jc w:val="left"/>
+            </w:pPr>
+            <w:r>
+              <w:t xml:space="preserve">Categoría de rezago escolar</w:t>
             </w:r>
           </w:p>
         </w:tc>
@@ -14787,33 +15394,33 @@
               <w:jc w:val="left"/>
             </w:pPr>
             <w:r>
-              <w:t xml:space="preserve">118</w:t>
-            </w:r>
-          </w:p>
-        </w:tc>
-        <w:tc>
-          <w:tcPr/>
-          <w:p>
-            <w:pPr>
-              <w:pStyle w:val="Compact"/>
-              <w:jc w:val="left"/>
-            </w:pPr>
-            <w:r>
-              <w:t xml:space="preserve">1,68 %</w:t>
-            </w:r>
-          </w:p>
-        </w:tc>
-      </w:tr>
-      <w:tr>
-        <w:tc>
-          <w:tcPr/>
-          <w:p>
-            <w:pPr>
-              <w:pStyle w:val="Compact"/>
-              <w:jc w:val="left"/>
-            </w:pPr>
-            <w:r>
-              <w:t xml:space="preserve">Recién nacido vivo</w:t>
+              <w:t xml:space="preserve">8</w:t>
+            </w:r>
+          </w:p>
+        </w:tc>
+        <w:tc>
+          <w:tcPr/>
+          <w:p>
+            <w:pPr>
+              <w:pStyle w:val="Compact"/>
+              <w:jc w:val="left"/>
+            </w:pPr>
+            <w:r>
+              <w:t xml:space="preserve">0,11 %</w:t>
+            </w:r>
+          </w:p>
+        </w:tc>
+      </w:tr>
+      <w:tr>
+        <w:tc>
+          <w:tcPr/>
+          <w:p>
+            <w:pPr>
+              <w:pStyle w:val="Compact"/>
+              <w:jc w:val="left"/>
+            </w:pPr>
+            <w:r>
+              <w:t xml:space="preserve">Parto vía vaginal</w:t>
             </w:r>
           </w:p>
         </w:tc>
@@ -14837,33 +15444,133 @@
               <w:jc w:val="left"/>
             </w:pPr>
             <w:r>
-              <w:t xml:space="preserve">103</w:t>
-            </w:r>
-          </w:p>
-        </w:tc>
-        <w:tc>
-          <w:tcPr/>
-          <w:p>
-            <w:pPr>
-              <w:pStyle w:val="Compact"/>
-              <w:jc w:val="left"/>
-            </w:pPr>
-            <w:r>
-              <w:t xml:space="preserve">1,46 %</w:t>
-            </w:r>
-          </w:p>
-        </w:tc>
-      </w:tr>
-      <w:tr>
-        <w:tc>
-          <w:tcPr/>
-          <w:p>
-            <w:pPr>
-              <w:pStyle w:val="Compact"/>
-              <w:jc w:val="left"/>
-            </w:pPr>
-            <w:r>
-              <w:t xml:space="preserve">Infección urinaria</w:t>
+              <w:t xml:space="preserve">5</w:t>
+            </w:r>
+          </w:p>
+        </w:tc>
+        <w:tc>
+          <w:tcPr/>
+          <w:p>
+            <w:pPr>
+              <w:pStyle w:val="Compact"/>
+              <w:jc w:val="left"/>
+            </w:pPr>
+            <w:r>
+              <w:t xml:space="preserve">0,07 %</w:t>
+            </w:r>
+          </w:p>
+        </w:tc>
+      </w:tr>
+      <w:tr>
+        <w:tc>
+          <w:tcPr/>
+          <w:p>
+            <w:pPr>
+              <w:pStyle w:val="Compact"/>
+              <w:jc w:val="left"/>
+            </w:pPr>
+            <w:r>
+              <w:t xml:space="preserve">Pequeño para la edad gestacional</w:t>
+            </w:r>
+          </w:p>
+        </w:tc>
+        <w:tc>
+          <w:tcPr/>
+          <w:p>
+            <w:pPr>
+              <w:pStyle w:val="Compact"/>
+              <w:jc w:val="left"/>
+            </w:pPr>
+            <w:r>
+              <w:t xml:space="preserve">6790</w:t>
+            </w:r>
+          </w:p>
+        </w:tc>
+        <w:tc>
+          <w:tcPr/>
+          <w:p>
+            <w:pPr>
+              <w:pStyle w:val="Compact"/>
+              <w:jc w:val="left"/>
+            </w:pPr>
+            <w:r>
+              <w:t xml:space="preserve">1</w:t>
+            </w:r>
+          </w:p>
+        </w:tc>
+        <w:tc>
+          <w:tcPr/>
+          <w:p>
+            <w:pPr>
+              <w:pStyle w:val="Compact"/>
+              <w:jc w:val="left"/>
+            </w:pPr>
+            <w:r>
+              <w:t xml:space="preserve">0,01 %</w:t>
+            </w:r>
+          </w:p>
+        </w:tc>
+      </w:tr>
+      <w:tr>
+        <w:tc>
+          <w:tcPr/>
+          <w:p>
+            <w:pPr>
+              <w:pStyle w:val="Compact"/>
+              <w:jc w:val="left"/>
+            </w:pPr>
+            <w:r>
+              <w:t xml:space="preserve">Peso al nacer</w:t>
+            </w:r>
+          </w:p>
+        </w:tc>
+        <w:tc>
+          <w:tcPr/>
+          <w:p>
+            <w:pPr>
+              <w:pStyle w:val="Compact"/>
+              <w:jc w:val="left"/>
+            </w:pPr>
+            <w:r>
+              <w:t xml:space="preserve">6790</w:t>
+            </w:r>
+          </w:p>
+        </w:tc>
+        <w:tc>
+          <w:tcPr/>
+          <w:p>
+            <w:pPr>
+              <w:pStyle w:val="Compact"/>
+              <w:jc w:val="left"/>
+            </w:pPr>
+            <w:r>
+              <w:t xml:space="preserve">1</w:t>
+            </w:r>
+          </w:p>
+        </w:tc>
+        <w:tc>
+          <w:tcPr/>
+          <w:p>
+            <w:pPr>
+              <w:pStyle w:val="Compact"/>
+              <w:jc w:val="left"/>
+            </w:pPr>
+            <w:r>
+              <w:t xml:space="preserve">0,01 %</w:t>
+            </w:r>
+          </w:p>
+        </w:tc>
+      </w:tr>
+      <w:tr>
+        <w:tc>
+          <w:tcPr/>
+          <w:p>
+            <w:pPr>
+              <w:pStyle w:val="Compact"/>
+              <w:jc w:val="left"/>
+            </w:pPr>
+            <w:r>
+              <w:t xml:space="preserve">Pareja estable</w:t>
             </w:r>
           </w:p>
         </w:tc>
@@ -14887,33 +15594,33 @@
               <w:jc w:val="left"/>
             </w:pPr>
             <w:r>
-              <w:t xml:space="preserve">96</w:t>
-            </w:r>
-          </w:p>
-        </w:tc>
-        <w:tc>
-          <w:tcPr/>
-          <w:p>
-            <w:pPr>
-              <w:pStyle w:val="Compact"/>
-              <w:jc w:val="left"/>
-            </w:pPr>
-            <w:r>
-              <w:t xml:space="preserve">1,36 %</w:t>
-            </w:r>
-          </w:p>
-        </w:tc>
-      </w:tr>
-      <w:tr>
-        <w:tc>
-          <w:tcPr/>
-          <w:p>
-            <w:pPr>
-              <w:pStyle w:val="Compact"/>
-              <w:jc w:val="left"/>
-            </w:pPr>
-            <w:r>
-              <w:t xml:space="preserve">Prematuro</w:t>
+              <w:t xml:space="preserve">0</w:t>
+            </w:r>
+          </w:p>
+        </w:tc>
+        <w:tc>
+          <w:tcPr/>
+          <w:p>
+            <w:pPr>
+              <w:pStyle w:val="Compact"/>
+              <w:jc w:val="left"/>
+            </w:pPr>
+            <w:r>
+              <w:t xml:space="preserve">0,00 %</w:t>
+            </w:r>
+          </w:p>
+        </w:tc>
+      </w:tr>
+      <w:tr>
+        <w:tc>
+          <w:tcPr/>
+          <w:p>
+            <w:pPr>
+              <w:pStyle w:val="Compact"/>
+              <w:jc w:val="left"/>
+            </w:pPr>
+            <w:r>
+              <w:t xml:space="preserve">Menor nivel educativo registrado</w:t>
             </w:r>
           </w:p>
         </w:tc>
@@ -14937,33 +15644,33 @@
               <w:jc w:val="left"/>
             </w:pPr>
             <w:r>
-              <w:t xml:space="preserve">43</w:t>
-            </w:r>
-          </w:p>
-        </w:tc>
-        <w:tc>
-          <w:tcPr/>
-          <w:p>
-            <w:pPr>
-              <w:pStyle w:val="Compact"/>
-              <w:jc w:val="left"/>
-            </w:pPr>
-            <w:r>
-              <w:t xml:space="preserve">0,61 %</w:t>
-            </w:r>
-          </w:p>
-        </w:tc>
-      </w:tr>
-      <w:tr>
-        <w:tc>
-          <w:tcPr/>
-          <w:p>
-            <w:pPr>
-              <w:pStyle w:val="Compact"/>
-              <w:jc w:val="left"/>
-            </w:pPr>
-            <w:r>
-              <w:t xml:space="preserve">Edad gestacional al parto</w:t>
+              <w:t xml:space="preserve">0</w:t>
+            </w:r>
+          </w:p>
+        </w:tc>
+        <w:tc>
+          <w:tcPr/>
+          <w:p>
+            <w:pPr>
+              <w:pStyle w:val="Compact"/>
+              <w:jc w:val="left"/>
+            </w:pPr>
+            <w:r>
+              <w:t xml:space="preserve">0,00 %</w:t>
+            </w:r>
+          </w:p>
+        </w:tc>
+      </w:tr>
+      <w:tr>
+        <w:tc>
+          <w:tcPr/>
+          <w:p>
+            <w:pPr>
+              <w:pStyle w:val="Compact"/>
+              <w:jc w:val="left"/>
+            </w:pPr>
+            <w:r>
+              <w:t xml:space="preserve">Etnia minoritaria</w:t>
             </w:r>
           </w:p>
         </w:tc>
@@ -14987,33 +15694,33 @@
               <w:jc w:val="left"/>
             </w:pPr>
             <w:r>
-              <w:t xml:space="preserve">26</w:t>
-            </w:r>
-          </w:p>
-        </w:tc>
-        <w:tc>
-          <w:tcPr/>
-          <w:p>
-            <w:pPr>
-              <w:pStyle w:val="Compact"/>
-              <w:jc w:val="left"/>
-            </w:pPr>
-            <w:r>
-              <w:t xml:space="preserve">0,37 %</w:t>
-            </w:r>
-          </w:p>
-        </w:tc>
-      </w:tr>
-      <w:tr>
-        <w:tc>
-          <w:tcPr/>
-          <w:p>
-            <w:pPr>
-              <w:pStyle w:val="Compact"/>
-              <w:jc w:val="left"/>
-            </w:pPr>
-            <w:r>
-              <w:t xml:space="preserve">Rezago escolar (binario)</w:t>
+              <w:t xml:space="preserve">0</w:t>
+            </w:r>
+          </w:p>
+        </w:tc>
+        <w:tc>
+          <w:tcPr/>
+          <w:p>
+            <w:pPr>
+              <w:pStyle w:val="Compact"/>
+              <w:jc w:val="left"/>
+            </w:pPr>
+            <w:r>
+              <w:t xml:space="preserve">0,00 %</w:t>
+            </w:r>
+          </w:p>
+        </w:tc>
+      </w:tr>
+      <w:tr>
+        <w:tc>
+          <w:tcPr/>
+          <w:p>
+            <w:pPr>
+              <w:pStyle w:val="Compact"/>
+              <w:jc w:val="left"/>
+            </w:pPr>
+            <w:r>
+              <w:t xml:space="preserve">Gestas previas</w:t>
             </w:r>
           </w:p>
         </w:tc>
@@ -15037,33 +15744,33 @@
               <w:jc w:val="left"/>
             </w:pPr>
             <w:r>
-              <w:t xml:space="preserve">8</w:t>
-            </w:r>
-          </w:p>
-        </w:tc>
-        <w:tc>
-          <w:tcPr/>
-          <w:p>
-            <w:pPr>
-              <w:pStyle w:val="Compact"/>
-              <w:jc w:val="left"/>
-            </w:pPr>
-            <w:r>
-              <w:t xml:space="preserve">0,11 %</w:t>
-            </w:r>
-          </w:p>
-        </w:tc>
-      </w:tr>
-      <w:tr>
-        <w:tc>
-          <w:tcPr/>
-          <w:p>
-            <w:pPr>
-              <w:pStyle w:val="Compact"/>
-              <w:jc w:val="left"/>
-            </w:pPr>
-            <w:r>
-              <w:t xml:space="preserve">Categoría de rezago escolar</w:t>
+              <w:t xml:space="preserve">0</w:t>
+            </w:r>
+          </w:p>
+        </w:tc>
+        <w:tc>
+          <w:tcPr/>
+          <w:p>
+            <w:pPr>
+              <w:pStyle w:val="Compact"/>
+              <w:jc w:val="left"/>
+            </w:pPr>
+            <w:r>
+              <w:t xml:space="preserve">0,00 %</w:t>
+            </w:r>
+          </w:p>
+        </w:tc>
+      </w:tr>
+      <w:tr>
+        <w:tc>
+          <w:tcPr/>
+          <w:p>
+            <w:pPr>
+              <w:pStyle w:val="Compact"/>
+              <w:jc w:val="left"/>
+            </w:pPr>
+            <w:r>
+              <w:t xml:space="preserve">Embarazo múltiple</w:t>
             </w:r>
           </w:p>
         </w:tc>
@@ -15087,33 +15794,33 @@
               <w:jc w:val="left"/>
             </w:pPr>
             <w:r>
-              <w:t xml:space="preserve">8</w:t>
-            </w:r>
-          </w:p>
-        </w:tc>
-        <w:tc>
-          <w:tcPr/>
-          <w:p>
-            <w:pPr>
-              <w:pStyle w:val="Compact"/>
-              <w:jc w:val="left"/>
-            </w:pPr>
-            <w:r>
-              <w:t xml:space="preserve">0,11 %</w:t>
-            </w:r>
-          </w:p>
-        </w:tc>
-      </w:tr>
-      <w:tr>
-        <w:tc>
-          <w:tcPr/>
-          <w:p>
-            <w:pPr>
-              <w:pStyle w:val="Compact"/>
-              <w:jc w:val="left"/>
-            </w:pPr>
-            <w:r>
-              <w:t xml:space="preserve">Parto vía vaginal</w:t>
+              <w:t xml:space="preserve">0</w:t>
+            </w:r>
+          </w:p>
+        </w:tc>
+        <w:tc>
+          <w:tcPr/>
+          <w:p>
+            <w:pPr>
+              <w:pStyle w:val="Compact"/>
+              <w:jc w:val="left"/>
+            </w:pPr>
+            <w:r>
+              <w:t xml:space="preserve">0,00 %</w:t>
+            </w:r>
+          </w:p>
+        </w:tc>
+      </w:tr>
+      <w:tr>
+        <w:tc>
+          <w:tcPr/>
+          <w:p>
+            <w:pPr>
+              <w:pStyle w:val="Compact"/>
+              <w:jc w:val="left"/>
+            </w:pPr>
+            <w:r>
+              <w:t xml:space="preserve">Embarazo planeado (registrado)</w:t>
             </w:r>
           </w:p>
         </w:tc>
@@ -15137,33 +15844,33 @@
               <w:jc w:val="left"/>
             </w:pPr>
             <w:r>
-              <w:t xml:space="preserve">5</w:t>
-            </w:r>
-          </w:p>
-        </w:tc>
-        <w:tc>
-          <w:tcPr/>
-          <w:p>
-            <w:pPr>
-              <w:pStyle w:val="Compact"/>
-              <w:jc w:val="left"/>
-            </w:pPr>
-            <w:r>
-              <w:t xml:space="preserve">0,07 %</w:t>
-            </w:r>
-          </w:p>
-        </w:tc>
-      </w:tr>
-      <w:tr>
-        <w:tc>
-          <w:tcPr/>
-          <w:p>
-            <w:pPr>
-              <w:pStyle w:val="Compact"/>
-              <w:jc w:val="left"/>
-            </w:pPr>
-            <w:r>
-              <w:t xml:space="preserve">Pequeño para la edad gestacional</w:t>
+              <w:t xml:space="preserve">0</w:t>
+            </w:r>
+          </w:p>
+        </w:tc>
+        <w:tc>
+          <w:tcPr/>
+          <w:p>
+            <w:pPr>
+              <w:pStyle w:val="Compact"/>
+              <w:jc w:val="left"/>
+            </w:pPr>
+            <w:r>
+              <w:t xml:space="preserve">0,00 %</w:t>
+            </w:r>
+          </w:p>
+        </w:tc>
+      </w:tr>
+      <w:tr>
+        <w:tc>
+          <w:tcPr/>
+          <w:p>
+            <w:pPr>
+              <w:pStyle w:val="Compact"/>
+              <w:jc w:val="left"/>
+            </w:pPr>
+            <w:r>
+              <w:t xml:space="preserve">Falla de método anticonceptivo (registrada)</w:t>
             </w:r>
           </w:p>
         </w:tc>
@@ -15187,33 +15894,33 @@
               <w:jc w:val="left"/>
             </w:pPr>
             <w:r>
-              <w:t xml:space="preserve">1</w:t>
-            </w:r>
-          </w:p>
-        </w:tc>
-        <w:tc>
-          <w:tcPr/>
-          <w:p>
-            <w:pPr>
-              <w:pStyle w:val="Compact"/>
-              <w:jc w:val="left"/>
-            </w:pPr>
-            <w:r>
-              <w:t xml:space="preserve">0,01 %</w:t>
-            </w:r>
-          </w:p>
-        </w:tc>
-      </w:tr>
-      <w:tr>
-        <w:tc>
-          <w:tcPr/>
-          <w:p>
-            <w:pPr>
-              <w:pStyle w:val="Compact"/>
-              <w:jc w:val="left"/>
-            </w:pPr>
-            <w:r>
-              <w:t xml:space="preserve">Peso al nacer</w:t>
+              <w:t xml:space="preserve">0</w:t>
+            </w:r>
+          </w:p>
+        </w:tc>
+        <w:tc>
+          <w:tcPr/>
+          <w:p>
+            <w:pPr>
+              <w:pStyle w:val="Compact"/>
+              <w:jc w:val="left"/>
+            </w:pPr>
+            <w:r>
+              <w:t xml:space="preserve">0,00 %</w:t>
+            </w:r>
+          </w:p>
+        </w:tc>
+      </w:tr>
+      <w:tr>
+        <w:tc>
+          <w:tcPr/>
+          <w:p>
+            <w:pPr>
+              <w:pStyle w:val="Compact"/>
+              <w:jc w:val="left"/>
+            </w:pPr>
+            <w:r>
+              <w:t xml:space="preserve">Compromiso del bienestar fetal</w:t>
             </w:r>
           </w:p>
         </w:tc>
@@ -15237,56 +15944,6 @@
               <w:jc w:val="left"/>
             </w:pPr>
             <w:r>
-              <w:t xml:space="preserve">1</w:t>
-            </w:r>
-          </w:p>
-        </w:tc>
-        <w:tc>
-          <w:tcPr/>
-          <w:p>
-            <w:pPr>
-              <w:pStyle w:val="Compact"/>
-              <w:jc w:val="left"/>
-            </w:pPr>
-            <w:r>
-              <w:t xml:space="preserve">0,01 %</w:t>
-            </w:r>
-          </w:p>
-        </w:tc>
-      </w:tr>
-      <w:tr>
-        <w:tc>
-          <w:tcPr/>
-          <w:p>
-            <w:pPr>
-              <w:pStyle w:val="Compact"/>
-              <w:jc w:val="left"/>
-            </w:pPr>
-            <w:r>
-              <w:t xml:space="preserve">Pareja estable</w:t>
-            </w:r>
-          </w:p>
-        </w:tc>
-        <w:tc>
-          <w:tcPr/>
-          <w:p>
-            <w:pPr>
-              <w:pStyle w:val="Compact"/>
-              <w:jc w:val="left"/>
-            </w:pPr>
-            <w:r>
-              <w:t xml:space="preserve">7035</w:t>
-            </w:r>
-          </w:p>
-        </w:tc>
-        <w:tc>
-          <w:tcPr/>
-          <w:p>
-            <w:pPr>
-              <w:pStyle w:val="Compact"/>
-              <w:jc w:val="left"/>
-            </w:pPr>
-            <w:r>
               <w:t xml:space="preserve">0</w:t>
             </w:r>
           </w:p>
@@ -15313,19 +15970,19 @@
               <w:jc w:val="left"/>
             </w:pPr>
             <w:r>
-              <w:t xml:space="preserve">Menor nivel educativo registrado</w:t>
-            </w:r>
-          </w:p>
-        </w:tc>
-        <w:tc>
-          <w:tcPr/>
-          <w:p>
-            <w:pPr>
-              <w:pStyle w:val="Compact"/>
-              <w:jc w:val="left"/>
-            </w:pPr>
-            <w:r>
-              <w:t xml:space="preserve">7035</w:t>
+              <w:t xml:space="preserve">Macrosómico</w:t>
+            </w:r>
+          </w:p>
+        </w:tc>
+        <w:tc>
+          <w:tcPr/>
+          <w:p>
+            <w:pPr>
+              <w:pStyle w:val="Compact"/>
+              <w:jc w:val="left"/>
+            </w:pPr>
+            <w:r>
+              <w:t xml:space="preserve">6790</w:t>
             </w:r>
           </w:p>
         </w:tc>
@@ -15363,19 +16020,19 @@
               <w:jc w:val="left"/>
             </w:pPr>
             <w:r>
-              <w:t xml:space="preserve">Etnia minoritaria</w:t>
-            </w:r>
-          </w:p>
-        </w:tc>
-        <w:tc>
-          <w:tcPr/>
-          <w:p>
-            <w:pPr>
-              <w:pStyle w:val="Compact"/>
-              <w:jc w:val="left"/>
-            </w:pPr>
-            <w:r>
-              <w:t xml:space="preserve">7035</w:t>
+              <w:t xml:space="preserve">Ictericia neonatal</w:t>
+            </w:r>
+          </w:p>
+        </w:tc>
+        <w:tc>
+          <w:tcPr/>
+          <w:p>
+            <w:pPr>
+              <w:pStyle w:val="Compact"/>
+              <w:jc w:val="left"/>
+            </w:pPr>
+            <w:r>
+              <w:t xml:space="preserve">6790</w:t>
             </w:r>
           </w:p>
         </w:tc>
@@ -15404,357 +16061,15 @@
           </w:p>
         </w:tc>
       </w:tr>
-      <w:tr>
-        <w:tc>
-          <w:tcPr/>
-          <w:p>
-            <w:pPr>
-              <w:pStyle w:val="Compact"/>
-              <w:jc w:val="left"/>
-            </w:pPr>
-            <w:r>
-              <w:t xml:space="preserve">Gestas previas</w:t>
-            </w:r>
-          </w:p>
-        </w:tc>
-        <w:tc>
-          <w:tcPr/>
-          <w:p>
-            <w:pPr>
-              <w:pStyle w:val="Compact"/>
-              <w:jc w:val="left"/>
-            </w:pPr>
-            <w:r>
-              <w:t xml:space="preserve">7035</w:t>
-            </w:r>
-          </w:p>
-        </w:tc>
-        <w:tc>
-          <w:tcPr/>
-          <w:p>
-            <w:pPr>
-              <w:pStyle w:val="Compact"/>
-              <w:jc w:val="left"/>
-            </w:pPr>
-            <w:r>
-              <w:t xml:space="preserve">0</w:t>
-            </w:r>
-          </w:p>
-        </w:tc>
-        <w:tc>
-          <w:tcPr/>
-          <w:p>
-            <w:pPr>
-              <w:pStyle w:val="Compact"/>
-              <w:jc w:val="left"/>
-            </w:pPr>
-            <w:r>
-              <w:t xml:space="preserve">0,00 %</w:t>
-            </w:r>
-          </w:p>
-        </w:tc>
-      </w:tr>
-      <w:tr>
-        <w:tc>
-          <w:tcPr/>
-          <w:p>
-            <w:pPr>
-              <w:pStyle w:val="Compact"/>
-              <w:jc w:val="left"/>
-            </w:pPr>
-            <w:r>
-              <w:t xml:space="preserve">Embarazo múltiple</w:t>
-            </w:r>
-          </w:p>
-        </w:tc>
-        <w:tc>
-          <w:tcPr/>
-          <w:p>
-            <w:pPr>
-              <w:pStyle w:val="Compact"/>
-              <w:jc w:val="left"/>
-            </w:pPr>
-            <w:r>
-              <w:t xml:space="preserve">7035</w:t>
-            </w:r>
-          </w:p>
-        </w:tc>
-        <w:tc>
-          <w:tcPr/>
-          <w:p>
-            <w:pPr>
-              <w:pStyle w:val="Compact"/>
-              <w:jc w:val="left"/>
-            </w:pPr>
-            <w:r>
-              <w:t xml:space="preserve">0</w:t>
-            </w:r>
-          </w:p>
-        </w:tc>
-        <w:tc>
-          <w:tcPr/>
-          <w:p>
-            <w:pPr>
-              <w:pStyle w:val="Compact"/>
-              <w:jc w:val="left"/>
-            </w:pPr>
-            <w:r>
-              <w:t xml:space="preserve">0,00 %</w:t>
-            </w:r>
-          </w:p>
-        </w:tc>
-      </w:tr>
-      <w:tr>
-        <w:tc>
-          <w:tcPr/>
-          <w:p>
-            <w:pPr>
-              <w:pStyle w:val="Compact"/>
-              <w:jc w:val="left"/>
-            </w:pPr>
-            <w:r>
-              <w:t xml:space="preserve">Embarazo planeado (registrado)</w:t>
-            </w:r>
-          </w:p>
-        </w:tc>
-        <w:tc>
-          <w:tcPr/>
-          <w:p>
-            <w:pPr>
-              <w:pStyle w:val="Compact"/>
-              <w:jc w:val="left"/>
-            </w:pPr>
-            <w:r>
-              <w:t xml:space="preserve">7035</w:t>
-            </w:r>
-          </w:p>
-        </w:tc>
-        <w:tc>
-          <w:tcPr/>
-          <w:p>
-            <w:pPr>
-              <w:pStyle w:val="Compact"/>
-              <w:jc w:val="left"/>
-            </w:pPr>
-            <w:r>
-              <w:t xml:space="preserve">0</w:t>
-            </w:r>
-          </w:p>
-        </w:tc>
-        <w:tc>
-          <w:tcPr/>
-          <w:p>
-            <w:pPr>
-              <w:pStyle w:val="Compact"/>
-              <w:jc w:val="left"/>
-            </w:pPr>
-            <w:r>
-              <w:t xml:space="preserve">0,00 %</w:t>
-            </w:r>
-          </w:p>
-        </w:tc>
-      </w:tr>
-      <w:tr>
-        <w:tc>
-          <w:tcPr/>
-          <w:p>
-            <w:pPr>
-              <w:pStyle w:val="Compact"/>
-              <w:jc w:val="left"/>
-            </w:pPr>
-            <w:r>
-              <w:t xml:space="preserve">Falla de método anticonceptivo (registrada)</w:t>
-            </w:r>
-          </w:p>
-        </w:tc>
-        <w:tc>
-          <w:tcPr/>
-          <w:p>
-            <w:pPr>
-              <w:pStyle w:val="Compact"/>
-              <w:jc w:val="left"/>
-            </w:pPr>
-            <w:r>
-              <w:t xml:space="preserve">7035</w:t>
-            </w:r>
-          </w:p>
-        </w:tc>
-        <w:tc>
-          <w:tcPr/>
-          <w:p>
-            <w:pPr>
-              <w:pStyle w:val="Compact"/>
-              <w:jc w:val="left"/>
-            </w:pPr>
-            <w:r>
-              <w:t xml:space="preserve">0</w:t>
-            </w:r>
-          </w:p>
-        </w:tc>
-        <w:tc>
-          <w:tcPr/>
-          <w:p>
-            <w:pPr>
-              <w:pStyle w:val="Compact"/>
-              <w:jc w:val="left"/>
-            </w:pPr>
-            <w:r>
-              <w:t xml:space="preserve">0,00 %</w:t>
-            </w:r>
-          </w:p>
-        </w:tc>
-      </w:tr>
-      <w:tr>
-        <w:tc>
-          <w:tcPr/>
-          <w:p>
-            <w:pPr>
-              <w:pStyle w:val="Compact"/>
-              <w:jc w:val="left"/>
-            </w:pPr>
-            <w:r>
-              <w:t xml:space="preserve">Compromiso del bienestar fetal</w:t>
-            </w:r>
-          </w:p>
-        </w:tc>
-        <w:tc>
-          <w:tcPr/>
-          <w:p>
-            <w:pPr>
-              <w:pStyle w:val="Compact"/>
-              <w:jc w:val="left"/>
-            </w:pPr>
-            <w:r>
-              <w:t xml:space="preserve">7035</w:t>
-            </w:r>
-          </w:p>
-        </w:tc>
-        <w:tc>
-          <w:tcPr/>
-          <w:p>
-            <w:pPr>
-              <w:pStyle w:val="Compact"/>
-              <w:jc w:val="left"/>
-            </w:pPr>
-            <w:r>
-              <w:t xml:space="preserve">0</w:t>
-            </w:r>
-          </w:p>
-        </w:tc>
-        <w:tc>
-          <w:tcPr/>
-          <w:p>
-            <w:pPr>
-              <w:pStyle w:val="Compact"/>
-              <w:jc w:val="left"/>
-            </w:pPr>
-            <w:r>
-              <w:t xml:space="preserve">0,00 %</w:t>
-            </w:r>
-          </w:p>
-        </w:tc>
-      </w:tr>
-      <w:tr>
-        <w:tc>
-          <w:tcPr/>
-          <w:p>
-            <w:pPr>
-              <w:pStyle w:val="Compact"/>
-              <w:jc w:val="left"/>
-            </w:pPr>
-            <w:r>
-              <w:t xml:space="preserve">Macrosómico</w:t>
-            </w:r>
-          </w:p>
-        </w:tc>
-        <w:tc>
-          <w:tcPr/>
-          <w:p>
-            <w:pPr>
-              <w:pStyle w:val="Compact"/>
-              <w:jc w:val="left"/>
-            </w:pPr>
-            <w:r>
-              <w:t xml:space="preserve">7035</w:t>
-            </w:r>
-          </w:p>
-        </w:tc>
-        <w:tc>
-          <w:tcPr/>
-          <w:p>
-            <w:pPr>
-              <w:pStyle w:val="Compact"/>
-              <w:jc w:val="left"/>
-            </w:pPr>
-            <w:r>
-              <w:t xml:space="preserve">0</w:t>
-            </w:r>
-          </w:p>
-        </w:tc>
-        <w:tc>
-          <w:tcPr/>
-          <w:p>
-            <w:pPr>
-              <w:pStyle w:val="Compact"/>
-              <w:jc w:val="left"/>
-            </w:pPr>
-            <w:r>
-              <w:t xml:space="preserve">0,00 %</w:t>
-            </w:r>
-          </w:p>
-        </w:tc>
-      </w:tr>
-      <w:tr>
-        <w:tc>
-          <w:tcPr/>
-          <w:p>
-            <w:pPr>
-              <w:pStyle w:val="Compact"/>
-              <w:jc w:val="left"/>
-            </w:pPr>
-            <w:r>
-              <w:t xml:space="preserve">Ictericia neonatal</w:t>
-            </w:r>
-          </w:p>
-        </w:tc>
-        <w:tc>
-          <w:tcPr/>
-          <w:p>
-            <w:pPr>
-              <w:pStyle w:val="Compact"/>
-              <w:jc w:val="left"/>
-            </w:pPr>
-            <w:r>
-              <w:t xml:space="preserve">7035</w:t>
-            </w:r>
-          </w:p>
-        </w:tc>
-        <w:tc>
-          <w:tcPr/>
-          <w:p>
-            <w:pPr>
-              <w:pStyle w:val="Compact"/>
-              <w:jc w:val="left"/>
-            </w:pPr>
-            <w:r>
-              <w:t xml:space="preserve">0</w:t>
-            </w:r>
-          </w:p>
-        </w:tc>
-        <w:tc>
-          <w:tcPr/>
-          <w:p>
-            <w:pPr>
-              <w:pStyle w:val="Compact"/>
-              <w:jc w:val="left"/>
-            </w:pPr>
-            <w:r>
-              <w:t xml:space="preserve">0,00 %</w:t>
-            </w:r>
-          </w:p>
-        </w:tc>
-      </w:tr>
     </w:tbl>
+    <w:p>
+      <w:pPr>
+        <w:pStyle w:val="BodyText"/>
+      </w:pPr>
+      <w:r>
+        <w:t xml:space="preserve">Las variables maternas se calcularon sobre los 7.035 eventos obstétricos maternos, mientras que las variables neonatales se calcularon exclusivamente sobre la submuestra de 6.790 nacimientos únicos. Los denominadores específicos reflejan la disponibilidad de información para cada variable.</w:t>
+      </w:r>
+    </w:p>
     <w:bookmarkEnd w:id="28"/>
     <w:bookmarkStart w:id="29" w:name="X4497c148d95056527ed024798866b13fe0d9314"/>
     <w:p>
